--- a/arb/docx/48.content.docx
+++ b/arb/docx/48.content.docx
@@ -9,6 +9,8 @@
       </w:pPr>
       <w:r>
         <w:rPr>
+          <w:rtl/>
+          <w:cs/>
           <w:lang w:val="ar_AE" w:bidi="ar_AE"/>
         </w:rPr>
       </w:r>
@@ -20,53 +22,53 @@
       </w:pPr>
       <w:r>
         <w:rPr>
+          <w:rtl/>
+          <w:cs/>
           <w:lang w:val="ar_AE" w:bidi="ar_AE"/>
         </w:rPr>
         <w:t>Resource: Biblica Open New Arabic Version 2012</w:t>
       </w:r>
       <w:r>
         <w:rPr>
-          <w:lang w:val="ar_AE" w:bidi="ar_AE"/>
-        </w:rPr>
-      </w:r>
-    </w:p>
-    <w:p>
-      <w:pPr>
-        <w:bidi/>
-      </w:pPr>
-      <w:r>
-        <w:rPr>
+          <w:rtl/>
+          <w:cs/>
+          <w:lang w:val="ar_AE" w:bidi="ar_AE"/>
+        </w:rPr>
+      </w:r>
+    </w:p>
+    <w:p>
+      <w:pPr>
+        <w:bidi/>
+      </w:pPr>
+      <w:r>
+        <w:rPr>
+          <w:rtl/>
+          <w:cs/>
           <w:lang w:val="ar_AE" w:bidi="ar_AE"/>
         </w:rPr>
       </w:r>
       <w:r>
         <w:rPr>
           <w:b/>
+          <w:rtl/>
+          <w:cs/>
           <w:lang w:val="ar_AE" w:bidi="ar_AE"/>
         </w:rPr>
         <w:t>Biblica Open New Arabic Version 2012</w:t>
       </w:r>
       <w:r>
         <w:rPr>
-          <w:lang w:val="ar_AE" w:bidi="ar_AE"/>
-        </w:rPr>
-        <w:t xml:space="preserve"> (Arabic) is based on: </w:t>
-      </w:r>
-      <w:r>
-        <w:rPr>
-          <w:lang w:val="ar_AE" w:bidi="ar_AE"/>
-        </w:rPr>
-        <w:t>Biblica Open New Arabic Version 2012</w:t>
-      </w:r>
-      <w:r>
-        <w:rPr>
-          <w:lang w:val="ar_AE" w:bidi="ar_AE"/>
-        </w:rPr>
-        <w:t xml:space="preserve">, </w:t>
+          <w:rtl/>
+          <w:cs/>
+          <w:lang w:val="ar_AE" w:bidi="ar_AE"/>
+        </w:rPr>
+        <w:t xml:space="preserve"> © </w:t>
       </w:r>
       <w:hyperlink r:id="rId13">
         <w:r>
           <w:rPr>
+            <w:rtl/>
+            <w:cs/>
             <w:lang w:val="ar_AE" w:bidi="ar_AE"/>
           </w:rPr>
           <w:rPr>
@@ -78,13 +80,17 @@
       </w:hyperlink>
       <w:r>
         <w:rPr>
-          <w:lang w:val="ar_AE" w:bidi="ar_AE"/>
-        </w:rPr>
-        <w:t xml:space="preserve">, None, which is licensed under a </w:t>
+          <w:rtl/>
+          <w:cs/>
+          <w:lang w:val="ar_AE" w:bidi="ar_AE"/>
+        </w:rPr>
+        <w:t xml:space="preserve">, licensed under a </w:t>
       </w:r>
       <w:hyperlink r:id="rId14">
         <w:r>
           <w:rPr>
+            <w:rtl/>
+            <w:cs/>
             <w:lang w:val="ar_AE" w:bidi="ar_AE"/>
           </w:rPr>
           <w:rPr>
@@ -96,38 +102,23 @@
       </w:hyperlink>
       <w:r>
         <w:rPr>
+          <w:rtl/>
+          <w:cs/>
           <w:lang w:val="ar_AE" w:bidi="ar_AE"/>
         </w:rPr>
         <w:t>.</w:t>
       </w:r>
       <w:r>
         <w:rPr>
-          <w:lang w:val="ar_AE" w:bidi="ar_AE"/>
-        </w:rPr>
-      </w:r>
-    </w:p>
-    <w:p>
-      <w:pPr>
-        <w:bidi/>
-      </w:pPr>
-      <w:r>
-        <w:rPr>
-          <w:lang w:val="ar_AE" w:bidi="ar_AE"/>
-        </w:rPr>
-      </w:r>
-      <w:r>
-        <w:rPr>
-          <w:lang w:val="ar_AE" w:bidi="ar_AE"/>
-        </w:rPr>
-        <w:t>This PDF version is provided under the same license.</w:t>
-      </w:r>
-      <w:r>
-        <w:rPr>
-          <w:lang w:val="ar_AE" w:bidi="ar_AE"/>
-        </w:rPr>
-      </w:r>
-      <w:r>
-        <w:rPr>
+          <w:rtl/>
+          <w:cs/>
+          <w:lang w:val="ar_AE" w:bidi="ar_AE"/>
+        </w:rPr>
+      </w:r>
+      <w:r>
+        <w:rPr>
+          <w:rtl/>
+          <w:cs/>
           <w:lang w:val="ar_AE" w:bidi="ar_AE"/>
         </w:rPr>
       </w:r>
@@ -139,6 +130,8 @@
       </w:pPr>
       <w:r>
         <w:rPr>
+          <w:rtl/>
+          <w:cs/>
           <w:lang w:val="ar_AE" w:bidi="ar_AE"/>
         </w:rPr>
         <w:t>Biblica Open New Arabic Version 2012</w:t>
@@ -168,6 +161,8 @@
       </w:pPr>
       <w:r>
         <w:rPr>
+          <w:rtl/>
+          <w:cs/>
           <w:lang w:val="ar_AE" w:bidi="ar_AE"/>
         </w:rPr>
       </w:r>
@@ -179,32 +174,42 @@
       </w:pPr>
       <w:r>
         <w:rPr>
-          <w:lang w:val="ar_AE" w:bidi="ar_AE"/>
-        </w:rPr>
-      </w:r>
-    </w:p>
-    <w:p>
-      <w:pPr>
-        <w:bidi/>
-      </w:pPr>
-      <w:r>
-        <w:rPr>
-          <w:lang w:val="ar_AE" w:bidi="ar_AE"/>
-        </w:rPr>
-      </w:r>
-      <w:r>
-        <w:rPr>
+          <w:rtl/>
+          <w:cs/>
+          <w:lang w:val="ar_AE" w:bidi="ar_AE"/>
+        </w:rPr>
+      </w:r>
+    </w:p>
+    <w:p>
+      <w:pPr>
+        <w:bidi/>
+      </w:pPr>
+      <w:r>
+        <w:rPr>
+          <w:rtl/>
+          <w:cs/>
+          <w:lang w:val="ar_AE" w:bidi="ar_AE"/>
+        </w:rPr>
+      </w:r>
+      <w:r>
+        <w:rPr>
+          <w:rtl/>
+          <w:cs/>
           <w:lang w:val="ar_AE" w:bidi="ar_AE"/>
         </w:rPr>
         <w:t xml:space="preserve"> </w:t>
       </w:r>
       <w:r>
         <w:rPr>
-          <w:lang w:val="ar_AE" w:bidi="ar_AE"/>
-        </w:rPr>
-      </w:r>
-      <w:r>
-        <w:rPr>
+          <w:rtl/>
+          <w:cs/>
+          <w:lang w:val="ar_AE" w:bidi="ar_AE"/>
+        </w:rPr>
+      </w:r>
+      <w:r>
+        <w:rPr>
+          <w:rtl/>
+          <w:cs/>
           <w:lang w:val="ar_AE" w:bidi="ar_AE"/>
         </w:rPr>
       </w:r>
@@ -226,1062 +231,720 @@
     </w:p>
     <w:p>
       <w:pPr>
-        <w:bidi/>
-      </w:pPr>
-      <w:r>
-        <w:rPr>
-          <w:lang w:val="ar_AE" w:bidi="ar_AE"/>
-        </w:rPr>
-      </w:r>
-    </w:p>
-    <w:p>
-      <w:pPr>
         <w:pStyle w:val="Heading2"/>
         <w:bidi/>
       </w:pPr>
       <w:r>
         <w:rPr>
-          <w:lang w:val="ar_AE" w:bidi="ar_AE"/>
-        </w:rPr>
-        <w:t>Galatians 1:1</w:t>
-      </w:r>
-      <w:r>
-        <w:rPr>
-          <w:lang w:val="ar_AE" w:bidi="ar_AE"/>
-        </w:rPr>
-      </w:r>
-    </w:p>
-    <w:p>
-      <w:pPr>
-        <w:bidi/>
-      </w:pPr>
-      <w:r>
-        <w:rPr>
-          <w:lang w:val="ar_AE" w:bidi="ar_AE"/>
-        </w:rPr>
-      </w:r>
-      <w:r>
-        <w:rPr>
-          <w:vertAlign w:val="superscript"/>
+          <w:rtl/>
+          <w:cs/>
+          <w:lang w:val="ar_AE" w:bidi="ar_AE"/>
+        </w:rPr>
+        <w:t>غلاطية 1:1</w:t>
+      </w:r>
+      <w:r>
+        <w:rPr>
+          <w:rtl/>
+          <w:cs/>
+          <w:lang w:val="ar_AE" w:bidi="ar_AE"/>
+        </w:rPr>
+      </w:r>
+    </w:p>
+    <w:p>
+      <w:pPr>
+        <w:bidi/>
+      </w:pPr>
+      <w:r>
+        <w:rPr>
+          <w:rtl/>
+          <w:cs/>
+          <w:lang w:val="ar_AE" w:bidi="ar_AE"/>
+        </w:rPr>
+      </w:r>
+      <w:r>
+        <w:rPr>
+          <w:vertAlign w:val="superscript"/>
+          <w:rtl/>
+          <w:cs/>
           <w:lang w:val="ar_AE" w:bidi="ar_AE"/>
         </w:rPr>
         <w:t>1</w:t>
       </w:r>
       <w:r>
         <w:rPr>
+          <w:rtl/>
+          <w:cs/>
           <w:lang w:val="ar_AE" w:bidi="ar_AE"/>
         </w:rPr>
         <w:t xml:space="preserve"> مِنْ بُولُسَ، وَهُوَ رَسُولٌ، لَا مِنْ قِبَلِ النَّاسِ وَلا بِسُلْطَةِ إِنْسَانٍ، بَلْ بِسُلْطَةِ يَسُوعَ الْمَسِيحِ وَاللهِ الآبِ الَّذِي أَقَامَهُ مِنْ بَيْنِ الأَمْوَاتِ،</w:t>
       </w:r>
-      <w:r>
-        <w:rPr>
-          <w:lang w:val="ar_AE" w:bidi="ar_AE"/>
-        </w:rPr>
-      </w:r>
-      <w:r>
-        <w:rPr>
-          <w:lang w:val="ar_AE" w:bidi="ar_AE"/>
-        </w:rPr>
-      </w:r>
-    </w:p>
-    <w:p>
-      <w:pPr>
-        <w:bidi/>
-      </w:pPr>
-      <w:r>
-        <w:rPr>
-          <w:lang w:val="ar_AE" w:bidi="ar_AE"/>
-        </w:rPr>
-      </w:r>
-    </w:p>
-    <w:p>
-      <w:pPr>
-        <w:bidi/>
-      </w:pPr>
-      <w:r>
-        <w:rPr>
-          <w:lang w:val="ar_AE" w:bidi="ar_AE"/>
-        </w:rPr>
-      </w:r>
-      <w:r>
-        <w:rPr>
-          <w:vertAlign w:val="superscript"/>
+    </w:p>
+    <w:p>
+      <w:pPr>
+        <w:bidi/>
+      </w:pPr>
+      <w:r>
+        <w:rPr>
+          <w:rtl/>
+          <w:cs/>
+          <w:lang w:val="ar_AE" w:bidi="ar_AE"/>
+        </w:rPr>
+      </w:r>
+      <w:r>
+        <w:rPr>
+          <w:vertAlign w:val="superscript"/>
+          <w:rtl/>
+          <w:cs/>
           <w:lang w:val="ar_AE" w:bidi="ar_AE"/>
         </w:rPr>
         <w:t>2</w:t>
       </w:r>
       <w:r>
         <w:rPr>
+          <w:rtl/>
+          <w:cs/>
           <w:lang w:val="ar_AE" w:bidi="ar_AE"/>
         </w:rPr>
         <w:t xml:space="preserve"> وَمِنْ جَمِيعِ الإِخْوَةِ الَّذِينَ مَعِي، إِلَى الْكَنَائِسِ فِي مُقَاطَعَةِ غَلاطِيَّةَ.</w:t>
       </w:r>
-      <w:r>
-        <w:rPr>
-          <w:lang w:val="ar_AE" w:bidi="ar_AE"/>
-        </w:rPr>
-      </w:r>
-      <w:r>
-        <w:rPr>
-          <w:lang w:val="ar_AE" w:bidi="ar_AE"/>
-        </w:rPr>
-      </w:r>
-    </w:p>
-    <w:p>
-      <w:pPr>
-        <w:bidi/>
-      </w:pPr>
-      <w:r>
-        <w:rPr>
-          <w:lang w:val="ar_AE" w:bidi="ar_AE"/>
-        </w:rPr>
-      </w:r>
-    </w:p>
-    <w:p>
-      <w:pPr>
-        <w:bidi/>
-      </w:pPr>
-      <w:r>
-        <w:rPr>
-          <w:lang w:val="ar_AE" w:bidi="ar_AE"/>
-        </w:rPr>
-      </w:r>
-      <w:r>
-        <w:rPr>
-          <w:vertAlign w:val="superscript"/>
+    </w:p>
+    <w:p>
+      <w:pPr>
+        <w:bidi/>
+      </w:pPr>
+      <w:r>
+        <w:rPr>
+          <w:rtl/>
+          <w:cs/>
+          <w:lang w:val="ar_AE" w:bidi="ar_AE"/>
+        </w:rPr>
+      </w:r>
+      <w:r>
+        <w:rPr>
+          <w:vertAlign w:val="superscript"/>
+          <w:rtl/>
+          <w:cs/>
           <w:lang w:val="ar_AE" w:bidi="ar_AE"/>
         </w:rPr>
         <w:t>3</w:t>
       </w:r>
       <w:r>
         <w:rPr>
+          <w:rtl/>
+          <w:cs/>
           <w:lang w:val="ar_AE" w:bidi="ar_AE"/>
         </w:rPr>
         <w:t xml:space="preserve"> لِتَكُنْ لَكُمُ النِّعْمَةُ وَالسَّلامُ مِنَ اللهِ أَبِينَا وَالرَّبِّ يَسُوعَ الْمَسِيحِ،</w:t>
       </w:r>
-      <w:r>
-        <w:rPr>
-          <w:lang w:val="ar_AE" w:bidi="ar_AE"/>
-        </w:rPr>
-      </w:r>
-      <w:r>
-        <w:rPr>
-          <w:lang w:val="ar_AE" w:bidi="ar_AE"/>
-        </w:rPr>
-      </w:r>
-    </w:p>
-    <w:p>
-      <w:pPr>
-        <w:bidi/>
-      </w:pPr>
-      <w:r>
-        <w:rPr>
-          <w:lang w:val="ar_AE" w:bidi="ar_AE"/>
-        </w:rPr>
-      </w:r>
-    </w:p>
-    <w:p>
-      <w:pPr>
-        <w:bidi/>
-      </w:pPr>
-      <w:r>
-        <w:rPr>
-          <w:lang w:val="ar_AE" w:bidi="ar_AE"/>
-        </w:rPr>
-      </w:r>
-      <w:r>
-        <w:rPr>
-          <w:vertAlign w:val="superscript"/>
+    </w:p>
+    <w:p>
+      <w:pPr>
+        <w:bidi/>
+      </w:pPr>
+      <w:r>
+        <w:rPr>
+          <w:rtl/>
+          <w:cs/>
+          <w:lang w:val="ar_AE" w:bidi="ar_AE"/>
+        </w:rPr>
+      </w:r>
+      <w:r>
+        <w:rPr>
+          <w:vertAlign w:val="superscript"/>
+          <w:rtl/>
+          <w:cs/>
           <w:lang w:val="ar_AE" w:bidi="ar_AE"/>
         </w:rPr>
         <w:t>4</w:t>
       </w:r>
       <w:r>
         <w:rPr>
+          <w:rtl/>
+          <w:cs/>
           <w:lang w:val="ar_AE" w:bidi="ar_AE"/>
         </w:rPr>
         <w:t xml:space="preserve"> الَّذِي بَذَلَ نَفْسَهُ مِنْ أَجْلِ خَطَايَانَا لِكَيْ يُنْقِذَنَا مِنَ الْعَالَمِ الْحَاضِرِ الشِّرِّيرِ، وَفْقاً لِمَشِيئَةِ إِلَهِنَا وَأَبِينَا.</w:t>
       </w:r>
-      <w:r>
-        <w:rPr>
-          <w:lang w:val="ar_AE" w:bidi="ar_AE"/>
-        </w:rPr>
-      </w:r>
-      <w:r>
-        <w:rPr>
-          <w:lang w:val="ar_AE" w:bidi="ar_AE"/>
-        </w:rPr>
-      </w:r>
-    </w:p>
-    <w:p>
-      <w:pPr>
-        <w:bidi/>
-      </w:pPr>
-      <w:r>
-        <w:rPr>
-          <w:lang w:val="ar_AE" w:bidi="ar_AE"/>
-        </w:rPr>
-      </w:r>
-    </w:p>
-    <w:p>
-      <w:pPr>
-        <w:bidi/>
-      </w:pPr>
-      <w:r>
-        <w:rPr>
-          <w:lang w:val="ar_AE" w:bidi="ar_AE"/>
-        </w:rPr>
-      </w:r>
-      <w:r>
-        <w:rPr>
-          <w:vertAlign w:val="superscript"/>
+    </w:p>
+    <w:p>
+      <w:pPr>
+        <w:bidi/>
+      </w:pPr>
+      <w:r>
+        <w:rPr>
+          <w:rtl/>
+          <w:cs/>
+          <w:lang w:val="ar_AE" w:bidi="ar_AE"/>
+        </w:rPr>
+      </w:r>
+      <w:r>
+        <w:rPr>
+          <w:vertAlign w:val="superscript"/>
+          <w:rtl/>
+          <w:cs/>
           <w:lang w:val="ar_AE" w:bidi="ar_AE"/>
         </w:rPr>
         <w:t>5</w:t>
       </w:r>
       <w:r>
         <w:rPr>
+          <w:rtl/>
+          <w:cs/>
           <w:lang w:val="ar_AE" w:bidi="ar_AE"/>
         </w:rPr>
         <w:t xml:space="preserve"> لَهُ الْمَجْدُ إِلَى أَبَدِ الآبِدِينَ. آمِين!</w:t>
       </w:r>
-      <w:r>
-        <w:rPr>
-          <w:lang w:val="ar_AE" w:bidi="ar_AE"/>
-        </w:rPr>
-      </w:r>
-      <w:r>
-        <w:rPr>
-          <w:lang w:val="ar_AE" w:bidi="ar_AE"/>
-        </w:rPr>
-      </w:r>
-    </w:p>
-    <w:p>
-      <w:pPr>
-        <w:bidi/>
-      </w:pPr>
-      <w:r>
-        <w:rPr>
-          <w:lang w:val="ar_AE" w:bidi="ar_AE"/>
-        </w:rPr>
-      </w:r>
-    </w:p>
-    <w:p>
-      <w:pPr>
-        <w:bidi/>
-      </w:pPr>
-      <w:r>
-        <w:rPr>
-          <w:lang w:val="ar_AE" w:bidi="ar_AE"/>
-        </w:rPr>
-      </w:r>
-      <w:r>
-        <w:rPr>
-          <w:vertAlign w:val="superscript"/>
+    </w:p>
+    <w:p>
+      <w:pPr>
+        <w:bidi/>
+      </w:pPr>
+      <w:r>
+        <w:rPr>
+          <w:rtl/>
+          <w:cs/>
+          <w:lang w:val="ar_AE" w:bidi="ar_AE"/>
+        </w:rPr>
+      </w:r>
+      <w:r>
+        <w:rPr>
+          <w:vertAlign w:val="superscript"/>
+          <w:rtl/>
+          <w:cs/>
           <w:lang w:val="ar_AE" w:bidi="ar_AE"/>
         </w:rPr>
         <w:t>6</w:t>
       </w:r>
       <w:r>
         <w:rPr>
+          <w:rtl/>
+          <w:cs/>
           <w:lang w:val="ar_AE" w:bidi="ar_AE"/>
         </w:rPr>
         <w:t xml:space="preserve"> عَجَباً! كَيْفَ تَتَحَوَّلُونَ بِمِثْلِ هذِهِ السُّرْعَةِ عَنِ الَّذِي دَعَاكُمْ بِنِعْمَةِ الْمَسِيحِ، وَتَنْصَرِفُونَ إِلَى إِنْجِيلٍ غَرِيبٍ؟</w:t>
       </w:r>
-      <w:r>
-        <w:rPr>
-          <w:lang w:val="ar_AE" w:bidi="ar_AE"/>
-        </w:rPr>
-      </w:r>
-      <w:r>
-        <w:rPr>
-          <w:lang w:val="ar_AE" w:bidi="ar_AE"/>
-        </w:rPr>
-      </w:r>
-    </w:p>
-    <w:p>
-      <w:pPr>
-        <w:bidi/>
-      </w:pPr>
-      <w:r>
-        <w:rPr>
-          <w:lang w:val="ar_AE" w:bidi="ar_AE"/>
-        </w:rPr>
-      </w:r>
-    </w:p>
-    <w:p>
-      <w:pPr>
-        <w:bidi/>
-      </w:pPr>
-      <w:r>
-        <w:rPr>
-          <w:lang w:val="ar_AE" w:bidi="ar_AE"/>
-        </w:rPr>
-      </w:r>
-      <w:r>
-        <w:rPr>
-          <w:vertAlign w:val="superscript"/>
+    </w:p>
+    <w:p>
+      <w:pPr>
+        <w:bidi/>
+      </w:pPr>
+      <w:r>
+        <w:rPr>
+          <w:rtl/>
+          <w:cs/>
+          <w:lang w:val="ar_AE" w:bidi="ar_AE"/>
+        </w:rPr>
+      </w:r>
+      <w:r>
+        <w:rPr>
+          <w:vertAlign w:val="superscript"/>
+          <w:rtl/>
+          <w:cs/>
           <w:lang w:val="ar_AE" w:bidi="ar_AE"/>
         </w:rPr>
         <w:t>7</w:t>
       </w:r>
       <w:r>
         <w:rPr>
+          <w:rtl/>
+          <w:cs/>
           <w:lang w:val="ar_AE" w:bidi="ar_AE"/>
         </w:rPr>
         <w:t xml:space="preserve"> لَا أَعْنِي أَنَّ هُنَالِكَ إِنْجِيلاً آخَرَ، بَلْ إِنَّمَا هُنَالِكَ بَعْضُ الَّذِينَ يُثِيرُونَ الْبَلْبَلَةَ بَيْنَكُمْ، رَاغِبِينَ فِي تَحْوِيرِ إِنْجِيلِ الْمَسِيحِ.</w:t>
       </w:r>
-      <w:r>
-        <w:rPr>
-          <w:lang w:val="ar_AE" w:bidi="ar_AE"/>
-        </w:rPr>
-      </w:r>
-      <w:r>
-        <w:rPr>
-          <w:lang w:val="ar_AE" w:bidi="ar_AE"/>
-        </w:rPr>
-      </w:r>
-    </w:p>
-    <w:p>
-      <w:pPr>
-        <w:bidi/>
-      </w:pPr>
-      <w:r>
-        <w:rPr>
-          <w:lang w:val="ar_AE" w:bidi="ar_AE"/>
-        </w:rPr>
-      </w:r>
-    </w:p>
-    <w:p>
-      <w:pPr>
-        <w:bidi/>
-      </w:pPr>
-      <w:r>
-        <w:rPr>
-          <w:lang w:val="ar_AE" w:bidi="ar_AE"/>
-        </w:rPr>
-      </w:r>
-      <w:r>
-        <w:rPr>
-          <w:vertAlign w:val="superscript"/>
+    </w:p>
+    <w:p>
+      <w:pPr>
+        <w:bidi/>
+      </w:pPr>
+      <w:r>
+        <w:rPr>
+          <w:rtl/>
+          <w:cs/>
+          <w:lang w:val="ar_AE" w:bidi="ar_AE"/>
+        </w:rPr>
+      </w:r>
+      <w:r>
+        <w:rPr>
+          <w:vertAlign w:val="superscript"/>
+          <w:rtl/>
+          <w:cs/>
           <w:lang w:val="ar_AE" w:bidi="ar_AE"/>
         </w:rPr>
         <w:t>8</w:t>
       </w:r>
       <w:r>
         <w:rPr>
+          <w:rtl/>
+          <w:cs/>
           <w:lang w:val="ar_AE" w:bidi="ar_AE"/>
         </w:rPr>
         <w:t xml:space="preserve"> وَلَكِنْ، حَتَّى لَوْ بَشَّرْنَاكُمْ نَحْنُ، أَوْ بَشَّرَكُمْ مَلاكٌ مِنَ السَّمَاءِ، بِغَيْرِ الإِنْجِيلِ الَّذِي بَشَّرْنَاكُمْ بِهِ، فَلْيَكُنْ مَلْعُوناً!</w:t>
       </w:r>
-      <w:r>
-        <w:rPr>
-          <w:lang w:val="ar_AE" w:bidi="ar_AE"/>
-        </w:rPr>
-      </w:r>
-      <w:r>
-        <w:rPr>
-          <w:lang w:val="ar_AE" w:bidi="ar_AE"/>
-        </w:rPr>
-      </w:r>
-    </w:p>
-    <w:p>
-      <w:pPr>
-        <w:bidi/>
-      </w:pPr>
-      <w:r>
-        <w:rPr>
-          <w:lang w:val="ar_AE" w:bidi="ar_AE"/>
-        </w:rPr>
-      </w:r>
-    </w:p>
-    <w:p>
-      <w:pPr>
-        <w:bidi/>
-      </w:pPr>
-      <w:r>
-        <w:rPr>
-          <w:lang w:val="ar_AE" w:bidi="ar_AE"/>
-        </w:rPr>
-      </w:r>
-      <w:r>
-        <w:rPr>
-          <w:vertAlign w:val="superscript"/>
+    </w:p>
+    <w:p>
+      <w:pPr>
+        <w:bidi/>
+      </w:pPr>
+      <w:r>
+        <w:rPr>
+          <w:rtl/>
+          <w:cs/>
+          <w:lang w:val="ar_AE" w:bidi="ar_AE"/>
+        </w:rPr>
+      </w:r>
+      <w:r>
+        <w:rPr>
+          <w:vertAlign w:val="superscript"/>
+          <w:rtl/>
+          <w:cs/>
           <w:lang w:val="ar_AE" w:bidi="ar_AE"/>
         </w:rPr>
         <w:t>9</w:t>
       </w:r>
       <w:r>
         <w:rPr>
+          <w:rtl/>
+          <w:cs/>
           <w:lang w:val="ar_AE" w:bidi="ar_AE"/>
         </w:rPr>
         <w:t xml:space="preserve"> وَكَمَا سَبَقَ أَنْ قُلْنَا، أُكَرِّرُ الْقَوْلَ الآنَ أَيْضاً: إِنْ كَانَ أَحَدٌ يُبَشِّرُكُمْ بِإِنْجِيلٍ غَيْرِ الَّذِي قَبِلْتُمُوهُ، فَلْيَكُنْ مَلْعُوناً!</w:t>
       </w:r>
-      <w:r>
-        <w:rPr>
-          <w:lang w:val="ar_AE" w:bidi="ar_AE"/>
-        </w:rPr>
-      </w:r>
-      <w:r>
-        <w:rPr>
-          <w:lang w:val="ar_AE" w:bidi="ar_AE"/>
-        </w:rPr>
-      </w:r>
-    </w:p>
-    <w:p>
-      <w:pPr>
-        <w:bidi/>
-      </w:pPr>
-      <w:r>
-        <w:rPr>
-          <w:lang w:val="ar_AE" w:bidi="ar_AE"/>
-        </w:rPr>
-      </w:r>
-    </w:p>
-    <w:p>
-      <w:pPr>
-        <w:bidi/>
-      </w:pPr>
-      <w:r>
-        <w:rPr>
-          <w:lang w:val="ar_AE" w:bidi="ar_AE"/>
-        </w:rPr>
-      </w:r>
-      <w:r>
-        <w:rPr>
-          <w:vertAlign w:val="superscript"/>
+    </w:p>
+    <w:p>
+      <w:pPr>
+        <w:bidi/>
+      </w:pPr>
+      <w:r>
+        <w:rPr>
+          <w:rtl/>
+          <w:cs/>
+          <w:lang w:val="ar_AE" w:bidi="ar_AE"/>
+        </w:rPr>
+      </w:r>
+      <w:r>
+        <w:rPr>
+          <w:vertAlign w:val="superscript"/>
+          <w:rtl/>
+          <w:cs/>
           <w:lang w:val="ar_AE" w:bidi="ar_AE"/>
         </w:rPr>
         <w:t>10</w:t>
       </w:r>
       <w:r>
         <w:rPr>
+          <w:rtl/>
+          <w:cs/>
           <w:lang w:val="ar_AE" w:bidi="ar_AE"/>
         </w:rPr>
         <w:t xml:space="preserve"> فَهَلْ أَسْعَى الآنَ إِلَى كَسْبِ تَأْيِيدِ النَّاسِ أَوِ اللهِ؟ أَمْ تُرَانِي أَطْلُبُ أَنْ أُرْضِيَ النَّاسَ؟ لَوْ كُنْتُ حَتَّى الآنَ أُرْضِي النَّاسَ، لَمَا كُنْتُ عَبْداً لِلْمَسِيحِ!</w:t>
       </w:r>
-      <w:r>
-        <w:rPr>
-          <w:lang w:val="ar_AE" w:bidi="ar_AE"/>
-        </w:rPr>
-      </w:r>
-      <w:r>
-        <w:rPr>
-          <w:lang w:val="ar_AE" w:bidi="ar_AE"/>
-        </w:rPr>
-      </w:r>
-    </w:p>
-    <w:p>
-      <w:pPr>
-        <w:bidi/>
-      </w:pPr>
-      <w:r>
-        <w:rPr>
-          <w:lang w:val="ar_AE" w:bidi="ar_AE"/>
-        </w:rPr>
-      </w:r>
-    </w:p>
-    <w:p>
-      <w:pPr>
-        <w:bidi/>
-      </w:pPr>
-      <w:r>
-        <w:rPr>
-          <w:lang w:val="ar_AE" w:bidi="ar_AE"/>
-        </w:rPr>
-      </w:r>
-      <w:r>
-        <w:rPr>
-          <w:vertAlign w:val="superscript"/>
+    </w:p>
+    <w:p>
+      <w:pPr>
+        <w:bidi/>
+      </w:pPr>
+      <w:r>
+        <w:rPr>
+          <w:rtl/>
+          <w:cs/>
+          <w:lang w:val="ar_AE" w:bidi="ar_AE"/>
+        </w:rPr>
+      </w:r>
+      <w:r>
+        <w:rPr>
+          <w:vertAlign w:val="superscript"/>
+          <w:rtl/>
+          <w:cs/>
           <w:lang w:val="ar_AE" w:bidi="ar_AE"/>
         </w:rPr>
         <w:t>11</w:t>
       </w:r>
       <w:r>
         <w:rPr>
+          <w:rtl/>
+          <w:cs/>
           <w:lang w:val="ar_AE" w:bidi="ar_AE"/>
         </w:rPr>
         <w:t xml:space="preserve"> وَأُعْلِمُكُمْ، أَيُّهَا الإِخْوَةُ، أَنَّ الإِنْجِيلَ الَّذِي بَشَّرْتُكُمْ بِهِ لَيْسَ إِنْجِيلاً بَشَرِيًّا.</w:t>
       </w:r>
-      <w:r>
-        <w:rPr>
-          <w:lang w:val="ar_AE" w:bidi="ar_AE"/>
-        </w:rPr>
-      </w:r>
-      <w:r>
-        <w:rPr>
-          <w:lang w:val="ar_AE" w:bidi="ar_AE"/>
-        </w:rPr>
-      </w:r>
-    </w:p>
-    <w:p>
-      <w:pPr>
-        <w:bidi/>
-      </w:pPr>
-      <w:r>
-        <w:rPr>
-          <w:lang w:val="ar_AE" w:bidi="ar_AE"/>
-        </w:rPr>
-      </w:r>
-    </w:p>
-    <w:p>
-      <w:pPr>
-        <w:bidi/>
-      </w:pPr>
-      <w:r>
-        <w:rPr>
-          <w:lang w:val="ar_AE" w:bidi="ar_AE"/>
-        </w:rPr>
-      </w:r>
-      <w:r>
-        <w:rPr>
-          <w:vertAlign w:val="superscript"/>
+    </w:p>
+    <w:p>
+      <w:pPr>
+        <w:bidi/>
+      </w:pPr>
+      <w:r>
+        <w:rPr>
+          <w:rtl/>
+          <w:cs/>
+          <w:lang w:val="ar_AE" w:bidi="ar_AE"/>
+        </w:rPr>
+      </w:r>
+      <w:r>
+        <w:rPr>
+          <w:vertAlign w:val="superscript"/>
+          <w:rtl/>
+          <w:cs/>
           <w:lang w:val="ar_AE" w:bidi="ar_AE"/>
         </w:rPr>
         <w:t>12</w:t>
       </w:r>
       <w:r>
         <w:rPr>
+          <w:rtl/>
+          <w:cs/>
           <w:lang w:val="ar_AE" w:bidi="ar_AE"/>
         </w:rPr>
         <w:t xml:space="preserve"> فَلا أَنَا تَسَلَّمْتُهُ مِنْ إِنْسَانٍ، وَلا تَلَقَّنْتُهُ، بَلْ جَاءَنِي بِإِعْلانٍ مِنْ يَسُوعَ الْمَسِيحِ.</w:t>
       </w:r>
-      <w:r>
-        <w:rPr>
-          <w:lang w:val="ar_AE" w:bidi="ar_AE"/>
-        </w:rPr>
-      </w:r>
-      <w:r>
-        <w:rPr>
-          <w:lang w:val="ar_AE" w:bidi="ar_AE"/>
-        </w:rPr>
-      </w:r>
-    </w:p>
-    <w:p>
-      <w:pPr>
-        <w:bidi/>
-      </w:pPr>
-      <w:r>
-        <w:rPr>
-          <w:lang w:val="ar_AE" w:bidi="ar_AE"/>
-        </w:rPr>
-      </w:r>
-    </w:p>
-    <w:p>
-      <w:pPr>
-        <w:bidi/>
-      </w:pPr>
-      <w:r>
-        <w:rPr>
-          <w:lang w:val="ar_AE" w:bidi="ar_AE"/>
-        </w:rPr>
-      </w:r>
-      <w:r>
-        <w:rPr>
-          <w:vertAlign w:val="superscript"/>
+    </w:p>
+    <w:p>
+      <w:pPr>
+        <w:bidi/>
+      </w:pPr>
+      <w:r>
+        <w:rPr>
+          <w:rtl/>
+          <w:cs/>
+          <w:lang w:val="ar_AE" w:bidi="ar_AE"/>
+        </w:rPr>
+      </w:r>
+      <w:r>
+        <w:rPr>
+          <w:vertAlign w:val="superscript"/>
+          <w:rtl/>
+          <w:cs/>
           <w:lang w:val="ar_AE" w:bidi="ar_AE"/>
         </w:rPr>
         <w:t>13</w:t>
       </w:r>
       <w:r>
         <w:rPr>
+          <w:rtl/>
+          <w:cs/>
           <w:lang w:val="ar_AE" w:bidi="ar_AE"/>
         </w:rPr>
         <w:t xml:space="preserve"> فَإِنَّكُمْ قَدْ سَمِعْتُمْ بِسِيرَتِي الْمَاضِيَةِ فِي الدِّيَانَةِ الْيَهُودِيَّةِ، كَيْفَ كُنْتُ أَضْطَهِدُ كَنِيسَةَ اللهِ مُتَطَرِّفاً إِلَى أَقْصَى حَدٍّ، سَاعِياً إِلَى تَخْرِيبِهَا،</w:t>
       </w:r>
-      <w:r>
-        <w:rPr>
-          <w:lang w:val="ar_AE" w:bidi="ar_AE"/>
-        </w:rPr>
-      </w:r>
-      <w:r>
-        <w:rPr>
-          <w:lang w:val="ar_AE" w:bidi="ar_AE"/>
-        </w:rPr>
-      </w:r>
-    </w:p>
-    <w:p>
-      <w:pPr>
-        <w:bidi/>
-      </w:pPr>
-      <w:r>
-        <w:rPr>
-          <w:lang w:val="ar_AE" w:bidi="ar_AE"/>
-        </w:rPr>
-      </w:r>
-    </w:p>
-    <w:p>
-      <w:pPr>
-        <w:bidi/>
-      </w:pPr>
-      <w:r>
-        <w:rPr>
-          <w:lang w:val="ar_AE" w:bidi="ar_AE"/>
-        </w:rPr>
-      </w:r>
-      <w:r>
-        <w:rPr>
-          <w:vertAlign w:val="superscript"/>
+    </w:p>
+    <w:p>
+      <w:pPr>
+        <w:bidi/>
+      </w:pPr>
+      <w:r>
+        <w:rPr>
+          <w:rtl/>
+          <w:cs/>
+          <w:lang w:val="ar_AE" w:bidi="ar_AE"/>
+        </w:rPr>
+      </w:r>
+      <w:r>
+        <w:rPr>
+          <w:vertAlign w:val="superscript"/>
+          <w:rtl/>
+          <w:cs/>
           <w:lang w:val="ar_AE" w:bidi="ar_AE"/>
         </w:rPr>
         <w:t>14</w:t>
       </w:r>
       <w:r>
         <w:rPr>
+          <w:rtl/>
+          <w:cs/>
           <w:lang w:val="ar_AE" w:bidi="ar_AE"/>
         </w:rPr>
         <w:t xml:space="preserve"> وَكَيْفَ كُنْتُ مُتَفَوِّقاً فِي الدِّيَانَةِ الْيَهُودِيَّةِ عَلَى كَثِيرِينَ مِنْ أَبْنَاءِ جِيلِي فِي أُمَّتِي لِكَوْنِي غَيُوراً أَكْثَرَ مِنْهُمْ جِدّاً عَلَى تَقَالِيدِ آبَائِي.</w:t>
       </w:r>
-      <w:r>
-        <w:rPr>
-          <w:lang w:val="ar_AE" w:bidi="ar_AE"/>
-        </w:rPr>
-      </w:r>
-      <w:r>
-        <w:rPr>
-          <w:lang w:val="ar_AE" w:bidi="ar_AE"/>
-        </w:rPr>
-      </w:r>
-    </w:p>
-    <w:p>
-      <w:pPr>
-        <w:bidi/>
-      </w:pPr>
-      <w:r>
-        <w:rPr>
-          <w:lang w:val="ar_AE" w:bidi="ar_AE"/>
-        </w:rPr>
-      </w:r>
-    </w:p>
-    <w:p>
-      <w:pPr>
-        <w:bidi/>
-      </w:pPr>
-      <w:r>
-        <w:rPr>
-          <w:lang w:val="ar_AE" w:bidi="ar_AE"/>
-        </w:rPr>
-      </w:r>
-      <w:r>
-        <w:rPr>
-          <w:vertAlign w:val="superscript"/>
+    </w:p>
+    <w:p>
+      <w:pPr>
+        <w:bidi/>
+      </w:pPr>
+      <w:r>
+        <w:rPr>
+          <w:rtl/>
+          <w:cs/>
+          <w:lang w:val="ar_AE" w:bidi="ar_AE"/>
+        </w:rPr>
+      </w:r>
+      <w:r>
+        <w:rPr>
+          <w:vertAlign w:val="superscript"/>
+          <w:rtl/>
+          <w:cs/>
           <w:lang w:val="ar_AE" w:bidi="ar_AE"/>
         </w:rPr>
         <w:t>15</w:t>
       </w:r>
       <w:r>
         <w:rPr>
+          <w:rtl/>
+          <w:cs/>
           <w:lang w:val="ar_AE" w:bidi="ar_AE"/>
         </w:rPr>
         <w:t xml:space="preserve"> وَلَكِنْ، لَمَّا سُرَّ اللهُ، الَّذِي كَانَ قَدْ أَفْرَزَنِي وَأَنَا فِي بَطْنِ أُمِّي ثُمَّ دَعَانِي بِنِعْمَتِهِ،</w:t>
       </w:r>
-      <w:r>
-        <w:rPr>
-          <w:lang w:val="ar_AE" w:bidi="ar_AE"/>
-        </w:rPr>
-      </w:r>
-      <w:r>
-        <w:rPr>
-          <w:lang w:val="ar_AE" w:bidi="ar_AE"/>
-        </w:rPr>
-      </w:r>
-    </w:p>
-    <w:p>
-      <w:pPr>
-        <w:bidi/>
-      </w:pPr>
-      <w:r>
-        <w:rPr>
-          <w:lang w:val="ar_AE" w:bidi="ar_AE"/>
-        </w:rPr>
-      </w:r>
-    </w:p>
-    <w:p>
-      <w:pPr>
-        <w:bidi/>
-      </w:pPr>
-      <w:r>
-        <w:rPr>
-          <w:lang w:val="ar_AE" w:bidi="ar_AE"/>
-        </w:rPr>
-      </w:r>
-      <w:r>
-        <w:rPr>
-          <w:vertAlign w:val="superscript"/>
+    </w:p>
+    <w:p>
+      <w:pPr>
+        <w:bidi/>
+      </w:pPr>
+      <w:r>
+        <w:rPr>
+          <w:rtl/>
+          <w:cs/>
+          <w:lang w:val="ar_AE" w:bidi="ar_AE"/>
+        </w:rPr>
+      </w:r>
+      <w:r>
+        <w:rPr>
+          <w:vertAlign w:val="superscript"/>
+          <w:rtl/>
+          <w:cs/>
           <w:lang w:val="ar_AE" w:bidi="ar_AE"/>
         </w:rPr>
         <w:t>16</w:t>
       </w:r>
       <w:r>
         <w:rPr>
+          <w:rtl/>
+          <w:cs/>
           <w:lang w:val="ar_AE" w:bidi="ar_AE"/>
         </w:rPr>
         <w:t xml:space="preserve"> أَنْ يُعْلِنَ ابْنَهُ فِيَّ لأُبَشِّرَ بِهِ بَيْنَ الأُمَمِ، فِي الْحَالِ لَمْ أَسْتَشِرْ لَحْماً وَدَماً،</w:t>
       </w:r>
-      <w:r>
-        <w:rPr>
-          <w:lang w:val="ar_AE" w:bidi="ar_AE"/>
-        </w:rPr>
-      </w:r>
-      <w:r>
-        <w:rPr>
-          <w:lang w:val="ar_AE" w:bidi="ar_AE"/>
-        </w:rPr>
-      </w:r>
-    </w:p>
-    <w:p>
-      <w:pPr>
-        <w:bidi/>
-      </w:pPr>
-      <w:r>
-        <w:rPr>
-          <w:lang w:val="ar_AE" w:bidi="ar_AE"/>
-        </w:rPr>
-      </w:r>
-    </w:p>
-    <w:p>
-      <w:pPr>
-        <w:bidi/>
-      </w:pPr>
-      <w:r>
-        <w:rPr>
-          <w:lang w:val="ar_AE" w:bidi="ar_AE"/>
-        </w:rPr>
-      </w:r>
-      <w:r>
-        <w:rPr>
-          <w:vertAlign w:val="superscript"/>
+    </w:p>
+    <w:p>
+      <w:pPr>
+        <w:bidi/>
+      </w:pPr>
+      <w:r>
+        <w:rPr>
+          <w:rtl/>
+          <w:cs/>
+          <w:lang w:val="ar_AE" w:bidi="ar_AE"/>
+        </w:rPr>
+      </w:r>
+      <w:r>
+        <w:rPr>
+          <w:vertAlign w:val="superscript"/>
+          <w:rtl/>
+          <w:cs/>
           <w:lang w:val="ar_AE" w:bidi="ar_AE"/>
         </w:rPr>
         <w:t>17</w:t>
       </w:r>
       <w:r>
         <w:rPr>
+          <w:rtl/>
+          <w:cs/>
           <w:lang w:val="ar_AE" w:bidi="ar_AE"/>
         </w:rPr>
         <w:t xml:space="preserve"> وَلا صَعِدْتُ إِلَى أُورُشَلِيمَ لأُقَابِلَ الَّذِينَ كَانُوا رُسُلاً مِنْ قَبْلِي، بَلِ انْطَلَقْتُ إِلَى بِلادِ الْعَرَبِ، وَبَعْدَ ذَلِكَ رَجَعْتُ إِلَى دِمَشْقَ.</w:t>
       </w:r>
-      <w:r>
-        <w:rPr>
-          <w:lang w:val="ar_AE" w:bidi="ar_AE"/>
-        </w:rPr>
-      </w:r>
-      <w:r>
-        <w:rPr>
-          <w:lang w:val="ar_AE" w:bidi="ar_AE"/>
-        </w:rPr>
-      </w:r>
-    </w:p>
-    <w:p>
-      <w:pPr>
-        <w:bidi/>
-      </w:pPr>
-      <w:r>
-        <w:rPr>
-          <w:lang w:val="ar_AE" w:bidi="ar_AE"/>
-        </w:rPr>
-      </w:r>
-    </w:p>
-    <w:p>
-      <w:pPr>
-        <w:bidi/>
-      </w:pPr>
-      <w:r>
-        <w:rPr>
-          <w:lang w:val="ar_AE" w:bidi="ar_AE"/>
-        </w:rPr>
-      </w:r>
-      <w:r>
-        <w:rPr>
-          <w:vertAlign w:val="superscript"/>
+    </w:p>
+    <w:p>
+      <w:pPr>
+        <w:bidi/>
+      </w:pPr>
+      <w:r>
+        <w:rPr>
+          <w:rtl/>
+          <w:cs/>
+          <w:lang w:val="ar_AE" w:bidi="ar_AE"/>
+        </w:rPr>
+      </w:r>
+      <w:r>
+        <w:rPr>
+          <w:vertAlign w:val="superscript"/>
+          <w:rtl/>
+          <w:cs/>
           <w:lang w:val="ar_AE" w:bidi="ar_AE"/>
         </w:rPr>
         <w:t>18</w:t>
       </w:r>
       <w:r>
         <w:rPr>
+          <w:rtl/>
+          <w:cs/>
           <w:lang w:val="ar_AE" w:bidi="ar_AE"/>
         </w:rPr>
         <w:t xml:space="preserve"> ثُمَّ صَعِدْتُ إِلَى أُورُشَلِيمَ، بَعْدَ ثَلاثِ سَنَوَاتٍ، لأَتَعَرَّفَ بِبُطْرُسَ. وَقَدْ أَقَمْتُ عِنْدَهُ خَمْسَةَ عَشَرَ يَوْماً.</w:t>
       </w:r>
-      <w:r>
-        <w:rPr>
-          <w:lang w:val="ar_AE" w:bidi="ar_AE"/>
-        </w:rPr>
-      </w:r>
-      <w:r>
-        <w:rPr>
-          <w:lang w:val="ar_AE" w:bidi="ar_AE"/>
-        </w:rPr>
-      </w:r>
-    </w:p>
-    <w:p>
-      <w:pPr>
-        <w:bidi/>
-      </w:pPr>
-      <w:r>
-        <w:rPr>
-          <w:lang w:val="ar_AE" w:bidi="ar_AE"/>
-        </w:rPr>
-      </w:r>
-    </w:p>
-    <w:p>
-      <w:pPr>
-        <w:bidi/>
-      </w:pPr>
-      <w:r>
-        <w:rPr>
-          <w:lang w:val="ar_AE" w:bidi="ar_AE"/>
-        </w:rPr>
-      </w:r>
-      <w:r>
-        <w:rPr>
-          <w:vertAlign w:val="superscript"/>
+    </w:p>
+    <w:p>
+      <w:pPr>
+        <w:bidi/>
+      </w:pPr>
+      <w:r>
+        <w:rPr>
+          <w:rtl/>
+          <w:cs/>
+          <w:lang w:val="ar_AE" w:bidi="ar_AE"/>
+        </w:rPr>
+      </w:r>
+      <w:r>
+        <w:rPr>
+          <w:vertAlign w:val="superscript"/>
+          <w:rtl/>
+          <w:cs/>
           <w:lang w:val="ar_AE" w:bidi="ar_AE"/>
         </w:rPr>
         <w:t>19</w:t>
       </w:r>
       <w:r>
         <w:rPr>
+          <w:rtl/>
+          <w:cs/>
           <w:lang w:val="ar_AE" w:bidi="ar_AE"/>
         </w:rPr>
         <w:t xml:space="preserve"> وَلَكِنِّي لَمْ أُقَابِلْ غَيْرَهُ مِنَ الرُّسُلِ إِلّا يَعْقُوبَ، أَخَا الرَّبِّ.</w:t>
       </w:r>
-      <w:r>
-        <w:rPr>
-          <w:lang w:val="ar_AE" w:bidi="ar_AE"/>
-        </w:rPr>
-      </w:r>
-      <w:r>
-        <w:rPr>
-          <w:lang w:val="ar_AE" w:bidi="ar_AE"/>
-        </w:rPr>
-      </w:r>
-    </w:p>
-    <w:p>
-      <w:pPr>
-        <w:bidi/>
-      </w:pPr>
-      <w:r>
-        <w:rPr>
-          <w:lang w:val="ar_AE" w:bidi="ar_AE"/>
-        </w:rPr>
-      </w:r>
-    </w:p>
-    <w:p>
-      <w:pPr>
-        <w:bidi/>
-      </w:pPr>
-      <w:r>
-        <w:rPr>
-          <w:lang w:val="ar_AE" w:bidi="ar_AE"/>
-        </w:rPr>
-      </w:r>
-      <w:r>
-        <w:rPr>
-          <w:vertAlign w:val="superscript"/>
+    </w:p>
+    <w:p>
+      <w:pPr>
+        <w:bidi/>
+      </w:pPr>
+      <w:r>
+        <w:rPr>
+          <w:rtl/>
+          <w:cs/>
+          <w:lang w:val="ar_AE" w:bidi="ar_AE"/>
+        </w:rPr>
+      </w:r>
+      <w:r>
+        <w:rPr>
+          <w:vertAlign w:val="superscript"/>
+          <w:rtl/>
+          <w:cs/>
           <w:lang w:val="ar_AE" w:bidi="ar_AE"/>
         </w:rPr>
         <w:t>20</w:t>
       </w:r>
       <w:r>
         <w:rPr>
+          <w:rtl/>
+          <w:cs/>
           <w:lang w:val="ar_AE" w:bidi="ar_AE"/>
         </w:rPr>
         <w:t xml:space="preserve"> إِنَّ مَا أَكْتُبُهُ إِلَيْكُمْ هُنَا، وَهَا أَنَا أَمَامَ اللهِ، لَسْتُ أَكْذِبُ فِيهِ.</w:t>
       </w:r>
-      <w:r>
-        <w:rPr>
-          <w:lang w:val="ar_AE" w:bidi="ar_AE"/>
-        </w:rPr>
-      </w:r>
-      <w:r>
-        <w:rPr>
-          <w:lang w:val="ar_AE" w:bidi="ar_AE"/>
-        </w:rPr>
-      </w:r>
-    </w:p>
-    <w:p>
-      <w:pPr>
-        <w:bidi/>
-      </w:pPr>
-      <w:r>
-        <w:rPr>
-          <w:lang w:val="ar_AE" w:bidi="ar_AE"/>
-        </w:rPr>
-      </w:r>
-    </w:p>
-    <w:p>
-      <w:pPr>
-        <w:bidi/>
-      </w:pPr>
-      <w:r>
-        <w:rPr>
-          <w:lang w:val="ar_AE" w:bidi="ar_AE"/>
-        </w:rPr>
-      </w:r>
-      <w:r>
-        <w:rPr>
-          <w:vertAlign w:val="superscript"/>
+    </w:p>
+    <w:p>
+      <w:pPr>
+        <w:bidi/>
+      </w:pPr>
+      <w:r>
+        <w:rPr>
+          <w:rtl/>
+          <w:cs/>
+          <w:lang w:val="ar_AE" w:bidi="ar_AE"/>
+        </w:rPr>
+      </w:r>
+      <w:r>
+        <w:rPr>
+          <w:vertAlign w:val="superscript"/>
+          <w:rtl/>
+          <w:cs/>
           <w:lang w:val="ar_AE" w:bidi="ar_AE"/>
         </w:rPr>
         <w:t>21</w:t>
       </w:r>
       <w:r>
         <w:rPr>
+          <w:rtl/>
+          <w:cs/>
           <w:lang w:val="ar_AE" w:bidi="ar_AE"/>
         </w:rPr>
         <w:t xml:space="preserve"> وَبَعْدَ ذَلِكَ، جِئْتُ إِلَى بِلادِ سُورِيَّةَ وَكِيلِيكِيَّةَ.</w:t>
       </w:r>
-      <w:r>
-        <w:rPr>
-          <w:lang w:val="ar_AE" w:bidi="ar_AE"/>
-        </w:rPr>
-      </w:r>
-      <w:r>
-        <w:rPr>
-          <w:lang w:val="ar_AE" w:bidi="ar_AE"/>
-        </w:rPr>
-      </w:r>
-    </w:p>
-    <w:p>
-      <w:pPr>
-        <w:bidi/>
-      </w:pPr>
-      <w:r>
-        <w:rPr>
-          <w:lang w:val="ar_AE" w:bidi="ar_AE"/>
-        </w:rPr>
-      </w:r>
-    </w:p>
-    <w:p>
-      <w:pPr>
-        <w:bidi/>
-      </w:pPr>
-      <w:r>
-        <w:rPr>
-          <w:lang w:val="ar_AE" w:bidi="ar_AE"/>
-        </w:rPr>
-      </w:r>
-      <w:r>
-        <w:rPr>
-          <w:vertAlign w:val="superscript"/>
+    </w:p>
+    <w:p>
+      <w:pPr>
+        <w:bidi/>
+      </w:pPr>
+      <w:r>
+        <w:rPr>
+          <w:rtl/>
+          <w:cs/>
+          <w:lang w:val="ar_AE" w:bidi="ar_AE"/>
+        </w:rPr>
+      </w:r>
+      <w:r>
+        <w:rPr>
+          <w:vertAlign w:val="superscript"/>
+          <w:rtl/>
+          <w:cs/>
           <w:lang w:val="ar_AE" w:bidi="ar_AE"/>
         </w:rPr>
         <w:t>22</w:t>
       </w:r>
       <w:r>
         <w:rPr>
+          <w:rtl/>
+          <w:cs/>
           <w:lang w:val="ar_AE" w:bidi="ar_AE"/>
         </w:rPr>
         <w:t xml:space="preserve"> إِلّا أَنَّنِي كُنْتُ غَيْرَ مَعْرُوفٍ شَخْصِيًّا لَدَى كَنَائِسِ الْيَهُودِيَّةِ الَّتِي هِيَ فِي الْمَسِيحِ.</w:t>
       </w:r>
-      <w:r>
-        <w:rPr>
-          <w:lang w:val="ar_AE" w:bidi="ar_AE"/>
-        </w:rPr>
-      </w:r>
-      <w:r>
-        <w:rPr>
-          <w:lang w:val="ar_AE" w:bidi="ar_AE"/>
-        </w:rPr>
-      </w:r>
-    </w:p>
-    <w:p>
-      <w:pPr>
-        <w:bidi/>
-      </w:pPr>
-      <w:r>
-        <w:rPr>
-          <w:lang w:val="ar_AE" w:bidi="ar_AE"/>
-        </w:rPr>
-      </w:r>
-    </w:p>
-    <w:p>
-      <w:pPr>
-        <w:bidi/>
-      </w:pPr>
-      <w:r>
-        <w:rPr>
-          <w:lang w:val="ar_AE" w:bidi="ar_AE"/>
-        </w:rPr>
-      </w:r>
-      <w:r>
-        <w:rPr>
-          <w:vertAlign w:val="superscript"/>
+    </w:p>
+    <w:p>
+      <w:pPr>
+        <w:bidi/>
+      </w:pPr>
+      <w:r>
+        <w:rPr>
+          <w:rtl/>
+          <w:cs/>
+          <w:lang w:val="ar_AE" w:bidi="ar_AE"/>
+        </w:rPr>
+      </w:r>
+      <w:r>
+        <w:rPr>
+          <w:vertAlign w:val="superscript"/>
+          <w:rtl/>
+          <w:cs/>
           <w:lang w:val="ar_AE" w:bidi="ar_AE"/>
         </w:rPr>
         <w:t>23</w:t>
       </w:r>
       <w:r>
         <w:rPr>
+          <w:rtl/>
+          <w:cs/>
           <w:lang w:val="ar_AE" w:bidi="ar_AE"/>
         </w:rPr>
         <w:t xml:space="preserve"> وَإِنَّمَا كَانُوا يَسْمَعُونَ «أَنَّ الَّذِي كَانَ فِي السَّابِقِ يَضْطَهِدُنَا، يُبَشِّرُ الآنَ بِإِنْجِيلِ الإِيمَانِ الَّذِي كَانَ يَسْعَى قَبْلاً إِلَى تَخْرِيبِهِ!»</w:t>
       </w:r>
-      <w:r>
-        <w:rPr>
-          <w:lang w:val="ar_AE" w:bidi="ar_AE"/>
-        </w:rPr>
-      </w:r>
-      <w:r>
-        <w:rPr>
-          <w:lang w:val="ar_AE" w:bidi="ar_AE"/>
-        </w:rPr>
-      </w:r>
-    </w:p>
-    <w:p>
-      <w:pPr>
-        <w:bidi/>
-      </w:pPr>
-      <w:r>
-        <w:rPr>
-          <w:lang w:val="ar_AE" w:bidi="ar_AE"/>
-        </w:rPr>
-      </w:r>
-    </w:p>
-    <w:p>
-      <w:pPr>
-        <w:bidi/>
-      </w:pPr>
-      <w:r>
-        <w:rPr>
-          <w:lang w:val="ar_AE" w:bidi="ar_AE"/>
-        </w:rPr>
-      </w:r>
-      <w:r>
-        <w:rPr>
-          <w:vertAlign w:val="superscript"/>
+    </w:p>
+    <w:p>
+      <w:pPr>
+        <w:bidi/>
+      </w:pPr>
+      <w:r>
+        <w:rPr>
+          <w:rtl/>
+          <w:cs/>
+          <w:lang w:val="ar_AE" w:bidi="ar_AE"/>
+        </w:rPr>
+      </w:r>
+      <w:r>
+        <w:rPr>
+          <w:vertAlign w:val="superscript"/>
+          <w:rtl/>
+          <w:cs/>
           <w:lang w:val="ar_AE" w:bidi="ar_AE"/>
         </w:rPr>
         <w:t>24</w:t>
       </w:r>
       <w:r>
         <w:rPr>
+          <w:rtl/>
+          <w:cs/>
           <w:lang w:val="ar_AE" w:bidi="ar_AE"/>
         </w:rPr>
         <w:t xml:space="preserve"> فَكَانُوا يُمَجِّدُونَ اللهَ بِسَبَبِي.</w:t>
       </w:r>
-      <w:r>
-        <w:rPr>
-          <w:lang w:val="ar_AE" w:bidi="ar_AE"/>
-        </w:rPr>
-      </w:r>
-      <w:r>
-        <w:rPr>
-          <w:lang w:val="ar_AE" w:bidi="ar_AE"/>
-        </w:rPr>
-      </w:r>
-    </w:p>
-    <w:p>
-      <w:pPr>
-        <w:bidi/>
-      </w:pPr>
-      <w:r>
-        <w:rPr>
-          <w:lang w:val="ar_AE" w:bidi="ar_AE"/>
-        </w:rPr>
-      </w:r>
     </w:p>
     <w:p>
       <w:pPr>
@@ -1290,918 +953,628 @@
       </w:pPr>
       <w:r>
         <w:rPr>
-          <w:lang w:val="ar_AE" w:bidi="ar_AE"/>
-        </w:rPr>
-        <w:t>Galatians 2:1</w:t>
-      </w:r>
-      <w:r>
-        <w:rPr>
-          <w:lang w:val="ar_AE" w:bidi="ar_AE"/>
-        </w:rPr>
-      </w:r>
-    </w:p>
-    <w:p>
-      <w:pPr>
-        <w:bidi/>
-      </w:pPr>
-      <w:r>
-        <w:rPr>
-          <w:lang w:val="ar_AE" w:bidi="ar_AE"/>
-        </w:rPr>
-      </w:r>
-      <w:r>
-        <w:rPr>
-          <w:vertAlign w:val="superscript"/>
+          <w:rtl/>
+          <w:cs/>
+          <w:lang w:val="ar_AE" w:bidi="ar_AE"/>
+        </w:rPr>
+        <w:t>غلاطية 2:1</w:t>
+      </w:r>
+      <w:r>
+        <w:rPr>
+          <w:rtl/>
+          <w:cs/>
+          <w:lang w:val="ar_AE" w:bidi="ar_AE"/>
+        </w:rPr>
+      </w:r>
+    </w:p>
+    <w:p>
+      <w:pPr>
+        <w:bidi/>
+      </w:pPr>
+      <w:r>
+        <w:rPr>
+          <w:rtl/>
+          <w:cs/>
+          <w:lang w:val="ar_AE" w:bidi="ar_AE"/>
+        </w:rPr>
+      </w:r>
+      <w:r>
+        <w:rPr>
+          <w:vertAlign w:val="superscript"/>
+          <w:rtl/>
+          <w:cs/>
           <w:lang w:val="ar_AE" w:bidi="ar_AE"/>
         </w:rPr>
         <w:t>1</w:t>
       </w:r>
       <w:r>
         <w:rPr>
+          <w:rtl/>
+          <w:cs/>
           <w:lang w:val="ar_AE" w:bidi="ar_AE"/>
         </w:rPr>
         <w:t xml:space="preserve"> وَبَعْدَ أَرْبَعَ عَشْرَةَ سَنَةً، صَعِدْتُ مَرَّةً ثَانِيَةً إِلَى أُورُشَلِيمَ بِصُحْبَةِ بَرْنَابَا، وَقَدْ أَخَذْتُ مَعِي تِيطُسَ أَيْضاً.</w:t>
       </w:r>
-      <w:r>
-        <w:rPr>
-          <w:lang w:val="ar_AE" w:bidi="ar_AE"/>
-        </w:rPr>
-      </w:r>
-      <w:r>
-        <w:rPr>
-          <w:lang w:val="ar_AE" w:bidi="ar_AE"/>
-        </w:rPr>
-      </w:r>
-    </w:p>
-    <w:p>
-      <w:pPr>
-        <w:bidi/>
-      </w:pPr>
-      <w:r>
-        <w:rPr>
-          <w:lang w:val="ar_AE" w:bidi="ar_AE"/>
-        </w:rPr>
-      </w:r>
-    </w:p>
-    <w:p>
-      <w:pPr>
-        <w:bidi/>
-      </w:pPr>
-      <w:r>
-        <w:rPr>
-          <w:lang w:val="ar_AE" w:bidi="ar_AE"/>
-        </w:rPr>
-      </w:r>
-      <w:r>
-        <w:rPr>
-          <w:vertAlign w:val="superscript"/>
+    </w:p>
+    <w:p>
+      <w:pPr>
+        <w:bidi/>
+      </w:pPr>
+      <w:r>
+        <w:rPr>
+          <w:rtl/>
+          <w:cs/>
+          <w:lang w:val="ar_AE" w:bidi="ar_AE"/>
+        </w:rPr>
+      </w:r>
+      <w:r>
+        <w:rPr>
+          <w:vertAlign w:val="superscript"/>
+          <w:rtl/>
+          <w:cs/>
           <w:lang w:val="ar_AE" w:bidi="ar_AE"/>
         </w:rPr>
         <w:t>2</w:t>
       </w:r>
       <w:r>
         <w:rPr>
+          <w:rtl/>
+          <w:cs/>
           <w:lang w:val="ar_AE" w:bidi="ar_AE"/>
         </w:rPr>
         <w:t xml:space="preserve"> وَإِنَّمَا صَعِدْتُ إِلَيْهَا اسْتِجَابَةً لِلْوَحْيِ؛ وَبَسَطْتُ أَمَامَهُمُ الإِنْجِيلَ الَّذِي أُبَشِّرُ بِهِ بَيْنَ الأُمَمِ، وَلَكِنْ عَلَى انْفِرَادٍ أَمَامَ الْبَارِزِينَ فِيهِمْ، لِئَلّا يَكُونَ مَسْعَايَ فِي الْحَاضِرِ وَالْمَاضِي بِلا جَدْوَى.</w:t>
       </w:r>
-      <w:r>
-        <w:rPr>
-          <w:lang w:val="ar_AE" w:bidi="ar_AE"/>
-        </w:rPr>
-      </w:r>
-      <w:r>
-        <w:rPr>
-          <w:lang w:val="ar_AE" w:bidi="ar_AE"/>
-        </w:rPr>
-      </w:r>
-    </w:p>
-    <w:p>
-      <w:pPr>
-        <w:bidi/>
-      </w:pPr>
-      <w:r>
-        <w:rPr>
-          <w:lang w:val="ar_AE" w:bidi="ar_AE"/>
-        </w:rPr>
-      </w:r>
-    </w:p>
-    <w:p>
-      <w:pPr>
-        <w:bidi/>
-      </w:pPr>
-      <w:r>
-        <w:rPr>
-          <w:lang w:val="ar_AE" w:bidi="ar_AE"/>
-        </w:rPr>
-      </w:r>
-      <w:r>
-        <w:rPr>
-          <w:vertAlign w:val="superscript"/>
+    </w:p>
+    <w:p>
+      <w:pPr>
+        <w:bidi/>
+      </w:pPr>
+      <w:r>
+        <w:rPr>
+          <w:rtl/>
+          <w:cs/>
+          <w:lang w:val="ar_AE" w:bidi="ar_AE"/>
+        </w:rPr>
+      </w:r>
+      <w:r>
+        <w:rPr>
+          <w:vertAlign w:val="superscript"/>
+          <w:rtl/>
+          <w:cs/>
           <w:lang w:val="ar_AE" w:bidi="ar_AE"/>
         </w:rPr>
         <w:t>3</w:t>
       </w:r>
       <w:r>
         <w:rPr>
+          <w:rtl/>
+          <w:cs/>
           <w:lang w:val="ar_AE" w:bidi="ar_AE"/>
         </w:rPr>
         <w:t xml:space="preserve"> وَلَكِنْ، حَتَّى تِيطُسُ الَّذِي كَانَ يُرَافِقُنِي وَهُوَ يُونَانِيٌّ، لَمْ يُضْطَرَّ أَنْ يُخْتَنَ.</w:t>
       </w:r>
-      <w:r>
-        <w:rPr>
-          <w:lang w:val="ar_AE" w:bidi="ar_AE"/>
-        </w:rPr>
-      </w:r>
-      <w:r>
-        <w:rPr>
-          <w:lang w:val="ar_AE" w:bidi="ar_AE"/>
-        </w:rPr>
-      </w:r>
-    </w:p>
-    <w:p>
-      <w:pPr>
-        <w:bidi/>
-      </w:pPr>
-      <w:r>
-        <w:rPr>
-          <w:lang w:val="ar_AE" w:bidi="ar_AE"/>
-        </w:rPr>
-      </w:r>
-    </w:p>
-    <w:p>
-      <w:pPr>
-        <w:bidi/>
-      </w:pPr>
-      <w:r>
-        <w:rPr>
-          <w:lang w:val="ar_AE" w:bidi="ar_AE"/>
-        </w:rPr>
-      </w:r>
-      <w:r>
-        <w:rPr>
-          <w:vertAlign w:val="superscript"/>
+    </w:p>
+    <w:p>
+      <w:pPr>
+        <w:bidi/>
+      </w:pPr>
+      <w:r>
+        <w:rPr>
+          <w:rtl/>
+          <w:cs/>
+          <w:lang w:val="ar_AE" w:bidi="ar_AE"/>
+        </w:rPr>
+      </w:r>
+      <w:r>
+        <w:rPr>
+          <w:vertAlign w:val="superscript"/>
+          <w:rtl/>
+          <w:cs/>
           <w:lang w:val="ar_AE" w:bidi="ar_AE"/>
         </w:rPr>
         <w:t>4</w:t>
       </w:r>
       <w:r>
         <w:rPr>
+          <w:rtl/>
+          <w:cs/>
           <w:lang w:val="ar_AE" w:bidi="ar_AE"/>
         </w:rPr>
         <w:t xml:space="preserve"> إِنَّمَا أُثِيرَ الأَمْرُ بِسَبَبِ الإِخْوَةِ الْكَذَبَةِ الَّذِينَ أُدْخِلُوا بَيْنَنَا خُلْسَةً، فَانْدَسُّوا لِيَتَجَسَّسُوا حُرِّيَّتَنَا الَّتِي لَنَا فِي الْمَسِيحِ يَسُوعَ، لَعَلَّهُمْ يُعِيدُونَنَا إِلَى الْعُبُودِيَّةِ؛</w:t>
       </w:r>
-      <w:r>
-        <w:rPr>
-          <w:lang w:val="ar_AE" w:bidi="ar_AE"/>
-        </w:rPr>
-      </w:r>
-      <w:r>
-        <w:rPr>
-          <w:lang w:val="ar_AE" w:bidi="ar_AE"/>
-        </w:rPr>
-      </w:r>
-    </w:p>
-    <w:p>
-      <w:pPr>
-        <w:bidi/>
-      </w:pPr>
-      <w:r>
-        <w:rPr>
-          <w:lang w:val="ar_AE" w:bidi="ar_AE"/>
-        </w:rPr>
-      </w:r>
-    </w:p>
-    <w:p>
-      <w:pPr>
-        <w:bidi/>
-      </w:pPr>
-      <w:r>
-        <w:rPr>
-          <w:lang w:val="ar_AE" w:bidi="ar_AE"/>
-        </w:rPr>
-      </w:r>
-      <w:r>
-        <w:rPr>
-          <w:vertAlign w:val="superscript"/>
+    </w:p>
+    <w:p>
+      <w:pPr>
+        <w:bidi/>
+      </w:pPr>
+      <w:r>
+        <w:rPr>
+          <w:rtl/>
+          <w:cs/>
+          <w:lang w:val="ar_AE" w:bidi="ar_AE"/>
+        </w:rPr>
+      </w:r>
+      <w:r>
+        <w:rPr>
+          <w:vertAlign w:val="superscript"/>
+          <w:rtl/>
+          <w:cs/>
           <w:lang w:val="ar_AE" w:bidi="ar_AE"/>
         </w:rPr>
         <w:t>5</w:t>
       </w:r>
       <w:r>
         <w:rPr>
+          <w:rtl/>
+          <w:cs/>
           <w:lang w:val="ar_AE" w:bidi="ar_AE"/>
         </w:rPr>
         <w:t xml:space="preserve"> فَلَمْ نَخْضَعْ لَهُمْ مُسْتَسْلِمِينَ وَلَوْ لِسَاعَةٍ وَاحِدَةٍ، لِيَبْقَى حَقُّ الإِنْجِيلِ ثَابِتاً عِنْدَكُمْ.</w:t>
       </w:r>
-      <w:r>
-        <w:rPr>
-          <w:lang w:val="ar_AE" w:bidi="ar_AE"/>
-        </w:rPr>
-      </w:r>
-      <w:r>
-        <w:rPr>
-          <w:lang w:val="ar_AE" w:bidi="ar_AE"/>
-        </w:rPr>
-      </w:r>
-    </w:p>
-    <w:p>
-      <w:pPr>
-        <w:bidi/>
-      </w:pPr>
-      <w:r>
-        <w:rPr>
-          <w:lang w:val="ar_AE" w:bidi="ar_AE"/>
-        </w:rPr>
-      </w:r>
-    </w:p>
-    <w:p>
-      <w:pPr>
-        <w:bidi/>
-      </w:pPr>
-      <w:r>
-        <w:rPr>
-          <w:lang w:val="ar_AE" w:bidi="ar_AE"/>
-        </w:rPr>
-      </w:r>
-      <w:r>
-        <w:rPr>
-          <w:vertAlign w:val="superscript"/>
+    </w:p>
+    <w:p>
+      <w:pPr>
+        <w:bidi/>
+      </w:pPr>
+      <w:r>
+        <w:rPr>
+          <w:rtl/>
+          <w:cs/>
+          <w:lang w:val="ar_AE" w:bidi="ar_AE"/>
+        </w:rPr>
+      </w:r>
+      <w:r>
+        <w:rPr>
+          <w:vertAlign w:val="superscript"/>
+          <w:rtl/>
+          <w:cs/>
           <w:lang w:val="ar_AE" w:bidi="ar_AE"/>
         </w:rPr>
         <w:t>6</w:t>
       </w:r>
       <w:r>
         <w:rPr>
+          <w:rtl/>
+          <w:cs/>
           <w:lang w:val="ar_AE" w:bidi="ar_AE"/>
         </w:rPr>
         <w:t xml:space="preserve"> أَمَّا الَّذِينَ كَانُوا يُعْتَبَرُونَ مِنَ الْبَارِزِينَ، وَلا فَرْقَ عِنْدِي مَهْمَا كَانَتْ مَكَانَتُهُمْ مَادَامَ اللهُ لَا يُحَابِي إِنْسَاناً، فَإِنَّهُمْ لَمْ يَزِيدُوا شَيْئاً عَلَى مَا أُبَشِّرُ بِهِ.</w:t>
       </w:r>
-      <w:r>
-        <w:rPr>
-          <w:lang w:val="ar_AE" w:bidi="ar_AE"/>
-        </w:rPr>
-      </w:r>
-      <w:r>
-        <w:rPr>
-          <w:lang w:val="ar_AE" w:bidi="ar_AE"/>
-        </w:rPr>
-      </w:r>
-    </w:p>
-    <w:p>
-      <w:pPr>
-        <w:bidi/>
-      </w:pPr>
-      <w:r>
-        <w:rPr>
-          <w:lang w:val="ar_AE" w:bidi="ar_AE"/>
-        </w:rPr>
-      </w:r>
-    </w:p>
-    <w:p>
-      <w:pPr>
-        <w:bidi/>
-      </w:pPr>
-      <w:r>
-        <w:rPr>
-          <w:lang w:val="ar_AE" w:bidi="ar_AE"/>
-        </w:rPr>
-      </w:r>
-      <w:r>
-        <w:rPr>
-          <w:vertAlign w:val="superscript"/>
+    </w:p>
+    <w:p>
+      <w:pPr>
+        <w:bidi/>
+      </w:pPr>
+      <w:r>
+        <w:rPr>
+          <w:rtl/>
+          <w:cs/>
+          <w:lang w:val="ar_AE" w:bidi="ar_AE"/>
+        </w:rPr>
+      </w:r>
+      <w:r>
+        <w:rPr>
+          <w:vertAlign w:val="superscript"/>
+          <w:rtl/>
+          <w:cs/>
           <w:lang w:val="ar_AE" w:bidi="ar_AE"/>
         </w:rPr>
         <w:t>7</w:t>
       </w:r>
       <w:r>
         <w:rPr>
+          <w:rtl/>
+          <w:cs/>
           <w:lang w:val="ar_AE" w:bidi="ar_AE"/>
         </w:rPr>
         <w:t xml:space="preserve"> بَلْ بِالْعَكْسِ، رَأَوْا أَنَّهُ عُهِدَ إِلَيَّ بِالإِنْجِيلِ لأَهْلِ عَدَمِ الْخِتَانِ، كَمَا عُهِدَ بِهِ إِلَى بُطْرُسَ لأَهْلِ الْخِتَانِ.</w:t>
       </w:r>
-      <w:r>
-        <w:rPr>
-          <w:lang w:val="ar_AE" w:bidi="ar_AE"/>
-        </w:rPr>
-      </w:r>
-      <w:r>
-        <w:rPr>
-          <w:lang w:val="ar_AE" w:bidi="ar_AE"/>
-        </w:rPr>
-      </w:r>
-    </w:p>
-    <w:p>
-      <w:pPr>
-        <w:bidi/>
-      </w:pPr>
-      <w:r>
-        <w:rPr>
-          <w:lang w:val="ar_AE" w:bidi="ar_AE"/>
-        </w:rPr>
-      </w:r>
-    </w:p>
-    <w:p>
-      <w:pPr>
-        <w:bidi/>
-      </w:pPr>
-      <w:r>
-        <w:rPr>
-          <w:lang w:val="ar_AE" w:bidi="ar_AE"/>
-        </w:rPr>
-      </w:r>
-      <w:r>
-        <w:rPr>
-          <w:vertAlign w:val="superscript"/>
+    </w:p>
+    <w:p>
+      <w:pPr>
+        <w:bidi/>
+      </w:pPr>
+      <w:r>
+        <w:rPr>
+          <w:rtl/>
+          <w:cs/>
+          <w:lang w:val="ar_AE" w:bidi="ar_AE"/>
+        </w:rPr>
+      </w:r>
+      <w:r>
+        <w:rPr>
+          <w:vertAlign w:val="superscript"/>
+          <w:rtl/>
+          <w:cs/>
           <w:lang w:val="ar_AE" w:bidi="ar_AE"/>
         </w:rPr>
         <w:t>8</w:t>
       </w:r>
       <w:r>
         <w:rPr>
+          <w:rtl/>
+          <w:cs/>
           <w:lang w:val="ar_AE" w:bidi="ar_AE"/>
         </w:rPr>
         <w:t xml:space="preserve"> لأَنَّ الَّذِي اسْتَخْدَمَ بُطْرُسَ فِي رَسُولِيَّتِهِ إِلَى أَهْلِ الْخِتَانِ، اسْتَخْدَمَنِي أَيْضاً بِالنِّسْبَةِ إِلَى غَيْرِ الْيَهُودِ.</w:t>
       </w:r>
-      <w:r>
-        <w:rPr>
-          <w:lang w:val="ar_AE" w:bidi="ar_AE"/>
-        </w:rPr>
-      </w:r>
-      <w:r>
-        <w:rPr>
-          <w:lang w:val="ar_AE" w:bidi="ar_AE"/>
-        </w:rPr>
-      </w:r>
-    </w:p>
-    <w:p>
-      <w:pPr>
-        <w:bidi/>
-      </w:pPr>
-      <w:r>
-        <w:rPr>
-          <w:lang w:val="ar_AE" w:bidi="ar_AE"/>
-        </w:rPr>
-      </w:r>
-    </w:p>
-    <w:p>
-      <w:pPr>
-        <w:bidi/>
-      </w:pPr>
-      <w:r>
-        <w:rPr>
-          <w:lang w:val="ar_AE" w:bidi="ar_AE"/>
-        </w:rPr>
-      </w:r>
-      <w:r>
-        <w:rPr>
-          <w:vertAlign w:val="superscript"/>
+    </w:p>
+    <w:p>
+      <w:pPr>
+        <w:bidi/>
+      </w:pPr>
+      <w:r>
+        <w:rPr>
+          <w:rtl/>
+          <w:cs/>
+          <w:lang w:val="ar_AE" w:bidi="ar_AE"/>
+        </w:rPr>
+      </w:r>
+      <w:r>
+        <w:rPr>
+          <w:vertAlign w:val="superscript"/>
+          <w:rtl/>
+          <w:cs/>
           <w:lang w:val="ar_AE" w:bidi="ar_AE"/>
         </w:rPr>
         <w:t>9</w:t>
       </w:r>
       <w:r>
         <w:rPr>
+          <w:rtl/>
+          <w:cs/>
           <w:lang w:val="ar_AE" w:bidi="ar_AE"/>
         </w:rPr>
         <w:t xml:space="preserve"> فَلَمَّا اتَّضَحَتِ النِّعْمَةُ الْمَوْهُوبَةُ لِي عِنْدَ يَعْقُوبَ وَبُطْرُسَ وَيُوحَنَّا، وَهُمُ الْبَارِزُونَ بِاعْتِبَارِهِمْ أَعْمِدَةً، مَدُّوا إِلَيَّ وَإِلَى بَرْنَابَا أَيْدِيَهُمُ الْيُمْنَى إِشَارَةً إِلَى الْمُشَارَكَةِ، فَنَتَوَجَّهُ نَحْنُ إِلَى غَيْرِ الْيَهُودِ وَهُمْ إِلَى أَهْلِ الْخِتَانِ،</w:t>
       </w:r>
-      <w:r>
-        <w:rPr>
-          <w:lang w:val="ar_AE" w:bidi="ar_AE"/>
-        </w:rPr>
-      </w:r>
-      <w:r>
-        <w:rPr>
-          <w:lang w:val="ar_AE" w:bidi="ar_AE"/>
-        </w:rPr>
-      </w:r>
-    </w:p>
-    <w:p>
-      <w:pPr>
-        <w:bidi/>
-      </w:pPr>
-      <w:r>
-        <w:rPr>
-          <w:lang w:val="ar_AE" w:bidi="ar_AE"/>
-        </w:rPr>
-      </w:r>
-    </w:p>
-    <w:p>
-      <w:pPr>
-        <w:bidi/>
-      </w:pPr>
-      <w:r>
-        <w:rPr>
-          <w:lang w:val="ar_AE" w:bidi="ar_AE"/>
-        </w:rPr>
-      </w:r>
-      <w:r>
-        <w:rPr>
-          <w:vertAlign w:val="superscript"/>
+    </w:p>
+    <w:p>
+      <w:pPr>
+        <w:bidi/>
+      </w:pPr>
+      <w:r>
+        <w:rPr>
+          <w:rtl/>
+          <w:cs/>
+          <w:lang w:val="ar_AE" w:bidi="ar_AE"/>
+        </w:rPr>
+      </w:r>
+      <w:r>
+        <w:rPr>
+          <w:vertAlign w:val="superscript"/>
+          <w:rtl/>
+          <w:cs/>
           <w:lang w:val="ar_AE" w:bidi="ar_AE"/>
         </w:rPr>
         <w:t>10</w:t>
       </w:r>
       <w:r>
         <w:rPr>
+          <w:rtl/>
+          <w:cs/>
           <w:lang w:val="ar_AE" w:bidi="ar_AE"/>
         </w:rPr>
         <w:t xml:space="preserve"> عَلَى أَلّا نُغْفِلَ أَمْرَ الْفُقَرَاءِ، وَطَالَمَا اجْتَهَدْتُ فِي عَمَلِ ذَلِكَ.</w:t>
       </w:r>
-      <w:r>
-        <w:rPr>
-          <w:lang w:val="ar_AE" w:bidi="ar_AE"/>
-        </w:rPr>
-      </w:r>
-      <w:r>
-        <w:rPr>
-          <w:lang w:val="ar_AE" w:bidi="ar_AE"/>
-        </w:rPr>
-      </w:r>
-    </w:p>
-    <w:p>
-      <w:pPr>
-        <w:bidi/>
-      </w:pPr>
-      <w:r>
-        <w:rPr>
-          <w:lang w:val="ar_AE" w:bidi="ar_AE"/>
-        </w:rPr>
-      </w:r>
-    </w:p>
-    <w:p>
-      <w:pPr>
-        <w:bidi/>
-      </w:pPr>
-      <w:r>
-        <w:rPr>
-          <w:lang w:val="ar_AE" w:bidi="ar_AE"/>
-        </w:rPr>
-      </w:r>
-      <w:r>
-        <w:rPr>
-          <w:vertAlign w:val="superscript"/>
+    </w:p>
+    <w:p>
+      <w:pPr>
+        <w:bidi/>
+      </w:pPr>
+      <w:r>
+        <w:rPr>
+          <w:rtl/>
+          <w:cs/>
+          <w:lang w:val="ar_AE" w:bidi="ar_AE"/>
+        </w:rPr>
+      </w:r>
+      <w:r>
+        <w:rPr>
+          <w:vertAlign w:val="superscript"/>
+          <w:rtl/>
+          <w:cs/>
           <w:lang w:val="ar_AE" w:bidi="ar_AE"/>
         </w:rPr>
         <w:t>11</w:t>
       </w:r>
       <w:r>
         <w:rPr>
+          <w:rtl/>
+          <w:cs/>
           <w:lang w:val="ar_AE" w:bidi="ar_AE"/>
         </w:rPr>
         <w:t xml:space="preserve"> وَلَكِنْ لَمَّا جَاءَ بُطْرُسُ إِلَى مَدِينَةِ أَنْطَاكِيَةَ، قَاوَمْتُهُ وَجْهاً لِوَجْهٍ لأَنَّهُ كَانَ يَسْتَحِقُّ أَنْ يُلامَ.</w:t>
       </w:r>
-      <w:r>
-        <w:rPr>
-          <w:lang w:val="ar_AE" w:bidi="ar_AE"/>
-        </w:rPr>
-      </w:r>
-      <w:r>
-        <w:rPr>
-          <w:lang w:val="ar_AE" w:bidi="ar_AE"/>
-        </w:rPr>
-      </w:r>
-    </w:p>
-    <w:p>
-      <w:pPr>
-        <w:bidi/>
-      </w:pPr>
-      <w:r>
-        <w:rPr>
-          <w:lang w:val="ar_AE" w:bidi="ar_AE"/>
-        </w:rPr>
-      </w:r>
-    </w:p>
-    <w:p>
-      <w:pPr>
-        <w:bidi/>
-      </w:pPr>
-      <w:r>
-        <w:rPr>
-          <w:lang w:val="ar_AE" w:bidi="ar_AE"/>
-        </w:rPr>
-      </w:r>
-      <w:r>
-        <w:rPr>
-          <w:vertAlign w:val="superscript"/>
+    </w:p>
+    <w:p>
+      <w:pPr>
+        <w:bidi/>
+      </w:pPr>
+      <w:r>
+        <w:rPr>
+          <w:rtl/>
+          <w:cs/>
+          <w:lang w:val="ar_AE" w:bidi="ar_AE"/>
+        </w:rPr>
+      </w:r>
+      <w:r>
+        <w:rPr>
+          <w:vertAlign w:val="superscript"/>
+          <w:rtl/>
+          <w:cs/>
           <w:lang w:val="ar_AE" w:bidi="ar_AE"/>
         </w:rPr>
         <w:t>12</w:t>
       </w:r>
       <w:r>
         <w:rPr>
+          <w:rtl/>
+          <w:cs/>
           <w:lang w:val="ar_AE" w:bidi="ar_AE"/>
         </w:rPr>
         <w:t xml:space="preserve"> إِذْ قَبْلَ أَنْ يَأْتِيَ بَعْضُهُمْ مِنْ عِنْدِ يَعْقُوبَ، كَانَ بُطْرُسُ يَأْكُلُ مَعَ الإِخْوَةِ الَّذِينَ مِنَ الأُمَمِ؛ وَلَكِنْ لَمَّا أَتَى أُولئِكَ، انْسَحَبَ وَعَزَلَ نَفْسَهُ، خَوْفاً مِنْ أَهْلِ الْخِتَانِ.</w:t>
       </w:r>
-      <w:r>
-        <w:rPr>
-          <w:lang w:val="ar_AE" w:bidi="ar_AE"/>
-        </w:rPr>
-      </w:r>
-      <w:r>
-        <w:rPr>
-          <w:lang w:val="ar_AE" w:bidi="ar_AE"/>
-        </w:rPr>
-      </w:r>
-    </w:p>
-    <w:p>
-      <w:pPr>
-        <w:bidi/>
-      </w:pPr>
-      <w:r>
-        <w:rPr>
-          <w:lang w:val="ar_AE" w:bidi="ar_AE"/>
-        </w:rPr>
-      </w:r>
-    </w:p>
-    <w:p>
-      <w:pPr>
-        <w:bidi/>
-      </w:pPr>
-      <w:r>
-        <w:rPr>
-          <w:lang w:val="ar_AE" w:bidi="ar_AE"/>
-        </w:rPr>
-      </w:r>
-      <w:r>
-        <w:rPr>
-          <w:vertAlign w:val="superscript"/>
+    </w:p>
+    <w:p>
+      <w:pPr>
+        <w:bidi/>
+      </w:pPr>
+      <w:r>
+        <w:rPr>
+          <w:rtl/>
+          <w:cs/>
+          <w:lang w:val="ar_AE" w:bidi="ar_AE"/>
+        </w:rPr>
+      </w:r>
+      <w:r>
+        <w:rPr>
+          <w:vertAlign w:val="superscript"/>
+          <w:rtl/>
+          <w:cs/>
           <w:lang w:val="ar_AE" w:bidi="ar_AE"/>
         </w:rPr>
         <w:t>13</w:t>
       </w:r>
       <w:r>
         <w:rPr>
+          <w:rtl/>
+          <w:cs/>
           <w:lang w:val="ar_AE" w:bidi="ar_AE"/>
         </w:rPr>
         <w:t xml:space="preserve"> وَجَارَاهُ فِي نِفَاقِهِ بَاقِي الإِخْوَةِ الَّذِينَ مِنَ الْيَهُودِ. حَتَّى إِنَّ بَرْنَابَا أَيْضاً انْسَاقَ إِلَى نِفَاقِهِم.</w:t>
       </w:r>
-      <w:r>
-        <w:rPr>
-          <w:lang w:val="ar_AE" w:bidi="ar_AE"/>
-        </w:rPr>
-      </w:r>
-      <w:r>
-        <w:rPr>
-          <w:lang w:val="ar_AE" w:bidi="ar_AE"/>
-        </w:rPr>
-      </w:r>
-    </w:p>
-    <w:p>
-      <w:pPr>
-        <w:bidi/>
-      </w:pPr>
-      <w:r>
-        <w:rPr>
-          <w:lang w:val="ar_AE" w:bidi="ar_AE"/>
-        </w:rPr>
-      </w:r>
-    </w:p>
-    <w:p>
-      <w:pPr>
-        <w:bidi/>
-      </w:pPr>
-      <w:r>
-        <w:rPr>
-          <w:lang w:val="ar_AE" w:bidi="ar_AE"/>
-        </w:rPr>
-      </w:r>
-      <w:r>
-        <w:rPr>
-          <w:vertAlign w:val="superscript"/>
+    </w:p>
+    <w:p>
+      <w:pPr>
+        <w:bidi/>
+      </w:pPr>
+      <w:r>
+        <w:rPr>
+          <w:rtl/>
+          <w:cs/>
+          <w:lang w:val="ar_AE" w:bidi="ar_AE"/>
+        </w:rPr>
+      </w:r>
+      <w:r>
+        <w:rPr>
+          <w:vertAlign w:val="superscript"/>
+          <w:rtl/>
+          <w:cs/>
           <w:lang w:val="ar_AE" w:bidi="ar_AE"/>
         </w:rPr>
         <w:t>14</w:t>
       </w:r>
       <w:r>
         <w:rPr>
+          <w:rtl/>
+          <w:cs/>
           <w:lang w:val="ar_AE" w:bidi="ar_AE"/>
         </w:rPr>
         <w:t xml:space="preserve"> فَلَمَّا رَأَيْتُ أَنَّهُمْ لَا يَسْلُكُونَ بِاسْتِقَامَةٍ تُوَافِقُ حَقَّ الإِنْجِيلِ، قُلْتُ لِبُطْرُسَ أَمَامَ الْحَاضِرِينَ جَمِيعاً: «إِنْ كُنْتَ وَأَنْتَ يَهُودِيٌّ تَعِيشُ كَالأُمَمِ لَا كَالْيَهُودِ، فَكَيْفَ تُجْبِرُ الأُمَمَ أَنْ يَعِيشُوا كَالْيَهُودِ؟»</w:t>
       </w:r>
-      <w:r>
-        <w:rPr>
-          <w:lang w:val="ar_AE" w:bidi="ar_AE"/>
-        </w:rPr>
-      </w:r>
-      <w:r>
-        <w:rPr>
-          <w:lang w:val="ar_AE" w:bidi="ar_AE"/>
-        </w:rPr>
-      </w:r>
-    </w:p>
-    <w:p>
-      <w:pPr>
-        <w:bidi/>
-      </w:pPr>
-      <w:r>
-        <w:rPr>
-          <w:lang w:val="ar_AE" w:bidi="ar_AE"/>
-        </w:rPr>
-      </w:r>
-    </w:p>
-    <w:p>
-      <w:pPr>
-        <w:bidi/>
-      </w:pPr>
-      <w:r>
-        <w:rPr>
-          <w:lang w:val="ar_AE" w:bidi="ar_AE"/>
-        </w:rPr>
-      </w:r>
-      <w:r>
-        <w:rPr>
-          <w:vertAlign w:val="superscript"/>
+    </w:p>
+    <w:p>
+      <w:pPr>
+        <w:bidi/>
+      </w:pPr>
+      <w:r>
+        <w:rPr>
+          <w:rtl/>
+          <w:cs/>
+          <w:lang w:val="ar_AE" w:bidi="ar_AE"/>
+        </w:rPr>
+      </w:r>
+      <w:r>
+        <w:rPr>
+          <w:vertAlign w:val="superscript"/>
+          <w:rtl/>
+          <w:cs/>
           <w:lang w:val="ar_AE" w:bidi="ar_AE"/>
         </w:rPr>
         <w:t>15</w:t>
       </w:r>
       <w:r>
         <w:rPr>
+          <w:rtl/>
+          <w:cs/>
           <w:lang w:val="ar_AE" w:bidi="ar_AE"/>
         </w:rPr>
         <w:t xml:space="preserve"> نَحْنُ يَهُودٌ بِالْوِلادَةِ، وَلَسْنَا أُمَماً خَاطِئِينَ.</w:t>
       </w:r>
-      <w:r>
-        <w:rPr>
-          <w:lang w:val="ar_AE" w:bidi="ar_AE"/>
-        </w:rPr>
-      </w:r>
-      <w:r>
-        <w:rPr>
-          <w:lang w:val="ar_AE" w:bidi="ar_AE"/>
-        </w:rPr>
-      </w:r>
-    </w:p>
-    <w:p>
-      <w:pPr>
-        <w:bidi/>
-      </w:pPr>
-      <w:r>
-        <w:rPr>
-          <w:lang w:val="ar_AE" w:bidi="ar_AE"/>
-        </w:rPr>
-      </w:r>
-    </w:p>
-    <w:p>
-      <w:pPr>
-        <w:bidi/>
-      </w:pPr>
-      <w:r>
-        <w:rPr>
-          <w:lang w:val="ar_AE" w:bidi="ar_AE"/>
-        </w:rPr>
-      </w:r>
-      <w:r>
-        <w:rPr>
-          <w:vertAlign w:val="superscript"/>
+    </w:p>
+    <w:p>
+      <w:pPr>
+        <w:bidi/>
+      </w:pPr>
+      <w:r>
+        <w:rPr>
+          <w:rtl/>
+          <w:cs/>
+          <w:lang w:val="ar_AE" w:bidi="ar_AE"/>
+        </w:rPr>
+      </w:r>
+      <w:r>
+        <w:rPr>
+          <w:vertAlign w:val="superscript"/>
+          <w:rtl/>
+          <w:cs/>
           <w:lang w:val="ar_AE" w:bidi="ar_AE"/>
         </w:rPr>
         <w:t>16</w:t>
       </w:r>
       <w:r>
         <w:rPr>
+          <w:rtl/>
+          <w:cs/>
           <w:lang w:val="ar_AE" w:bidi="ar_AE"/>
         </w:rPr>
         <w:t xml:space="preserve"> وَلَكِنَّنَا، إِذْ عَلِمْنَا أَنَّ الإِنْسَانَ لَا يَتَبَرَّرُ عَلَى أَسَاسِ الأَعْمَالِ الْمَطْلُوبَةِ فِي الشَّرِيعَةِ بَلْ فَقَطْ بِالإِيمَانِ بِيَسُوعَ الْمَسِيحِ، آمَنَّا نَحْنُ أَيْضاً بِالْمَسِيحِ يَسُوعَ، لِنَتَبَرَّرَ عَلَى أَسَاسِ الإِيمَانِ بِهِ، لَا عَلَى أَسَاسِ أَعْمَالِ الشَّرِيعَةِ، لأَنَّهُ عَلَى أَعْمَالِ الشَّرِيعَةِ لَا يُبَرَّرُ أَيُّ إِنْسَانٍ.</w:t>
       </w:r>
-      <w:r>
-        <w:rPr>
-          <w:lang w:val="ar_AE" w:bidi="ar_AE"/>
-        </w:rPr>
-      </w:r>
-      <w:r>
-        <w:rPr>
-          <w:lang w:val="ar_AE" w:bidi="ar_AE"/>
-        </w:rPr>
-      </w:r>
-    </w:p>
-    <w:p>
-      <w:pPr>
-        <w:bidi/>
-      </w:pPr>
-      <w:r>
-        <w:rPr>
-          <w:lang w:val="ar_AE" w:bidi="ar_AE"/>
-        </w:rPr>
-      </w:r>
-    </w:p>
-    <w:p>
-      <w:pPr>
-        <w:bidi/>
-      </w:pPr>
-      <w:r>
-        <w:rPr>
-          <w:lang w:val="ar_AE" w:bidi="ar_AE"/>
-        </w:rPr>
-      </w:r>
-      <w:r>
-        <w:rPr>
-          <w:vertAlign w:val="superscript"/>
+    </w:p>
+    <w:p>
+      <w:pPr>
+        <w:bidi/>
+      </w:pPr>
+      <w:r>
+        <w:rPr>
+          <w:rtl/>
+          <w:cs/>
+          <w:lang w:val="ar_AE" w:bidi="ar_AE"/>
+        </w:rPr>
+      </w:r>
+      <w:r>
+        <w:rPr>
+          <w:vertAlign w:val="superscript"/>
+          <w:rtl/>
+          <w:cs/>
           <w:lang w:val="ar_AE" w:bidi="ar_AE"/>
         </w:rPr>
         <w:t>17</w:t>
       </w:r>
       <w:r>
         <w:rPr>
+          <w:rtl/>
+          <w:cs/>
           <w:lang w:val="ar_AE" w:bidi="ar_AE"/>
         </w:rPr>
         <w:t xml:space="preserve"> وَلَكِنْ، إِنْ كُنَّا وَنَحْنُ نَسْعَى أَنْ نَتَبَرَّرَ فِي الْمَسِيحِ، قَدْ وُجِدْنَا خَاطِئِينَ أَيْضاً، فَهَلْ يَكُونُ الْمَسِيحُ خَادِماً لِلْخَطِيئَةِ؟ حَاشَا!</w:t>
       </w:r>
-      <w:r>
-        <w:rPr>
-          <w:lang w:val="ar_AE" w:bidi="ar_AE"/>
-        </w:rPr>
-      </w:r>
-      <w:r>
-        <w:rPr>
-          <w:lang w:val="ar_AE" w:bidi="ar_AE"/>
-        </w:rPr>
-      </w:r>
-    </w:p>
-    <w:p>
-      <w:pPr>
-        <w:bidi/>
-      </w:pPr>
-      <w:r>
-        <w:rPr>
-          <w:lang w:val="ar_AE" w:bidi="ar_AE"/>
-        </w:rPr>
-      </w:r>
-    </w:p>
-    <w:p>
-      <w:pPr>
-        <w:bidi/>
-      </w:pPr>
-      <w:r>
-        <w:rPr>
-          <w:lang w:val="ar_AE" w:bidi="ar_AE"/>
-        </w:rPr>
-      </w:r>
-      <w:r>
-        <w:rPr>
-          <w:vertAlign w:val="superscript"/>
+    </w:p>
+    <w:p>
+      <w:pPr>
+        <w:bidi/>
+      </w:pPr>
+      <w:r>
+        <w:rPr>
+          <w:rtl/>
+          <w:cs/>
+          <w:lang w:val="ar_AE" w:bidi="ar_AE"/>
+        </w:rPr>
+      </w:r>
+      <w:r>
+        <w:rPr>
+          <w:vertAlign w:val="superscript"/>
+          <w:rtl/>
+          <w:cs/>
           <w:lang w:val="ar_AE" w:bidi="ar_AE"/>
         </w:rPr>
         <w:t>18</w:t>
       </w:r>
       <w:r>
         <w:rPr>
+          <w:rtl/>
+          <w:cs/>
           <w:lang w:val="ar_AE" w:bidi="ar_AE"/>
         </w:rPr>
         <w:t xml:space="preserve"> فَإِذَا عُدْتُ أَبْنِي مَا قَدْ هَدَمْتُهُ، فَإِنِّي أَجْعَلُ نَفْسِي مُخَالِفاً.</w:t>
       </w:r>
-      <w:r>
-        <w:rPr>
-          <w:lang w:val="ar_AE" w:bidi="ar_AE"/>
-        </w:rPr>
-      </w:r>
-      <w:r>
-        <w:rPr>
-          <w:lang w:val="ar_AE" w:bidi="ar_AE"/>
-        </w:rPr>
-      </w:r>
-    </w:p>
-    <w:p>
-      <w:pPr>
-        <w:bidi/>
-      </w:pPr>
-      <w:r>
-        <w:rPr>
-          <w:lang w:val="ar_AE" w:bidi="ar_AE"/>
-        </w:rPr>
-      </w:r>
-    </w:p>
-    <w:p>
-      <w:pPr>
-        <w:bidi/>
-      </w:pPr>
-      <w:r>
-        <w:rPr>
-          <w:lang w:val="ar_AE" w:bidi="ar_AE"/>
-        </w:rPr>
-      </w:r>
-      <w:r>
-        <w:rPr>
-          <w:vertAlign w:val="superscript"/>
+    </w:p>
+    <w:p>
+      <w:pPr>
+        <w:bidi/>
+      </w:pPr>
+      <w:r>
+        <w:rPr>
+          <w:rtl/>
+          <w:cs/>
+          <w:lang w:val="ar_AE" w:bidi="ar_AE"/>
+        </w:rPr>
+      </w:r>
+      <w:r>
+        <w:rPr>
+          <w:vertAlign w:val="superscript"/>
+          <w:rtl/>
+          <w:cs/>
           <w:lang w:val="ar_AE" w:bidi="ar_AE"/>
         </w:rPr>
         <w:t>19</w:t>
       </w:r>
       <w:r>
         <w:rPr>
+          <w:rtl/>
+          <w:cs/>
           <w:lang w:val="ar_AE" w:bidi="ar_AE"/>
         </w:rPr>
         <w:t xml:space="preserve"> فَإِنَّنِي، بِالشَّرِيعَةِ، قَدْ مُتُّ عَنِ الشَّرِيعَةِ، لِكَيْ أَحْيَا لِلهِ.</w:t>
       </w:r>
-      <w:r>
-        <w:rPr>
-          <w:lang w:val="ar_AE" w:bidi="ar_AE"/>
-        </w:rPr>
-      </w:r>
-      <w:r>
-        <w:rPr>
-          <w:lang w:val="ar_AE" w:bidi="ar_AE"/>
-        </w:rPr>
-      </w:r>
-    </w:p>
-    <w:p>
-      <w:pPr>
-        <w:bidi/>
-      </w:pPr>
-      <w:r>
-        <w:rPr>
-          <w:lang w:val="ar_AE" w:bidi="ar_AE"/>
-        </w:rPr>
-      </w:r>
-    </w:p>
-    <w:p>
-      <w:pPr>
-        <w:bidi/>
-      </w:pPr>
-      <w:r>
-        <w:rPr>
-          <w:lang w:val="ar_AE" w:bidi="ar_AE"/>
-        </w:rPr>
-      </w:r>
-      <w:r>
-        <w:rPr>
-          <w:vertAlign w:val="superscript"/>
+    </w:p>
+    <w:p>
+      <w:pPr>
+        <w:bidi/>
+      </w:pPr>
+      <w:r>
+        <w:rPr>
+          <w:rtl/>
+          <w:cs/>
+          <w:lang w:val="ar_AE" w:bidi="ar_AE"/>
+        </w:rPr>
+      </w:r>
+      <w:r>
+        <w:rPr>
+          <w:vertAlign w:val="superscript"/>
+          <w:rtl/>
+          <w:cs/>
           <w:lang w:val="ar_AE" w:bidi="ar_AE"/>
         </w:rPr>
         <w:t>20</w:t>
       </w:r>
       <w:r>
         <w:rPr>
+          <w:rtl/>
+          <w:cs/>
           <w:lang w:val="ar_AE" w:bidi="ar_AE"/>
         </w:rPr>
         <w:t xml:space="preserve"> مَعَ الْمَسِيحِ صُلِبْتُ، فَأَحْيَا لا أَنَا بَلِ الْمَسِيحُ يَحْيَا فِيَّ. أَمَّا الْحَيَاةُ الَّتِي أَحْيَاهَا الآنَ فِي الْجَسَدِ، فَإِنَّمَا أَحْيَاهَا بِالإِيمَانِ فِي ابنِ اللهِ، الَّذِي أَحَبَّنِي وَبَذَلَ نَفْسَهُ عَنِّي.</w:t>
       </w:r>
-      <w:r>
-        <w:rPr>
-          <w:lang w:val="ar_AE" w:bidi="ar_AE"/>
-        </w:rPr>
-      </w:r>
-      <w:r>
-        <w:rPr>
-          <w:lang w:val="ar_AE" w:bidi="ar_AE"/>
-        </w:rPr>
-      </w:r>
-    </w:p>
-    <w:p>
-      <w:pPr>
-        <w:bidi/>
-      </w:pPr>
-      <w:r>
-        <w:rPr>
-          <w:lang w:val="ar_AE" w:bidi="ar_AE"/>
-        </w:rPr>
-      </w:r>
-    </w:p>
-    <w:p>
-      <w:pPr>
-        <w:bidi/>
-      </w:pPr>
-      <w:r>
-        <w:rPr>
-          <w:lang w:val="ar_AE" w:bidi="ar_AE"/>
-        </w:rPr>
-      </w:r>
-      <w:r>
-        <w:rPr>
-          <w:vertAlign w:val="superscript"/>
+    </w:p>
+    <w:p>
+      <w:pPr>
+        <w:bidi/>
+      </w:pPr>
+      <w:r>
+        <w:rPr>
+          <w:rtl/>
+          <w:cs/>
+          <w:lang w:val="ar_AE" w:bidi="ar_AE"/>
+        </w:rPr>
+      </w:r>
+      <w:r>
+        <w:rPr>
+          <w:vertAlign w:val="superscript"/>
+          <w:rtl/>
+          <w:cs/>
           <w:lang w:val="ar_AE" w:bidi="ar_AE"/>
         </w:rPr>
         <w:t>21</w:t>
       </w:r>
       <w:r>
         <w:rPr>
+          <w:rtl/>
+          <w:cs/>
           <w:lang w:val="ar_AE" w:bidi="ar_AE"/>
         </w:rPr>
         <w:t xml:space="preserve"> إِنِّي لَا أُبْطِلُ فَاعِلِيَّةَ نِعْمَةِ اللهِ، إِذْ لَوْ كَانَ الْبِرُّ بِالشَّرِيعَةِ، لَكَانَ مَوْتُ الْمَسِيحِ عَمَلاً لَا دَاعِيَ لَهُ.</w:t>
       </w:r>
-      <w:r>
-        <w:rPr>
-          <w:lang w:val="ar_AE" w:bidi="ar_AE"/>
-        </w:rPr>
-      </w:r>
-      <w:r>
-        <w:rPr>
-          <w:lang w:val="ar_AE" w:bidi="ar_AE"/>
-        </w:rPr>
-      </w:r>
-    </w:p>
-    <w:p>
-      <w:pPr>
-        <w:bidi/>
-      </w:pPr>
-      <w:r>
-        <w:rPr>
-          <w:lang w:val="ar_AE" w:bidi="ar_AE"/>
-        </w:rPr>
-      </w:r>
     </w:p>
     <w:p>
       <w:pPr>
@@ -2210,1262 +1583,860 @@
       </w:pPr>
       <w:r>
         <w:rPr>
-          <w:lang w:val="ar_AE" w:bidi="ar_AE"/>
-        </w:rPr>
-        <w:t>Galatians 3:1</w:t>
-      </w:r>
-      <w:r>
-        <w:rPr>
-          <w:lang w:val="ar_AE" w:bidi="ar_AE"/>
-        </w:rPr>
-      </w:r>
-    </w:p>
-    <w:p>
-      <w:pPr>
-        <w:bidi/>
-      </w:pPr>
-      <w:r>
-        <w:rPr>
-          <w:lang w:val="ar_AE" w:bidi="ar_AE"/>
-        </w:rPr>
-      </w:r>
-      <w:r>
-        <w:rPr>
-          <w:vertAlign w:val="superscript"/>
+          <w:rtl/>
+          <w:cs/>
+          <w:lang w:val="ar_AE" w:bidi="ar_AE"/>
+        </w:rPr>
+        <w:t>غلاطية 3:1</w:t>
+      </w:r>
+      <w:r>
+        <w:rPr>
+          <w:rtl/>
+          <w:cs/>
+          <w:lang w:val="ar_AE" w:bidi="ar_AE"/>
+        </w:rPr>
+      </w:r>
+    </w:p>
+    <w:p>
+      <w:pPr>
+        <w:bidi/>
+      </w:pPr>
+      <w:r>
+        <w:rPr>
+          <w:rtl/>
+          <w:cs/>
+          <w:lang w:val="ar_AE" w:bidi="ar_AE"/>
+        </w:rPr>
+      </w:r>
+      <w:r>
+        <w:rPr>
+          <w:vertAlign w:val="superscript"/>
+          <w:rtl/>
+          <w:cs/>
           <w:lang w:val="ar_AE" w:bidi="ar_AE"/>
         </w:rPr>
         <w:t>1</w:t>
       </w:r>
       <w:r>
         <w:rPr>
+          <w:rtl/>
+          <w:cs/>
           <w:lang w:val="ar_AE" w:bidi="ar_AE"/>
         </w:rPr>
         <w:t xml:space="preserve"> يَا أَهْلَ غَلاطِيَّةَ الأَغْبِيَاءَ! مَنْ سَحَرَ عُقُولَكُمْ، أَنْتُمُ الَّذِينَ قَدْ رُسِمَ أَمَامَ أَعْيُنِكُمْ يَسُوعُ الْمَسِيحُ وَهُوَ مَصْلُوبٌ؟</w:t>
       </w:r>
-      <w:r>
-        <w:rPr>
-          <w:lang w:val="ar_AE" w:bidi="ar_AE"/>
-        </w:rPr>
-      </w:r>
-      <w:r>
-        <w:rPr>
-          <w:lang w:val="ar_AE" w:bidi="ar_AE"/>
-        </w:rPr>
-      </w:r>
-    </w:p>
-    <w:p>
-      <w:pPr>
-        <w:bidi/>
-      </w:pPr>
-      <w:r>
-        <w:rPr>
-          <w:lang w:val="ar_AE" w:bidi="ar_AE"/>
-        </w:rPr>
-      </w:r>
-    </w:p>
-    <w:p>
-      <w:pPr>
-        <w:bidi/>
-      </w:pPr>
-      <w:r>
-        <w:rPr>
-          <w:lang w:val="ar_AE" w:bidi="ar_AE"/>
-        </w:rPr>
-      </w:r>
-      <w:r>
-        <w:rPr>
-          <w:vertAlign w:val="superscript"/>
+    </w:p>
+    <w:p>
+      <w:pPr>
+        <w:bidi/>
+      </w:pPr>
+      <w:r>
+        <w:rPr>
+          <w:rtl/>
+          <w:cs/>
+          <w:lang w:val="ar_AE" w:bidi="ar_AE"/>
+        </w:rPr>
+      </w:r>
+      <w:r>
+        <w:rPr>
+          <w:vertAlign w:val="superscript"/>
+          <w:rtl/>
+          <w:cs/>
           <w:lang w:val="ar_AE" w:bidi="ar_AE"/>
         </w:rPr>
         <w:t>2</w:t>
       </w:r>
       <w:r>
         <w:rPr>
+          <w:rtl/>
+          <w:cs/>
           <w:lang w:val="ar_AE" w:bidi="ar_AE"/>
         </w:rPr>
         <w:t xml:space="preserve"> أُرِيدُ أَنْ أَسْتَعْلِمَ مِنْكُمْ هَذَا الأَمْرَ فَقَطْ: أَعَلَى أَسَاسِ الْعَمَلِ بِمَا فِي الشَّرِيعَةِ نِلْتُمُ الرُّوحَ، أَمْ عَلَى أَسَاسِ الإِيمَانِ بِالْبِشَارَةِ؟</w:t>
       </w:r>
-      <w:r>
-        <w:rPr>
-          <w:lang w:val="ar_AE" w:bidi="ar_AE"/>
-        </w:rPr>
-      </w:r>
-      <w:r>
-        <w:rPr>
-          <w:lang w:val="ar_AE" w:bidi="ar_AE"/>
-        </w:rPr>
-      </w:r>
-    </w:p>
-    <w:p>
-      <w:pPr>
-        <w:bidi/>
-      </w:pPr>
-      <w:r>
-        <w:rPr>
-          <w:lang w:val="ar_AE" w:bidi="ar_AE"/>
-        </w:rPr>
-      </w:r>
-    </w:p>
-    <w:p>
-      <w:pPr>
-        <w:bidi/>
-      </w:pPr>
-      <w:r>
-        <w:rPr>
-          <w:lang w:val="ar_AE" w:bidi="ar_AE"/>
-        </w:rPr>
-      </w:r>
-      <w:r>
-        <w:rPr>
-          <w:vertAlign w:val="superscript"/>
+    </w:p>
+    <w:p>
+      <w:pPr>
+        <w:bidi/>
+      </w:pPr>
+      <w:r>
+        <w:rPr>
+          <w:rtl/>
+          <w:cs/>
+          <w:lang w:val="ar_AE" w:bidi="ar_AE"/>
+        </w:rPr>
+      </w:r>
+      <w:r>
+        <w:rPr>
+          <w:vertAlign w:val="superscript"/>
+          <w:rtl/>
+          <w:cs/>
           <w:lang w:val="ar_AE" w:bidi="ar_AE"/>
         </w:rPr>
         <w:t>3</w:t>
       </w:r>
       <w:r>
         <w:rPr>
+          <w:rtl/>
+          <w:cs/>
           <w:lang w:val="ar_AE" w:bidi="ar_AE"/>
         </w:rPr>
         <w:t xml:space="preserve"> أَإِلَى هَذَا الْحَدِّ أَنْتُمْ أَغْبِيَاءُ؟ أَبَعْدَمَا ابْتَدَأْتُمْ بِالرُّوحِ تُكَمَّلُونَ بِالْجَسَدِ؟</w:t>
       </w:r>
-      <w:r>
-        <w:rPr>
-          <w:lang w:val="ar_AE" w:bidi="ar_AE"/>
-        </w:rPr>
-      </w:r>
-      <w:r>
-        <w:rPr>
-          <w:lang w:val="ar_AE" w:bidi="ar_AE"/>
-        </w:rPr>
-      </w:r>
-    </w:p>
-    <w:p>
-      <w:pPr>
-        <w:bidi/>
-      </w:pPr>
-      <w:r>
-        <w:rPr>
-          <w:lang w:val="ar_AE" w:bidi="ar_AE"/>
-        </w:rPr>
-      </w:r>
-    </w:p>
-    <w:p>
-      <w:pPr>
-        <w:bidi/>
-      </w:pPr>
-      <w:r>
-        <w:rPr>
-          <w:lang w:val="ar_AE" w:bidi="ar_AE"/>
-        </w:rPr>
-      </w:r>
-      <w:r>
-        <w:rPr>
-          <w:vertAlign w:val="superscript"/>
+    </w:p>
+    <w:p>
+      <w:pPr>
+        <w:bidi/>
+      </w:pPr>
+      <w:r>
+        <w:rPr>
+          <w:rtl/>
+          <w:cs/>
+          <w:lang w:val="ar_AE" w:bidi="ar_AE"/>
+        </w:rPr>
+      </w:r>
+      <w:r>
+        <w:rPr>
+          <w:vertAlign w:val="superscript"/>
+          <w:rtl/>
+          <w:cs/>
           <w:lang w:val="ar_AE" w:bidi="ar_AE"/>
         </w:rPr>
         <w:t>4</w:t>
       </w:r>
       <w:r>
         <w:rPr>
+          <w:rtl/>
+          <w:cs/>
           <w:lang w:val="ar_AE" w:bidi="ar_AE"/>
         </w:rPr>
         <w:t xml:space="preserve"> وَهَلْ كَانَ اخْتِبَارُكُمُ الطَّوِيلُ بِلا جَدْوَى، إِنْ كَانَ حَقّاً بِلا جَدْوَى؟</w:t>
       </w:r>
-      <w:r>
-        <w:rPr>
-          <w:lang w:val="ar_AE" w:bidi="ar_AE"/>
-        </w:rPr>
-      </w:r>
-      <w:r>
-        <w:rPr>
-          <w:lang w:val="ar_AE" w:bidi="ar_AE"/>
-        </w:rPr>
-      </w:r>
-    </w:p>
-    <w:p>
-      <w:pPr>
-        <w:bidi/>
-      </w:pPr>
-      <w:r>
-        <w:rPr>
-          <w:lang w:val="ar_AE" w:bidi="ar_AE"/>
-        </w:rPr>
-      </w:r>
-    </w:p>
-    <w:p>
-      <w:pPr>
-        <w:bidi/>
-      </w:pPr>
-      <w:r>
-        <w:rPr>
-          <w:lang w:val="ar_AE" w:bidi="ar_AE"/>
-        </w:rPr>
-      </w:r>
-      <w:r>
-        <w:rPr>
-          <w:vertAlign w:val="superscript"/>
+    </w:p>
+    <w:p>
+      <w:pPr>
+        <w:bidi/>
+      </w:pPr>
+      <w:r>
+        <w:rPr>
+          <w:rtl/>
+          <w:cs/>
+          <w:lang w:val="ar_AE" w:bidi="ar_AE"/>
+        </w:rPr>
+      </w:r>
+      <w:r>
+        <w:rPr>
+          <w:vertAlign w:val="superscript"/>
+          <w:rtl/>
+          <w:cs/>
           <w:lang w:val="ar_AE" w:bidi="ar_AE"/>
         </w:rPr>
         <w:t>5</w:t>
       </w:r>
       <w:r>
         <w:rPr>
+          <w:rtl/>
+          <w:cs/>
           <w:lang w:val="ar_AE" w:bidi="ar_AE"/>
         </w:rPr>
         <w:t xml:space="preserve"> فَذَاكَ الَّذِي يَهَبُكُمُ الرُّوحَ، وَيُجْرِي مُعْجِزَاتٍ فِي مَا بَيْنَكُمْ، أَيَفْعَلُ ذَلِكَ عَلَى أَسَاسِ أَعْمَالِ الشَّرِيعَةِ أَمْ عَلَى أَسَاسِ الإِيمَانِ بِالبِشَارَةِ؟</w:t>
       </w:r>
-      <w:r>
-        <w:rPr>
-          <w:lang w:val="ar_AE" w:bidi="ar_AE"/>
-        </w:rPr>
-      </w:r>
-      <w:r>
-        <w:rPr>
-          <w:lang w:val="ar_AE" w:bidi="ar_AE"/>
-        </w:rPr>
-      </w:r>
-    </w:p>
-    <w:p>
-      <w:pPr>
-        <w:bidi/>
-      </w:pPr>
-      <w:r>
-        <w:rPr>
-          <w:lang w:val="ar_AE" w:bidi="ar_AE"/>
-        </w:rPr>
-      </w:r>
-    </w:p>
-    <w:p>
-      <w:pPr>
-        <w:bidi/>
-      </w:pPr>
-      <w:r>
-        <w:rPr>
-          <w:lang w:val="ar_AE" w:bidi="ar_AE"/>
-        </w:rPr>
-      </w:r>
-      <w:r>
-        <w:rPr>
-          <w:vertAlign w:val="superscript"/>
+    </w:p>
+    <w:p>
+      <w:pPr>
+        <w:bidi/>
+      </w:pPr>
+      <w:r>
+        <w:rPr>
+          <w:rtl/>
+          <w:cs/>
+          <w:lang w:val="ar_AE" w:bidi="ar_AE"/>
+        </w:rPr>
+      </w:r>
+      <w:r>
+        <w:rPr>
+          <w:vertAlign w:val="superscript"/>
+          <w:rtl/>
+          <w:cs/>
           <w:lang w:val="ar_AE" w:bidi="ar_AE"/>
         </w:rPr>
         <w:t>6</w:t>
       </w:r>
       <w:r>
         <w:rPr>
+          <w:rtl/>
+          <w:cs/>
           <w:lang w:val="ar_AE" w:bidi="ar_AE"/>
         </w:rPr>
         <w:t xml:space="preserve"> كَذَلِكَ «آمَنَ إِبْرَاهِيمُ بِاللهِ، فَحُسِبَ لَهُ ذَلِكَ بِرّاً».</w:t>
       </w:r>
-      <w:r>
-        <w:rPr>
-          <w:lang w:val="ar_AE" w:bidi="ar_AE"/>
-        </w:rPr>
-      </w:r>
-      <w:r>
-        <w:rPr>
-          <w:lang w:val="ar_AE" w:bidi="ar_AE"/>
-        </w:rPr>
-      </w:r>
-    </w:p>
-    <w:p>
-      <w:pPr>
-        <w:bidi/>
-      </w:pPr>
-      <w:r>
-        <w:rPr>
-          <w:lang w:val="ar_AE" w:bidi="ar_AE"/>
-        </w:rPr>
-      </w:r>
-    </w:p>
-    <w:p>
-      <w:pPr>
-        <w:bidi/>
-      </w:pPr>
-      <w:r>
-        <w:rPr>
-          <w:lang w:val="ar_AE" w:bidi="ar_AE"/>
-        </w:rPr>
-      </w:r>
-      <w:r>
-        <w:rPr>
-          <w:vertAlign w:val="superscript"/>
+    </w:p>
+    <w:p>
+      <w:pPr>
+        <w:bidi/>
+      </w:pPr>
+      <w:r>
+        <w:rPr>
+          <w:rtl/>
+          <w:cs/>
+          <w:lang w:val="ar_AE" w:bidi="ar_AE"/>
+        </w:rPr>
+      </w:r>
+      <w:r>
+        <w:rPr>
+          <w:vertAlign w:val="superscript"/>
+          <w:rtl/>
+          <w:cs/>
           <w:lang w:val="ar_AE" w:bidi="ar_AE"/>
         </w:rPr>
         <w:t>7</w:t>
       </w:r>
       <w:r>
         <w:rPr>
+          <w:rtl/>
+          <w:cs/>
           <w:lang w:val="ar_AE" w:bidi="ar_AE"/>
         </w:rPr>
         <w:t xml:space="preserve"> فَاعْلَمُوا إِذَنْ أَنَّ الَّذِينَ هُمْ عَلَى مَبْدَأِ الإِيمَانِ هُمْ أَبْنَاءُ إِبْرَاهِيمَ فِعْلاً.</w:t>
       </w:r>
-      <w:r>
-        <w:rPr>
-          <w:lang w:val="ar_AE" w:bidi="ar_AE"/>
-        </w:rPr>
-      </w:r>
-      <w:r>
-        <w:rPr>
-          <w:lang w:val="ar_AE" w:bidi="ar_AE"/>
-        </w:rPr>
-      </w:r>
-    </w:p>
-    <w:p>
-      <w:pPr>
-        <w:bidi/>
-      </w:pPr>
-      <w:r>
-        <w:rPr>
-          <w:lang w:val="ar_AE" w:bidi="ar_AE"/>
-        </w:rPr>
-      </w:r>
-    </w:p>
-    <w:p>
-      <w:pPr>
-        <w:bidi/>
-      </w:pPr>
-      <w:r>
-        <w:rPr>
-          <w:lang w:val="ar_AE" w:bidi="ar_AE"/>
-        </w:rPr>
-      </w:r>
-      <w:r>
-        <w:rPr>
-          <w:vertAlign w:val="superscript"/>
+    </w:p>
+    <w:p>
+      <w:pPr>
+        <w:bidi/>
+      </w:pPr>
+      <w:r>
+        <w:rPr>
+          <w:rtl/>
+          <w:cs/>
+          <w:lang w:val="ar_AE" w:bidi="ar_AE"/>
+        </w:rPr>
+      </w:r>
+      <w:r>
+        <w:rPr>
+          <w:vertAlign w:val="superscript"/>
+          <w:rtl/>
+          <w:cs/>
           <w:lang w:val="ar_AE" w:bidi="ar_AE"/>
         </w:rPr>
         <w:t>8</w:t>
       </w:r>
       <w:r>
         <w:rPr>
+          <w:rtl/>
+          <w:cs/>
           <w:lang w:val="ar_AE" w:bidi="ar_AE"/>
         </w:rPr>
         <w:t xml:space="preserve"> ثُمَّ إِنَّ الْكِتَابَ، إِذْ سَبَقَ فَرَأَى أَنَّ اللهَ سَوْفَ يُبَرِّرُ الأُمَمَ عَلَى أَسَاسِ الإِيمَانِ، بَشَّرَ إِبْرَاهِيمَ سَلَفاً بِقَوْلِهِ: «فِيكَ تَتَبَارَكُ جَمِيعُ الأُمَمِ!»</w:t>
       </w:r>
-      <w:r>
-        <w:rPr>
-          <w:lang w:val="ar_AE" w:bidi="ar_AE"/>
-        </w:rPr>
-      </w:r>
-      <w:r>
-        <w:rPr>
-          <w:lang w:val="ar_AE" w:bidi="ar_AE"/>
-        </w:rPr>
-      </w:r>
-    </w:p>
-    <w:p>
-      <w:pPr>
-        <w:bidi/>
-      </w:pPr>
-      <w:r>
-        <w:rPr>
-          <w:lang w:val="ar_AE" w:bidi="ar_AE"/>
-        </w:rPr>
-      </w:r>
-    </w:p>
-    <w:p>
-      <w:pPr>
-        <w:bidi/>
-      </w:pPr>
-      <w:r>
-        <w:rPr>
-          <w:lang w:val="ar_AE" w:bidi="ar_AE"/>
-        </w:rPr>
-      </w:r>
-      <w:r>
-        <w:rPr>
-          <w:vertAlign w:val="superscript"/>
+    </w:p>
+    <w:p>
+      <w:pPr>
+        <w:bidi/>
+      </w:pPr>
+      <w:r>
+        <w:rPr>
+          <w:rtl/>
+          <w:cs/>
+          <w:lang w:val="ar_AE" w:bidi="ar_AE"/>
+        </w:rPr>
+      </w:r>
+      <w:r>
+        <w:rPr>
+          <w:vertAlign w:val="superscript"/>
+          <w:rtl/>
+          <w:cs/>
           <w:lang w:val="ar_AE" w:bidi="ar_AE"/>
         </w:rPr>
         <w:t>9</w:t>
       </w:r>
       <w:r>
         <w:rPr>
+          <w:rtl/>
+          <w:cs/>
           <w:lang w:val="ar_AE" w:bidi="ar_AE"/>
         </w:rPr>
         <w:t xml:space="preserve"> إِذَنِ الَّذِينَ هُمْ عَلَى مَبْدَأِ الإِيمَانِ يُبَارَكُونَ مَعَ إِبْرَاهِيمَ الْمُؤْمِنِ.</w:t>
       </w:r>
-      <w:r>
-        <w:rPr>
-          <w:lang w:val="ar_AE" w:bidi="ar_AE"/>
-        </w:rPr>
-      </w:r>
-      <w:r>
-        <w:rPr>
-          <w:lang w:val="ar_AE" w:bidi="ar_AE"/>
-        </w:rPr>
-      </w:r>
-    </w:p>
-    <w:p>
-      <w:pPr>
-        <w:bidi/>
-      </w:pPr>
-      <w:r>
-        <w:rPr>
-          <w:lang w:val="ar_AE" w:bidi="ar_AE"/>
-        </w:rPr>
-      </w:r>
-    </w:p>
-    <w:p>
-      <w:pPr>
-        <w:bidi/>
-      </w:pPr>
-      <w:r>
-        <w:rPr>
-          <w:lang w:val="ar_AE" w:bidi="ar_AE"/>
-        </w:rPr>
-      </w:r>
-      <w:r>
-        <w:rPr>
-          <w:vertAlign w:val="superscript"/>
+    </w:p>
+    <w:p>
+      <w:pPr>
+        <w:bidi/>
+      </w:pPr>
+      <w:r>
+        <w:rPr>
+          <w:rtl/>
+          <w:cs/>
+          <w:lang w:val="ar_AE" w:bidi="ar_AE"/>
+        </w:rPr>
+      </w:r>
+      <w:r>
+        <w:rPr>
+          <w:vertAlign w:val="superscript"/>
+          <w:rtl/>
+          <w:cs/>
           <w:lang w:val="ar_AE" w:bidi="ar_AE"/>
         </w:rPr>
         <w:t>10</w:t>
       </w:r>
       <w:r>
         <w:rPr>
+          <w:rtl/>
+          <w:cs/>
           <w:lang w:val="ar_AE" w:bidi="ar_AE"/>
         </w:rPr>
         <w:t xml:space="preserve"> أَمَّا جَمِيعُ الَّذِينَ عَلَى مَبْدَأِ أَعْمَالِ الشَّرِيعَةِ، فَإِنَّهُمْ تَحْتَ اللَّعْنَةِ، لأَنَّهُ قَدْ كُتِبَ: «مَلْعُونٌ كُلُّ مَنْ لَا يَثْبُتُ عَلَى الْعَمَلِ بِكُلِّ مَا هُوَ مَكْتُوبٌ فِي كِتَابِ الشَّرِيعَةِ!»</w:t>
       </w:r>
-      <w:r>
-        <w:rPr>
-          <w:lang w:val="ar_AE" w:bidi="ar_AE"/>
-        </w:rPr>
-      </w:r>
-      <w:r>
-        <w:rPr>
-          <w:lang w:val="ar_AE" w:bidi="ar_AE"/>
-        </w:rPr>
-      </w:r>
-    </w:p>
-    <w:p>
-      <w:pPr>
-        <w:bidi/>
-      </w:pPr>
-      <w:r>
-        <w:rPr>
-          <w:lang w:val="ar_AE" w:bidi="ar_AE"/>
-        </w:rPr>
-      </w:r>
-    </w:p>
-    <w:p>
-      <w:pPr>
-        <w:bidi/>
-      </w:pPr>
-      <w:r>
-        <w:rPr>
-          <w:lang w:val="ar_AE" w:bidi="ar_AE"/>
-        </w:rPr>
-      </w:r>
-      <w:r>
-        <w:rPr>
-          <w:vertAlign w:val="superscript"/>
+    </w:p>
+    <w:p>
+      <w:pPr>
+        <w:bidi/>
+      </w:pPr>
+      <w:r>
+        <w:rPr>
+          <w:rtl/>
+          <w:cs/>
+          <w:lang w:val="ar_AE" w:bidi="ar_AE"/>
+        </w:rPr>
+      </w:r>
+      <w:r>
+        <w:rPr>
+          <w:vertAlign w:val="superscript"/>
+          <w:rtl/>
+          <w:cs/>
           <w:lang w:val="ar_AE" w:bidi="ar_AE"/>
         </w:rPr>
         <w:t>11</w:t>
       </w:r>
       <w:r>
         <w:rPr>
+          <w:rtl/>
+          <w:cs/>
           <w:lang w:val="ar_AE" w:bidi="ar_AE"/>
         </w:rPr>
         <w:t xml:space="preserve"> أَمَّا أَنَّ أَحَداً لَا يَتَبَرَّرُ عِنْدَ اللهِ بِفَضْلِ الشَّرِيعَةِ، فَذَلِكَ وَاضِحٌ، لأَنَّ «مَنْ تَبَرَّرَ بِالإِيمَانِ فَبِالإِيمَانِ يَحْيَا».</w:t>
       </w:r>
-      <w:r>
-        <w:rPr>
-          <w:lang w:val="ar_AE" w:bidi="ar_AE"/>
-        </w:rPr>
-      </w:r>
-      <w:r>
-        <w:rPr>
-          <w:lang w:val="ar_AE" w:bidi="ar_AE"/>
-        </w:rPr>
-      </w:r>
-    </w:p>
-    <w:p>
-      <w:pPr>
-        <w:bidi/>
-      </w:pPr>
-      <w:r>
-        <w:rPr>
-          <w:lang w:val="ar_AE" w:bidi="ar_AE"/>
-        </w:rPr>
-      </w:r>
-    </w:p>
-    <w:p>
-      <w:pPr>
-        <w:bidi/>
-      </w:pPr>
-      <w:r>
-        <w:rPr>
-          <w:lang w:val="ar_AE" w:bidi="ar_AE"/>
-        </w:rPr>
-      </w:r>
-      <w:r>
-        <w:rPr>
-          <w:vertAlign w:val="superscript"/>
+    </w:p>
+    <w:p>
+      <w:pPr>
+        <w:bidi/>
+      </w:pPr>
+      <w:r>
+        <w:rPr>
+          <w:rtl/>
+          <w:cs/>
+          <w:lang w:val="ar_AE" w:bidi="ar_AE"/>
+        </w:rPr>
+      </w:r>
+      <w:r>
+        <w:rPr>
+          <w:vertAlign w:val="superscript"/>
+          <w:rtl/>
+          <w:cs/>
           <w:lang w:val="ar_AE" w:bidi="ar_AE"/>
         </w:rPr>
         <w:t>12</w:t>
       </w:r>
       <w:r>
         <w:rPr>
+          <w:rtl/>
+          <w:cs/>
           <w:lang w:val="ar_AE" w:bidi="ar_AE"/>
         </w:rPr>
         <w:t xml:space="preserve"> وَلَكِنَّ الشَّرِيعَةَ لَا تَقُومُ عَلَى مَبْدَأ الإِيمَانِ، بَلْ «مَنْ عَمِلَ بِهَذِهِ الوَصَايَا، يَحْيَا بِها».</w:t>
       </w:r>
-      <w:r>
-        <w:rPr>
-          <w:lang w:val="ar_AE" w:bidi="ar_AE"/>
-        </w:rPr>
-      </w:r>
-      <w:r>
-        <w:rPr>
-          <w:lang w:val="ar_AE" w:bidi="ar_AE"/>
-        </w:rPr>
-      </w:r>
-    </w:p>
-    <w:p>
-      <w:pPr>
-        <w:bidi/>
-      </w:pPr>
-      <w:r>
-        <w:rPr>
-          <w:lang w:val="ar_AE" w:bidi="ar_AE"/>
-        </w:rPr>
-      </w:r>
-    </w:p>
-    <w:p>
-      <w:pPr>
-        <w:bidi/>
-      </w:pPr>
-      <w:r>
-        <w:rPr>
-          <w:lang w:val="ar_AE" w:bidi="ar_AE"/>
-        </w:rPr>
-      </w:r>
-      <w:r>
-        <w:rPr>
-          <w:vertAlign w:val="superscript"/>
+    </w:p>
+    <w:p>
+      <w:pPr>
+        <w:bidi/>
+      </w:pPr>
+      <w:r>
+        <w:rPr>
+          <w:rtl/>
+          <w:cs/>
+          <w:lang w:val="ar_AE" w:bidi="ar_AE"/>
+        </w:rPr>
+      </w:r>
+      <w:r>
+        <w:rPr>
+          <w:vertAlign w:val="superscript"/>
+          <w:rtl/>
+          <w:cs/>
           <w:lang w:val="ar_AE" w:bidi="ar_AE"/>
         </w:rPr>
         <w:t>13</w:t>
       </w:r>
       <w:r>
         <w:rPr>
+          <w:rtl/>
+          <w:cs/>
           <w:lang w:val="ar_AE" w:bidi="ar_AE"/>
         </w:rPr>
         <w:t xml:space="preserve"> إِنَّ الْمَسِيحَ حَرَّرَنَا بِالْفِدَاءِ مِنْ لَعْنَةِ الشَّرِيعَةِ، إِذْ صَارَ لَعْنَةً عِوَضاً عَنَّا، لأَنَّهُ قَدْ كُتِبَ: «مَلْعُونٌ كُلُّ مَنْ عُلِّقَ عَلَى خَشَبَةٍ»،</w:t>
       </w:r>
-      <w:r>
-        <w:rPr>
-          <w:lang w:val="ar_AE" w:bidi="ar_AE"/>
-        </w:rPr>
-      </w:r>
-      <w:r>
-        <w:rPr>
-          <w:lang w:val="ar_AE" w:bidi="ar_AE"/>
-        </w:rPr>
-      </w:r>
-    </w:p>
-    <w:p>
-      <w:pPr>
-        <w:bidi/>
-      </w:pPr>
-      <w:r>
-        <w:rPr>
-          <w:lang w:val="ar_AE" w:bidi="ar_AE"/>
-        </w:rPr>
-      </w:r>
-    </w:p>
-    <w:p>
-      <w:pPr>
-        <w:bidi/>
-      </w:pPr>
-      <w:r>
-        <w:rPr>
-          <w:lang w:val="ar_AE" w:bidi="ar_AE"/>
-        </w:rPr>
-      </w:r>
-      <w:r>
-        <w:rPr>
-          <w:vertAlign w:val="superscript"/>
+    </w:p>
+    <w:p>
+      <w:pPr>
+        <w:bidi/>
+      </w:pPr>
+      <w:r>
+        <w:rPr>
+          <w:rtl/>
+          <w:cs/>
+          <w:lang w:val="ar_AE" w:bidi="ar_AE"/>
+        </w:rPr>
+      </w:r>
+      <w:r>
+        <w:rPr>
+          <w:vertAlign w:val="superscript"/>
+          <w:rtl/>
+          <w:cs/>
           <w:lang w:val="ar_AE" w:bidi="ar_AE"/>
         </w:rPr>
         <w:t>14</w:t>
       </w:r>
       <w:r>
         <w:rPr>
+          <w:rtl/>
+          <w:cs/>
           <w:lang w:val="ar_AE" w:bidi="ar_AE"/>
         </w:rPr>
         <w:t xml:space="preserve"> لِكَيْ تَصِلَ بَرَكَةُ إِبْرَاهِيمَ إِلَى الأُمَمِ فِي الْمَسِيحِ يَسُوعَ، فَنَنَالَ عَنْ طَرِيقِ الإِيمَانِ الرُّوحَ الْمَوْعُودَ.</w:t>
       </w:r>
-      <w:r>
-        <w:rPr>
-          <w:lang w:val="ar_AE" w:bidi="ar_AE"/>
-        </w:rPr>
-      </w:r>
-      <w:r>
-        <w:rPr>
-          <w:lang w:val="ar_AE" w:bidi="ar_AE"/>
-        </w:rPr>
-      </w:r>
-    </w:p>
-    <w:p>
-      <w:pPr>
-        <w:bidi/>
-      </w:pPr>
-      <w:r>
-        <w:rPr>
-          <w:lang w:val="ar_AE" w:bidi="ar_AE"/>
-        </w:rPr>
-      </w:r>
-    </w:p>
-    <w:p>
-      <w:pPr>
-        <w:bidi/>
-      </w:pPr>
-      <w:r>
-        <w:rPr>
-          <w:lang w:val="ar_AE" w:bidi="ar_AE"/>
-        </w:rPr>
-      </w:r>
-      <w:r>
-        <w:rPr>
-          <w:vertAlign w:val="superscript"/>
+    </w:p>
+    <w:p>
+      <w:pPr>
+        <w:bidi/>
+      </w:pPr>
+      <w:r>
+        <w:rPr>
+          <w:rtl/>
+          <w:cs/>
+          <w:lang w:val="ar_AE" w:bidi="ar_AE"/>
+        </w:rPr>
+      </w:r>
+      <w:r>
+        <w:rPr>
+          <w:vertAlign w:val="superscript"/>
+          <w:rtl/>
+          <w:cs/>
           <w:lang w:val="ar_AE" w:bidi="ar_AE"/>
         </w:rPr>
         <w:t>15</w:t>
       </w:r>
       <w:r>
         <w:rPr>
+          <w:rtl/>
+          <w:cs/>
           <w:lang w:val="ar_AE" w:bidi="ar_AE"/>
         </w:rPr>
         <w:t xml:space="preserve"> أَيُّهَا الإِخْوَةُ، بِمَنْطِقِ الْبَشَرِ أَقُولُ إِنَّهُ حَتَّى الْعَهْدُ الَّذِي يُقِرُّهُ إِنْسَانٌ، لَا أَحَدَ يُلْغِيهِ أَوْ يَزِيدُ عَلَيْهِ.</w:t>
       </w:r>
-      <w:r>
-        <w:rPr>
-          <w:lang w:val="ar_AE" w:bidi="ar_AE"/>
-        </w:rPr>
-      </w:r>
-      <w:r>
-        <w:rPr>
-          <w:lang w:val="ar_AE" w:bidi="ar_AE"/>
-        </w:rPr>
-      </w:r>
-    </w:p>
-    <w:p>
-      <w:pPr>
-        <w:bidi/>
-      </w:pPr>
-      <w:r>
-        <w:rPr>
-          <w:lang w:val="ar_AE" w:bidi="ar_AE"/>
-        </w:rPr>
-      </w:r>
-    </w:p>
-    <w:p>
-      <w:pPr>
-        <w:bidi/>
-      </w:pPr>
-      <w:r>
-        <w:rPr>
-          <w:lang w:val="ar_AE" w:bidi="ar_AE"/>
-        </w:rPr>
-      </w:r>
-      <w:r>
-        <w:rPr>
-          <w:vertAlign w:val="superscript"/>
+    </w:p>
+    <w:p>
+      <w:pPr>
+        <w:bidi/>
+      </w:pPr>
+      <w:r>
+        <w:rPr>
+          <w:rtl/>
+          <w:cs/>
+          <w:lang w:val="ar_AE" w:bidi="ar_AE"/>
+        </w:rPr>
+      </w:r>
+      <w:r>
+        <w:rPr>
+          <w:vertAlign w:val="superscript"/>
+          <w:rtl/>
+          <w:cs/>
           <w:lang w:val="ar_AE" w:bidi="ar_AE"/>
         </w:rPr>
         <w:t>16</w:t>
       </w:r>
       <w:r>
         <w:rPr>
+          <w:rtl/>
+          <w:cs/>
           <w:lang w:val="ar_AE" w:bidi="ar_AE"/>
         </w:rPr>
         <w:t xml:space="preserve"> وَقَدْ وُجِّهَتِ الْوُعُودُ لإِبْرَاهِيمَ وَنَسْلِهِ، وَلا يَقُولُ «وَلِلأَنْسَالِ» كَأَنَّهُ يُشِيرُ إِلَى كَثِيرِينَ، بَلْ يُشِيرُ إِلَى وَاحِدٍ، إِذْ يَقُولُ «وَلِنَسْلِكَ»، يَعْنِي الْمَسِيحَ.</w:t>
       </w:r>
-      <w:r>
-        <w:rPr>
-          <w:lang w:val="ar_AE" w:bidi="ar_AE"/>
-        </w:rPr>
-      </w:r>
-      <w:r>
-        <w:rPr>
-          <w:lang w:val="ar_AE" w:bidi="ar_AE"/>
-        </w:rPr>
-      </w:r>
-    </w:p>
-    <w:p>
-      <w:pPr>
-        <w:bidi/>
-      </w:pPr>
-      <w:r>
-        <w:rPr>
-          <w:lang w:val="ar_AE" w:bidi="ar_AE"/>
-        </w:rPr>
-      </w:r>
-    </w:p>
-    <w:p>
-      <w:pPr>
-        <w:bidi/>
-      </w:pPr>
-      <w:r>
-        <w:rPr>
-          <w:lang w:val="ar_AE" w:bidi="ar_AE"/>
-        </w:rPr>
-      </w:r>
-      <w:r>
-        <w:rPr>
-          <w:vertAlign w:val="superscript"/>
+    </w:p>
+    <w:p>
+      <w:pPr>
+        <w:bidi/>
+      </w:pPr>
+      <w:r>
+        <w:rPr>
+          <w:rtl/>
+          <w:cs/>
+          <w:lang w:val="ar_AE" w:bidi="ar_AE"/>
+        </w:rPr>
+      </w:r>
+      <w:r>
+        <w:rPr>
+          <w:vertAlign w:val="superscript"/>
+          <w:rtl/>
+          <w:cs/>
           <w:lang w:val="ar_AE" w:bidi="ar_AE"/>
         </w:rPr>
         <w:t>17</w:t>
       </w:r>
       <w:r>
         <w:rPr>
+          <w:rtl/>
+          <w:cs/>
           <w:lang w:val="ar_AE" w:bidi="ar_AE"/>
         </w:rPr>
         <w:t xml:space="preserve"> فَمَا أَقُولُهُ هُوَ هَذَا: إِنَّ عَهْداً سَبَقَ أَنْ أَقَرَّهُ اللهُ لَا تَنْقُضُهُ الشَّرِيعَةُ الَّتِي جَاءَتْ بَعْدَهُ بِأَرْبَعِ مِئَةٍ وَثَلاثِينَ سَنَةً، وَكَأَنَّهَا تُلْغِي الْوَعْدَ.</w:t>
       </w:r>
-      <w:r>
-        <w:rPr>
-          <w:lang w:val="ar_AE" w:bidi="ar_AE"/>
-        </w:rPr>
-      </w:r>
-      <w:r>
-        <w:rPr>
-          <w:lang w:val="ar_AE" w:bidi="ar_AE"/>
-        </w:rPr>
-      </w:r>
-    </w:p>
-    <w:p>
-      <w:pPr>
-        <w:bidi/>
-      </w:pPr>
-      <w:r>
-        <w:rPr>
-          <w:lang w:val="ar_AE" w:bidi="ar_AE"/>
-        </w:rPr>
-      </w:r>
-    </w:p>
-    <w:p>
-      <w:pPr>
-        <w:bidi/>
-      </w:pPr>
-      <w:r>
-        <w:rPr>
-          <w:lang w:val="ar_AE" w:bidi="ar_AE"/>
-        </w:rPr>
-      </w:r>
-      <w:r>
-        <w:rPr>
-          <w:vertAlign w:val="superscript"/>
+    </w:p>
+    <w:p>
+      <w:pPr>
+        <w:bidi/>
+      </w:pPr>
+      <w:r>
+        <w:rPr>
+          <w:rtl/>
+          <w:cs/>
+          <w:lang w:val="ar_AE" w:bidi="ar_AE"/>
+        </w:rPr>
+      </w:r>
+      <w:r>
+        <w:rPr>
+          <w:vertAlign w:val="superscript"/>
+          <w:rtl/>
+          <w:cs/>
           <w:lang w:val="ar_AE" w:bidi="ar_AE"/>
         </w:rPr>
         <w:t>18</w:t>
       </w:r>
       <w:r>
         <w:rPr>
+          <w:rtl/>
+          <w:cs/>
           <w:lang w:val="ar_AE" w:bidi="ar_AE"/>
         </w:rPr>
         <w:t xml:space="preserve"> فَلَوْ كَانَ الْمِيرَاثُ يَتِمُّ عَلَى مَبْدَأِ الشَّرِيعَةِ، لَمَا كَانَ الأَمْرُ مُتَعَلِّقاً بَعْدُ بِالْوَعْدِ. غَيْرَ أَنَّ اللهَ، بِالْوَعْدِ، أَنْعَمَ بِالْمِيرَاثِ عَلَى إِبْرَاهِيمَ.</w:t>
       </w:r>
-      <w:r>
-        <w:rPr>
-          <w:lang w:val="ar_AE" w:bidi="ar_AE"/>
-        </w:rPr>
-      </w:r>
-      <w:r>
-        <w:rPr>
-          <w:lang w:val="ar_AE" w:bidi="ar_AE"/>
-        </w:rPr>
-      </w:r>
-    </w:p>
-    <w:p>
-      <w:pPr>
-        <w:bidi/>
-      </w:pPr>
-      <w:r>
-        <w:rPr>
-          <w:lang w:val="ar_AE" w:bidi="ar_AE"/>
-        </w:rPr>
-      </w:r>
-    </w:p>
-    <w:p>
-      <w:pPr>
-        <w:bidi/>
-      </w:pPr>
-      <w:r>
-        <w:rPr>
-          <w:lang w:val="ar_AE" w:bidi="ar_AE"/>
-        </w:rPr>
-      </w:r>
-      <w:r>
-        <w:rPr>
-          <w:vertAlign w:val="superscript"/>
+    </w:p>
+    <w:p>
+      <w:pPr>
+        <w:bidi/>
+      </w:pPr>
+      <w:r>
+        <w:rPr>
+          <w:rtl/>
+          <w:cs/>
+          <w:lang w:val="ar_AE" w:bidi="ar_AE"/>
+        </w:rPr>
+      </w:r>
+      <w:r>
+        <w:rPr>
+          <w:vertAlign w:val="superscript"/>
+          <w:rtl/>
+          <w:cs/>
           <w:lang w:val="ar_AE" w:bidi="ar_AE"/>
         </w:rPr>
         <w:t>19</w:t>
       </w:r>
       <w:r>
         <w:rPr>
+          <w:rtl/>
+          <w:cs/>
           <w:lang w:val="ar_AE" w:bidi="ar_AE"/>
         </w:rPr>
         <w:t xml:space="preserve"> فَلِمَاذَا الشَّرِيعَةُ إِذَنْ؟ إِنَّهَا فَقَطْ أُضِيفَتْ إِظْهَاراً لِلْمَعَاصِي، إِلَى أَنْ يَجِيءَ «النَّسْلُ» الَّذِي قُطِعَ لَهُ الْوَعْدُ، وَقَدْ رُتِّبَتْ بِمَلائِكَةٍ وَعَلَى يَدِ وَسِيطٍ.</w:t>
       </w:r>
-      <w:r>
-        <w:rPr>
-          <w:lang w:val="ar_AE" w:bidi="ar_AE"/>
-        </w:rPr>
-      </w:r>
-      <w:r>
-        <w:rPr>
-          <w:lang w:val="ar_AE" w:bidi="ar_AE"/>
-        </w:rPr>
-      </w:r>
-    </w:p>
-    <w:p>
-      <w:pPr>
-        <w:bidi/>
-      </w:pPr>
-      <w:r>
-        <w:rPr>
-          <w:lang w:val="ar_AE" w:bidi="ar_AE"/>
-        </w:rPr>
-      </w:r>
-    </w:p>
-    <w:p>
-      <w:pPr>
-        <w:bidi/>
-      </w:pPr>
-      <w:r>
-        <w:rPr>
-          <w:lang w:val="ar_AE" w:bidi="ar_AE"/>
-        </w:rPr>
-      </w:r>
-      <w:r>
-        <w:rPr>
-          <w:vertAlign w:val="superscript"/>
+    </w:p>
+    <w:p>
+      <w:pPr>
+        <w:bidi/>
+      </w:pPr>
+      <w:r>
+        <w:rPr>
+          <w:rtl/>
+          <w:cs/>
+          <w:lang w:val="ar_AE" w:bidi="ar_AE"/>
+        </w:rPr>
+      </w:r>
+      <w:r>
+        <w:rPr>
+          <w:vertAlign w:val="superscript"/>
+          <w:rtl/>
+          <w:cs/>
           <w:lang w:val="ar_AE" w:bidi="ar_AE"/>
         </w:rPr>
         <w:t>20</w:t>
       </w:r>
       <w:r>
         <w:rPr>
+          <w:rtl/>
+          <w:cs/>
           <w:lang w:val="ar_AE" w:bidi="ar_AE"/>
         </w:rPr>
         <w:t xml:space="preserve"> وَلكِنْ، عِنْدَمَا يَصْدُرُ الْوَعْدُ مِنْ جَانِبٍ وَاحِدٍ، فَلا لُزُومَ لِوَسِيطٍ. وَالْوَاعِدُ هُنَا هُوَ اللهُ وَحْدَهُ.</w:t>
       </w:r>
-      <w:r>
-        <w:rPr>
-          <w:lang w:val="ar_AE" w:bidi="ar_AE"/>
-        </w:rPr>
-      </w:r>
-      <w:r>
-        <w:rPr>
-          <w:lang w:val="ar_AE" w:bidi="ar_AE"/>
-        </w:rPr>
-      </w:r>
-    </w:p>
-    <w:p>
-      <w:pPr>
-        <w:bidi/>
-      </w:pPr>
-      <w:r>
-        <w:rPr>
-          <w:lang w:val="ar_AE" w:bidi="ar_AE"/>
-        </w:rPr>
-      </w:r>
-    </w:p>
-    <w:p>
-      <w:pPr>
-        <w:bidi/>
-      </w:pPr>
-      <w:r>
-        <w:rPr>
-          <w:lang w:val="ar_AE" w:bidi="ar_AE"/>
-        </w:rPr>
-      </w:r>
-      <w:r>
-        <w:rPr>
-          <w:vertAlign w:val="superscript"/>
+    </w:p>
+    <w:p>
+      <w:pPr>
+        <w:bidi/>
+      </w:pPr>
+      <w:r>
+        <w:rPr>
+          <w:rtl/>
+          <w:cs/>
+          <w:lang w:val="ar_AE" w:bidi="ar_AE"/>
+        </w:rPr>
+      </w:r>
+      <w:r>
+        <w:rPr>
+          <w:vertAlign w:val="superscript"/>
+          <w:rtl/>
+          <w:cs/>
           <w:lang w:val="ar_AE" w:bidi="ar_AE"/>
         </w:rPr>
         <w:t>21</w:t>
       </w:r>
       <w:r>
         <w:rPr>
+          <w:rtl/>
+          <w:cs/>
           <w:lang w:val="ar_AE" w:bidi="ar_AE"/>
         </w:rPr>
         <w:t xml:space="preserve"> فَهَلْ تُنَاقِضُ الشَّرِيعَةُ وُعُودَ اللهِ؟ حَاشَا! فَلَوْ أُعْطِيَتْ شَرِيعَةٌ قَادِرَةٌ أَنْ تُحْيِيَ، لَكَانَ الْبِرُّ بِالْحَقِيقَةِ عَلَى مَبْدَأِ الشَّرِيعَةِ.</w:t>
       </w:r>
-      <w:r>
-        <w:rPr>
-          <w:lang w:val="ar_AE" w:bidi="ar_AE"/>
-        </w:rPr>
-      </w:r>
-      <w:r>
-        <w:rPr>
-          <w:lang w:val="ar_AE" w:bidi="ar_AE"/>
-        </w:rPr>
-      </w:r>
-    </w:p>
-    <w:p>
-      <w:pPr>
-        <w:bidi/>
-      </w:pPr>
-      <w:r>
-        <w:rPr>
-          <w:lang w:val="ar_AE" w:bidi="ar_AE"/>
-        </w:rPr>
-      </w:r>
-    </w:p>
-    <w:p>
-      <w:pPr>
-        <w:bidi/>
-      </w:pPr>
-      <w:r>
-        <w:rPr>
-          <w:lang w:val="ar_AE" w:bidi="ar_AE"/>
-        </w:rPr>
-      </w:r>
-      <w:r>
-        <w:rPr>
-          <w:vertAlign w:val="superscript"/>
+    </w:p>
+    <w:p>
+      <w:pPr>
+        <w:bidi/>
+      </w:pPr>
+      <w:r>
+        <w:rPr>
+          <w:rtl/>
+          <w:cs/>
+          <w:lang w:val="ar_AE" w:bidi="ar_AE"/>
+        </w:rPr>
+      </w:r>
+      <w:r>
+        <w:rPr>
+          <w:vertAlign w:val="superscript"/>
+          <w:rtl/>
+          <w:cs/>
           <w:lang w:val="ar_AE" w:bidi="ar_AE"/>
         </w:rPr>
         <w:t>22</w:t>
       </w:r>
       <w:r>
         <w:rPr>
+          <w:rtl/>
+          <w:cs/>
           <w:lang w:val="ar_AE" w:bidi="ar_AE"/>
         </w:rPr>
         <w:t xml:space="preserve"> وَلَكِنَّ الْكِتَابَ حَبَسَ الْجَمِيعَ تَحْتَ الْخَطِيئَةِ، حَتَّى إِنَّ الْوَعْدَ، عَلَى أَسَاسِ الإِيمَانِ بِيَسُوعَ الْمَسِيحِ، يُوهَبُ لِلَّذِينَ يُؤْمِنُونَ.</w:t>
       </w:r>
-      <w:r>
-        <w:rPr>
-          <w:lang w:val="ar_AE" w:bidi="ar_AE"/>
-        </w:rPr>
-      </w:r>
-      <w:r>
-        <w:rPr>
-          <w:lang w:val="ar_AE" w:bidi="ar_AE"/>
-        </w:rPr>
-      </w:r>
-    </w:p>
-    <w:p>
-      <w:pPr>
-        <w:bidi/>
-      </w:pPr>
-      <w:r>
-        <w:rPr>
-          <w:lang w:val="ar_AE" w:bidi="ar_AE"/>
-        </w:rPr>
-      </w:r>
-    </w:p>
-    <w:p>
-      <w:pPr>
-        <w:bidi/>
-      </w:pPr>
-      <w:r>
-        <w:rPr>
-          <w:lang w:val="ar_AE" w:bidi="ar_AE"/>
-        </w:rPr>
-      </w:r>
-      <w:r>
-        <w:rPr>
-          <w:vertAlign w:val="superscript"/>
+    </w:p>
+    <w:p>
+      <w:pPr>
+        <w:bidi/>
+      </w:pPr>
+      <w:r>
+        <w:rPr>
+          <w:rtl/>
+          <w:cs/>
+          <w:lang w:val="ar_AE" w:bidi="ar_AE"/>
+        </w:rPr>
+      </w:r>
+      <w:r>
+        <w:rPr>
+          <w:vertAlign w:val="superscript"/>
+          <w:rtl/>
+          <w:cs/>
           <w:lang w:val="ar_AE" w:bidi="ar_AE"/>
         </w:rPr>
         <w:t>23</w:t>
       </w:r>
       <w:r>
         <w:rPr>
+          <w:rtl/>
+          <w:cs/>
           <w:lang w:val="ar_AE" w:bidi="ar_AE"/>
         </w:rPr>
         <w:t xml:space="preserve"> فَقَبْلَ مَجِيءِ الإِيمَانِ، كُنَّا تَحْتَ حِرَاسَةِ الشَّرِيعَةِ، مُحْتَجَزِينَ إِلَى أَنْ يُعْلَنَ الإِيمَانُ الَّذِي كَانَ إِعْلانُهُ مُنْتَظَراً.</w:t>
       </w:r>
-      <w:r>
-        <w:rPr>
-          <w:lang w:val="ar_AE" w:bidi="ar_AE"/>
-        </w:rPr>
-      </w:r>
-      <w:r>
-        <w:rPr>
-          <w:lang w:val="ar_AE" w:bidi="ar_AE"/>
-        </w:rPr>
-      </w:r>
-    </w:p>
-    <w:p>
-      <w:pPr>
-        <w:bidi/>
-      </w:pPr>
-      <w:r>
-        <w:rPr>
-          <w:lang w:val="ar_AE" w:bidi="ar_AE"/>
-        </w:rPr>
-      </w:r>
-    </w:p>
-    <w:p>
-      <w:pPr>
-        <w:bidi/>
-      </w:pPr>
-      <w:r>
-        <w:rPr>
-          <w:lang w:val="ar_AE" w:bidi="ar_AE"/>
-        </w:rPr>
-      </w:r>
-      <w:r>
-        <w:rPr>
-          <w:vertAlign w:val="superscript"/>
+    </w:p>
+    <w:p>
+      <w:pPr>
+        <w:bidi/>
+      </w:pPr>
+      <w:r>
+        <w:rPr>
+          <w:rtl/>
+          <w:cs/>
+          <w:lang w:val="ar_AE" w:bidi="ar_AE"/>
+        </w:rPr>
+      </w:r>
+      <w:r>
+        <w:rPr>
+          <w:vertAlign w:val="superscript"/>
+          <w:rtl/>
+          <w:cs/>
           <w:lang w:val="ar_AE" w:bidi="ar_AE"/>
         </w:rPr>
         <w:t>24</w:t>
       </w:r>
       <w:r>
         <w:rPr>
+          <w:rtl/>
+          <w:cs/>
           <w:lang w:val="ar_AE" w:bidi="ar_AE"/>
         </w:rPr>
         <w:t xml:space="preserve"> إِذَنْ، كَانَتِ الشَّرِيعَةُ هِيَ مُؤَدِّبُنَا حَتَّى مَجِيءِ الْمَسِيحِ، لِكَيْ نُبَرَّرَ عَلَى أَسَاسِ الإِيمَانِ.</w:t>
       </w:r>
-      <w:r>
-        <w:rPr>
-          <w:lang w:val="ar_AE" w:bidi="ar_AE"/>
-        </w:rPr>
-      </w:r>
-      <w:r>
-        <w:rPr>
-          <w:lang w:val="ar_AE" w:bidi="ar_AE"/>
-        </w:rPr>
-      </w:r>
-    </w:p>
-    <w:p>
-      <w:pPr>
-        <w:bidi/>
-      </w:pPr>
-      <w:r>
-        <w:rPr>
-          <w:lang w:val="ar_AE" w:bidi="ar_AE"/>
-        </w:rPr>
-      </w:r>
-    </w:p>
-    <w:p>
-      <w:pPr>
-        <w:bidi/>
-      </w:pPr>
-      <w:r>
-        <w:rPr>
-          <w:lang w:val="ar_AE" w:bidi="ar_AE"/>
-        </w:rPr>
-      </w:r>
-      <w:r>
-        <w:rPr>
-          <w:vertAlign w:val="superscript"/>
+    </w:p>
+    <w:p>
+      <w:pPr>
+        <w:bidi/>
+      </w:pPr>
+      <w:r>
+        <w:rPr>
+          <w:rtl/>
+          <w:cs/>
+          <w:lang w:val="ar_AE" w:bidi="ar_AE"/>
+        </w:rPr>
+      </w:r>
+      <w:r>
+        <w:rPr>
+          <w:vertAlign w:val="superscript"/>
+          <w:rtl/>
+          <w:cs/>
           <w:lang w:val="ar_AE" w:bidi="ar_AE"/>
         </w:rPr>
         <w:t>25</w:t>
       </w:r>
       <w:r>
         <w:rPr>
+          <w:rtl/>
+          <w:cs/>
           <w:lang w:val="ar_AE" w:bidi="ar_AE"/>
         </w:rPr>
         <w:t xml:space="preserve"> وَلَكِنْ بَعْدَمَا جَاءَ الإِيمَانُ، تَحَرَّرْنَا مِنْ سُلْطَةِ الْمُؤَدِّبِ.</w:t>
       </w:r>
-      <w:r>
-        <w:rPr>
-          <w:lang w:val="ar_AE" w:bidi="ar_AE"/>
-        </w:rPr>
-      </w:r>
-      <w:r>
-        <w:rPr>
-          <w:lang w:val="ar_AE" w:bidi="ar_AE"/>
-        </w:rPr>
-      </w:r>
-    </w:p>
-    <w:p>
-      <w:pPr>
-        <w:bidi/>
-      </w:pPr>
-      <w:r>
-        <w:rPr>
-          <w:lang w:val="ar_AE" w:bidi="ar_AE"/>
-        </w:rPr>
-      </w:r>
-    </w:p>
-    <w:p>
-      <w:pPr>
-        <w:bidi/>
-      </w:pPr>
-      <w:r>
-        <w:rPr>
-          <w:lang w:val="ar_AE" w:bidi="ar_AE"/>
-        </w:rPr>
-      </w:r>
-      <w:r>
-        <w:rPr>
-          <w:vertAlign w:val="superscript"/>
+    </w:p>
+    <w:p>
+      <w:pPr>
+        <w:bidi/>
+      </w:pPr>
+      <w:r>
+        <w:rPr>
+          <w:rtl/>
+          <w:cs/>
+          <w:lang w:val="ar_AE" w:bidi="ar_AE"/>
+        </w:rPr>
+      </w:r>
+      <w:r>
+        <w:rPr>
+          <w:vertAlign w:val="superscript"/>
+          <w:rtl/>
+          <w:cs/>
           <w:lang w:val="ar_AE" w:bidi="ar_AE"/>
         </w:rPr>
         <w:t>26</w:t>
       </w:r>
       <w:r>
         <w:rPr>
+          <w:rtl/>
+          <w:cs/>
           <w:lang w:val="ar_AE" w:bidi="ar_AE"/>
         </w:rPr>
         <w:t xml:space="preserve"> فَإِنَّكُمْ جَمِيعاً أَبْنَاءُ اللهِ بِالإِيمَانِ بِالْمَسِيحِ يَسُوعَ.</w:t>
       </w:r>
-      <w:r>
-        <w:rPr>
-          <w:lang w:val="ar_AE" w:bidi="ar_AE"/>
-        </w:rPr>
-      </w:r>
-      <w:r>
-        <w:rPr>
-          <w:lang w:val="ar_AE" w:bidi="ar_AE"/>
-        </w:rPr>
-      </w:r>
-    </w:p>
-    <w:p>
-      <w:pPr>
-        <w:bidi/>
-      </w:pPr>
-      <w:r>
-        <w:rPr>
-          <w:lang w:val="ar_AE" w:bidi="ar_AE"/>
-        </w:rPr>
-      </w:r>
-    </w:p>
-    <w:p>
-      <w:pPr>
-        <w:bidi/>
-      </w:pPr>
-      <w:r>
-        <w:rPr>
-          <w:lang w:val="ar_AE" w:bidi="ar_AE"/>
-        </w:rPr>
-      </w:r>
-      <w:r>
-        <w:rPr>
-          <w:vertAlign w:val="superscript"/>
+    </w:p>
+    <w:p>
+      <w:pPr>
+        <w:bidi/>
+      </w:pPr>
+      <w:r>
+        <w:rPr>
+          <w:rtl/>
+          <w:cs/>
+          <w:lang w:val="ar_AE" w:bidi="ar_AE"/>
+        </w:rPr>
+      </w:r>
+      <w:r>
+        <w:rPr>
+          <w:vertAlign w:val="superscript"/>
+          <w:rtl/>
+          <w:cs/>
           <w:lang w:val="ar_AE" w:bidi="ar_AE"/>
         </w:rPr>
         <w:t>27</w:t>
       </w:r>
       <w:r>
         <w:rPr>
+          <w:rtl/>
+          <w:cs/>
           <w:lang w:val="ar_AE" w:bidi="ar_AE"/>
         </w:rPr>
         <w:t xml:space="preserve"> لأَنَّكُمْ، جَمِيعَ الَّذِينَ تَعَمَّدْتُمْ فِي الْمَسِيحِ، قَدْ لَبِسْتُمُ الْمَسِيحَ.</w:t>
       </w:r>
-      <w:r>
-        <w:rPr>
-          <w:lang w:val="ar_AE" w:bidi="ar_AE"/>
-        </w:rPr>
-      </w:r>
-      <w:r>
-        <w:rPr>
-          <w:lang w:val="ar_AE" w:bidi="ar_AE"/>
-        </w:rPr>
-      </w:r>
-    </w:p>
-    <w:p>
-      <w:pPr>
-        <w:bidi/>
-      </w:pPr>
-      <w:r>
-        <w:rPr>
-          <w:lang w:val="ar_AE" w:bidi="ar_AE"/>
-        </w:rPr>
-      </w:r>
-    </w:p>
-    <w:p>
-      <w:pPr>
-        <w:bidi/>
-      </w:pPr>
-      <w:r>
-        <w:rPr>
-          <w:lang w:val="ar_AE" w:bidi="ar_AE"/>
-        </w:rPr>
-      </w:r>
-      <w:r>
-        <w:rPr>
-          <w:vertAlign w:val="superscript"/>
+    </w:p>
+    <w:p>
+      <w:pPr>
+        <w:bidi/>
+      </w:pPr>
+      <w:r>
+        <w:rPr>
+          <w:rtl/>
+          <w:cs/>
+          <w:lang w:val="ar_AE" w:bidi="ar_AE"/>
+        </w:rPr>
+      </w:r>
+      <w:r>
+        <w:rPr>
+          <w:vertAlign w:val="superscript"/>
+          <w:rtl/>
+          <w:cs/>
           <w:lang w:val="ar_AE" w:bidi="ar_AE"/>
         </w:rPr>
         <w:t>28</w:t>
       </w:r>
       <w:r>
         <w:rPr>
+          <w:rtl/>
+          <w:cs/>
           <w:lang w:val="ar_AE" w:bidi="ar_AE"/>
         </w:rPr>
         <w:t xml:space="preserve"> لَا فَرْقَ بَعْدَ الآنَ بَيْنَ يَهُودِيٍّ وَيُونَانِيٍّ، أَوْ عَبْدٍ وَحُرٍّ، أَوْ ذَكَرٍ وَأُنْثَى، لأَنَّكُمْ جَمِيعاً وَاحِدٌ فِي الْمَسِيحِ يَسُوعَ.</w:t>
       </w:r>
-      <w:r>
-        <w:rPr>
-          <w:lang w:val="ar_AE" w:bidi="ar_AE"/>
-        </w:rPr>
-      </w:r>
-      <w:r>
-        <w:rPr>
-          <w:lang w:val="ar_AE" w:bidi="ar_AE"/>
-        </w:rPr>
-      </w:r>
-    </w:p>
-    <w:p>
-      <w:pPr>
-        <w:bidi/>
-      </w:pPr>
-      <w:r>
-        <w:rPr>
-          <w:lang w:val="ar_AE" w:bidi="ar_AE"/>
-        </w:rPr>
-      </w:r>
-    </w:p>
-    <w:p>
-      <w:pPr>
-        <w:bidi/>
-      </w:pPr>
-      <w:r>
-        <w:rPr>
-          <w:lang w:val="ar_AE" w:bidi="ar_AE"/>
-        </w:rPr>
-      </w:r>
-      <w:r>
-        <w:rPr>
-          <w:vertAlign w:val="superscript"/>
+    </w:p>
+    <w:p>
+      <w:pPr>
+        <w:bidi/>
+      </w:pPr>
+      <w:r>
+        <w:rPr>
+          <w:rtl/>
+          <w:cs/>
+          <w:lang w:val="ar_AE" w:bidi="ar_AE"/>
+        </w:rPr>
+      </w:r>
+      <w:r>
+        <w:rPr>
+          <w:vertAlign w:val="superscript"/>
+          <w:rtl/>
+          <w:cs/>
           <w:lang w:val="ar_AE" w:bidi="ar_AE"/>
         </w:rPr>
         <w:t>29</w:t>
       </w:r>
       <w:r>
         <w:rPr>
+          <w:rtl/>
+          <w:cs/>
           <w:lang w:val="ar_AE" w:bidi="ar_AE"/>
         </w:rPr>
         <w:t xml:space="preserve"> فَإِذَا كُنْتُمْ لِلْمَسِيحِ، فَأَنْتُمْ إِذَنْ نَسْلُ إِبْرَاهِيمَ وَحَسَبَ الْوَعْدِ وَارِثُونَ.</w:t>
       </w:r>
-      <w:r>
-        <w:rPr>
-          <w:lang w:val="ar_AE" w:bidi="ar_AE"/>
-        </w:rPr>
-      </w:r>
-      <w:r>
-        <w:rPr>
-          <w:lang w:val="ar_AE" w:bidi="ar_AE"/>
-        </w:rPr>
-      </w:r>
-    </w:p>
-    <w:p>
-      <w:pPr>
-        <w:bidi/>
-      </w:pPr>
-      <w:r>
-        <w:rPr>
-          <w:lang w:val="ar_AE" w:bidi="ar_AE"/>
-        </w:rPr>
-      </w:r>
     </w:p>
     <w:p>
       <w:pPr>
@@ -3474,1348 +2445,918 @@
       </w:pPr>
       <w:r>
         <w:rPr>
-          <w:lang w:val="ar_AE" w:bidi="ar_AE"/>
-        </w:rPr>
-        <w:t>Galatians 4:1</w:t>
-      </w:r>
-      <w:r>
-        <w:rPr>
-          <w:lang w:val="ar_AE" w:bidi="ar_AE"/>
-        </w:rPr>
-      </w:r>
-    </w:p>
-    <w:p>
-      <w:pPr>
-        <w:bidi/>
-      </w:pPr>
-      <w:r>
-        <w:rPr>
-          <w:lang w:val="ar_AE" w:bidi="ar_AE"/>
-        </w:rPr>
-      </w:r>
-      <w:r>
-        <w:rPr>
-          <w:vertAlign w:val="superscript"/>
+          <w:rtl/>
+          <w:cs/>
+          <w:lang w:val="ar_AE" w:bidi="ar_AE"/>
+        </w:rPr>
+        <w:t>غلاطية 4:1</w:t>
+      </w:r>
+      <w:r>
+        <w:rPr>
+          <w:rtl/>
+          <w:cs/>
+          <w:lang w:val="ar_AE" w:bidi="ar_AE"/>
+        </w:rPr>
+      </w:r>
+    </w:p>
+    <w:p>
+      <w:pPr>
+        <w:bidi/>
+      </w:pPr>
+      <w:r>
+        <w:rPr>
+          <w:rtl/>
+          <w:cs/>
+          <w:lang w:val="ar_AE" w:bidi="ar_AE"/>
+        </w:rPr>
+      </w:r>
+      <w:r>
+        <w:rPr>
+          <w:vertAlign w:val="superscript"/>
+          <w:rtl/>
+          <w:cs/>
           <w:lang w:val="ar_AE" w:bidi="ar_AE"/>
         </w:rPr>
         <w:t>1</w:t>
       </w:r>
       <w:r>
         <w:rPr>
+          <w:rtl/>
+          <w:cs/>
           <w:lang w:val="ar_AE" w:bidi="ar_AE"/>
         </w:rPr>
         <w:t xml:space="preserve"> أَقُولُ أَيْضاً مَادَامَ الْوَرِيثُ قَاصِراً، فَلَيْسَ بَيْنَهُ وَبَيْنَ الْعَبْدِ أَيُّ فَرْقٍ، مَعَ أَنَّهُ صَاحِبُ الإِرْثِ كُلِّهِ،</w:t>
       </w:r>
-      <w:r>
-        <w:rPr>
-          <w:lang w:val="ar_AE" w:bidi="ar_AE"/>
-        </w:rPr>
-      </w:r>
-      <w:r>
-        <w:rPr>
-          <w:lang w:val="ar_AE" w:bidi="ar_AE"/>
-        </w:rPr>
-      </w:r>
-    </w:p>
-    <w:p>
-      <w:pPr>
-        <w:bidi/>
-      </w:pPr>
-      <w:r>
-        <w:rPr>
-          <w:lang w:val="ar_AE" w:bidi="ar_AE"/>
-        </w:rPr>
-      </w:r>
-    </w:p>
-    <w:p>
-      <w:pPr>
-        <w:bidi/>
-      </w:pPr>
-      <w:r>
-        <w:rPr>
-          <w:lang w:val="ar_AE" w:bidi="ar_AE"/>
-        </w:rPr>
-      </w:r>
-      <w:r>
-        <w:rPr>
-          <w:vertAlign w:val="superscript"/>
+    </w:p>
+    <w:p>
+      <w:pPr>
+        <w:bidi/>
+      </w:pPr>
+      <w:r>
+        <w:rPr>
+          <w:rtl/>
+          <w:cs/>
+          <w:lang w:val="ar_AE" w:bidi="ar_AE"/>
+        </w:rPr>
+      </w:r>
+      <w:r>
+        <w:rPr>
+          <w:vertAlign w:val="superscript"/>
+          <w:rtl/>
+          <w:cs/>
           <w:lang w:val="ar_AE" w:bidi="ar_AE"/>
         </w:rPr>
         <w:t>2</w:t>
       </w:r>
       <w:r>
         <w:rPr>
+          <w:rtl/>
+          <w:cs/>
           <w:lang w:val="ar_AE" w:bidi="ar_AE"/>
         </w:rPr>
         <w:t xml:space="preserve"> بَلْ يَبْقَى خَاضِعاً لِلأَوْصِيَاءِ وَالْوُكَلاءِ إِلَى أَنْ تَنْقَضِيَ الْفَتْرَةُ الَّتِي حَدَّدَهَا أَبُوهُ.</w:t>
       </w:r>
-      <w:r>
-        <w:rPr>
-          <w:lang w:val="ar_AE" w:bidi="ar_AE"/>
-        </w:rPr>
-      </w:r>
-      <w:r>
-        <w:rPr>
-          <w:lang w:val="ar_AE" w:bidi="ar_AE"/>
-        </w:rPr>
-      </w:r>
-    </w:p>
-    <w:p>
-      <w:pPr>
-        <w:bidi/>
-      </w:pPr>
-      <w:r>
-        <w:rPr>
-          <w:lang w:val="ar_AE" w:bidi="ar_AE"/>
-        </w:rPr>
-      </w:r>
-    </w:p>
-    <w:p>
-      <w:pPr>
-        <w:bidi/>
-      </w:pPr>
-      <w:r>
-        <w:rPr>
-          <w:lang w:val="ar_AE" w:bidi="ar_AE"/>
-        </w:rPr>
-      </w:r>
-      <w:r>
-        <w:rPr>
-          <w:vertAlign w:val="superscript"/>
+    </w:p>
+    <w:p>
+      <w:pPr>
+        <w:bidi/>
+      </w:pPr>
+      <w:r>
+        <w:rPr>
+          <w:rtl/>
+          <w:cs/>
+          <w:lang w:val="ar_AE" w:bidi="ar_AE"/>
+        </w:rPr>
+      </w:r>
+      <w:r>
+        <w:rPr>
+          <w:vertAlign w:val="superscript"/>
+          <w:rtl/>
+          <w:cs/>
           <w:lang w:val="ar_AE" w:bidi="ar_AE"/>
         </w:rPr>
         <w:t>3</w:t>
       </w:r>
       <w:r>
         <w:rPr>
+          <w:rtl/>
+          <w:cs/>
           <w:lang w:val="ar_AE" w:bidi="ar_AE"/>
         </w:rPr>
         <w:t xml:space="preserve"> وَهذِهِ حَالُنَا نَحْنُ أَيْضاً: فَإِذْ كُنَّا قَاصِرِينَ، كُنَّا عَبِيداً لِمَبَادِىءِ الْعَالَمِ.</w:t>
       </w:r>
-      <w:r>
-        <w:rPr>
-          <w:lang w:val="ar_AE" w:bidi="ar_AE"/>
-        </w:rPr>
-      </w:r>
-      <w:r>
-        <w:rPr>
-          <w:lang w:val="ar_AE" w:bidi="ar_AE"/>
-        </w:rPr>
-      </w:r>
-    </w:p>
-    <w:p>
-      <w:pPr>
-        <w:bidi/>
-      </w:pPr>
-      <w:r>
-        <w:rPr>
-          <w:lang w:val="ar_AE" w:bidi="ar_AE"/>
-        </w:rPr>
-      </w:r>
-    </w:p>
-    <w:p>
-      <w:pPr>
-        <w:bidi/>
-      </w:pPr>
-      <w:r>
-        <w:rPr>
-          <w:lang w:val="ar_AE" w:bidi="ar_AE"/>
-        </w:rPr>
-      </w:r>
-      <w:r>
-        <w:rPr>
-          <w:vertAlign w:val="superscript"/>
+    </w:p>
+    <w:p>
+      <w:pPr>
+        <w:bidi/>
+      </w:pPr>
+      <w:r>
+        <w:rPr>
+          <w:rtl/>
+          <w:cs/>
+          <w:lang w:val="ar_AE" w:bidi="ar_AE"/>
+        </w:rPr>
+      </w:r>
+      <w:r>
+        <w:rPr>
+          <w:vertAlign w:val="superscript"/>
+          <w:rtl/>
+          <w:cs/>
           <w:lang w:val="ar_AE" w:bidi="ar_AE"/>
         </w:rPr>
         <w:t>4</w:t>
       </w:r>
       <w:r>
         <w:rPr>
+          <w:rtl/>
+          <w:cs/>
           <w:lang w:val="ar_AE" w:bidi="ar_AE"/>
         </w:rPr>
         <w:t xml:space="preserve"> وَلَكِنْ لَمَّا جَاءَ تَمَامُ الزَّمَانِ، أَرْسَلَ اللهُ ابْنَهُ، وَقَدْ وُلِدَ مِنِ امْرَأَةٍ وَكَانَ خَاضِعاً لِلشَّرِيعَةِ،</w:t>
       </w:r>
-      <w:r>
-        <w:rPr>
-          <w:lang w:val="ar_AE" w:bidi="ar_AE"/>
-        </w:rPr>
-      </w:r>
-      <w:r>
-        <w:rPr>
-          <w:lang w:val="ar_AE" w:bidi="ar_AE"/>
-        </w:rPr>
-      </w:r>
-    </w:p>
-    <w:p>
-      <w:pPr>
-        <w:bidi/>
-      </w:pPr>
-      <w:r>
-        <w:rPr>
-          <w:lang w:val="ar_AE" w:bidi="ar_AE"/>
-        </w:rPr>
-      </w:r>
-    </w:p>
-    <w:p>
-      <w:pPr>
-        <w:bidi/>
-      </w:pPr>
-      <w:r>
-        <w:rPr>
-          <w:lang w:val="ar_AE" w:bidi="ar_AE"/>
-        </w:rPr>
-      </w:r>
-      <w:r>
-        <w:rPr>
-          <w:vertAlign w:val="superscript"/>
+    </w:p>
+    <w:p>
+      <w:pPr>
+        <w:bidi/>
+      </w:pPr>
+      <w:r>
+        <w:rPr>
+          <w:rtl/>
+          <w:cs/>
+          <w:lang w:val="ar_AE" w:bidi="ar_AE"/>
+        </w:rPr>
+      </w:r>
+      <w:r>
+        <w:rPr>
+          <w:vertAlign w:val="superscript"/>
+          <w:rtl/>
+          <w:cs/>
           <w:lang w:val="ar_AE" w:bidi="ar_AE"/>
         </w:rPr>
         <w:t>5</w:t>
       </w:r>
       <w:r>
         <w:rPr>
+          <w:rtl/>
+          <w:cs/>
           <w:lang w:val="ar_AE" w:bidi="ar_AE"/>
         </w:rPr>
         <w:t xml:space="preserve"> لِيُحَرِّرَ بِالْفِدَاءِ أُولئِكَ الْخَاضِعِينَ لِلشَّرِيعَةِ، فَنَنَالَ جَمِيعاً مَقَامَ أَبْنَاءِ اللهِ.</w:t>
       </w:r>
-      <w:r>
-        <w:rPr>
-          <w:lang w:val="ar_AE" w:bidi="ar_AE"/>
-        </w:rPr>
-      </w:r>
-      <w:r>
-        <w:rPr>
-          <w:lang w:val="ar_AE" w:bidi="ar_AE"/>
-        </w:rPr>
-      </w:r>
-    </w:p>
-    <w:p>
-      <w:pPr>
-        <w:bidi/>
-      </w:pPr>
-      <w:r>
-        <w:rPr>
-          <w:lang w:val="ar_AE" w:bidi="ar_AE"/>
-        </w:rPr>
-      </w:r>
-    </w:p>
-    <w:p>
-      <w:pPr>
-        <w:bidi/>
-      </w:pPr>
-      <w:r>
-        <w:rPr>
-          <w:lang w:val="ar_AE" w:bidi="ar_AE"/>
-        </w:rPr>
-      </w:r>
-      <w:r>
-        <w:rPr>
-          <w:vertAlign w:val="superscript"/>
+    </w:p>
+    <w:p>
+      <w:pPr>
+        <w:bidi/>
+      </w:pPr>
+      <w:r>
+        <w:rPr>
+          <w:rtl/>
+          <w:cs/>
+          <w:lang w:val="ar_AE" w:bidi="ar_AE"/>
+        </w:rPr>
+      </w:r>
+      <w:r>
+        <w:rPr>
+          <w:vertAlign w:val="superscript"/>
+          <w:rtl/>
+          <w:cs/>
           <w:lang w:val="ar_AE" w:bidi="ar_AE"/>
         </w:rPr>
         <w:t>6</w:t>
       </w:r>
       <w:r>
         <w:rPr>
+          <w:rtl/>
+          <w:cs/>
           <w:lang w:val="ar_AE" w:bidi="ar_AE"/>
         </w:rPr>
         <w:t xml:space="preserve"> وَبِمَا أَنَّكُمْ أَبْنَاءٌ لَهُ، أَرْسَلَ اللهُ إِلَى قُلُوبِنَا رُوحَ ابْنِهِ، مُنَادِياً: «أَبَا، يَا أَبَانَا».</w:t>
       </w:r>
-      <w:r>
-        <w:rPr>
-          <w:lang w:val="ar_AE" w:bidi="ar_AE"/>
-        </w:rPr>
-      </w:r>
-      <w:r>
-        <w:rPr>
-          <w:lang w:val="ar_AE" w:bidi="ar_AE"/>
-        </w:rPr>
-      </w:r>
-    </w:p>
-    <w:p>
-      <w:pPr>
-        <w:bidi/>
-      </w:pPr>
-      <w:r>
-        <w:rPr>
-          <w:lang w:val="ar_AE" w:bidi="ar_AE"/>
-        </w:rPr>
-      </w:r>
-    </w:p>
-    <w:p>
-      <w:pPr>
-        <w:bidi/>
-      </w:pPr>
-      <w:r>
-        <w:rPr>
-          <w:lang w:val="ar_AE" w:bidi="ar_AE"/>
-        </w:rPr>
-      </w:r>
-      <w:r>
-        <w:rPr>
-          <w:vertAlign w:val="superscript"/>
+    </w:p>
+    <w:p>
+      <w:pPr>
+        <w:bidi/>
+      </w:pPr>
+      <w:r>
+        <w:rPr>
+          <w:rtl/>
+          <w:cs/>
+          <w:lang w:val="ar_AE" w:bidi="ar_AE"/>
+        </w:rPr>
+      </w:r>
+      <w:r>
+        <w:rPr>
+          <w:vertAlign w:val="superscript"/>
+          <w:rtl/>
+          <w:cs/>
           <w:lang w:val="ar_AE" w:bidi="ar_AE"/>
         </w:rPr>
         <w:t>7</w:t>
       </w:r>
       <w:r>
         <w:rPr>
+          <w:rtl/>
+          <w:cs/>
           <w:lang w:val="ar_AE" w:bidi="ar_AE"/>
         </w:rPr>
         <w:t xml:space="preserve"> إِذَنْ، أَنْتَ لَسْتَ عَبْداً بَعْدَ الآنَ، بَلْ أَنْتَ ابْنٌ. وَمَادُمْتَ ابْناً، فَقَدْ جَعَلَكَ اللهُ وَرِيثاً أَيْضاً.</w:t>
       </w:r>
-      <w:r>
-        <w:rPr>
-          <w:lang w:val="ar_AE" w:bidi="ar_AE"/>
-        </w:rPr>
-      </w:r>
-      <w:r>
-        <w:rPr>
-          <w:lang w:val="ar_AE" w:bidi="ar_AE"/>
-        </w:rPr>
-      </w:r>
-    </w:p>
-    <w:p>
-      <w:pPr>
-        <w:bidi/>
-      </w:pPr>
-      <w:r>
-        <w:rPr>
-          <w:lang w:val="ar_AE" w:bidi="ar_AE"/>
-        </w:rPr>
-      </w:r>
-    </w:p>
-    <w:p>
-      <w:pPr>
-        <w:bidi/>
-      </w:pPr>
-      <w:r>
-        <w:rPr>
-          <w:lang w:val="ar_AE" w:bidi="ar_AE"/>
-        </w:rPr>
-      </w:r>
-      <w:r>
-        <w:rPr>
-          <w:vertAlign w:val="superscript"/>
+    </w:p>
+    <w:p>
+      <w:pPr>
+        <w:bidi/>
+      </w:pPr>
+      <w:r>
+        <w:rPr>
+          <w:rtl/>
+          <w:cs/>
+          <w:lang w:val="ar_AE" w:bidi="ar_AE"/>
+        </w:rPr>
+      </w:r>
+      <w:r>
+        <w:rPr>
+          <w:vertAlign w:val="superscript"/>
+          <w:rtl/>
+          <w:cs/>
           <w:lang w:val="ar_AE" w:bidi="ar_AE"/>
         </w:rPr>
         <w:t>8</w:t>
       </w:r>
       <w:r>
         <w:rPr>
+          <w:rtl/>
+          <w:cs/>
           <w:lang w:val="ar_AE" w:bidi="ar_AE"/>
         </w:rPr>
         <w:t xml:space="preserve"> وَلَكِنْ، لَمَّا كُنْتُمْ فِي ذَلِكَ الْحِينِ لَا تَعْرِفُونَ اللهَ، كُنْتُمْ فِي حَالِ الْعُبُودِيَّةِ.</w:t>
       </w:r>
-      <w:r>
-        <w:rPr>
-          <w:lang w:val="ar_AE" w:bidi="ar_AE"/>
-        </w:rPr>
-      </w:r>
-      <w:r>
-        <w:rPr>
-          <w:lang w:val="ar_AE" w:bidi="ar_AE"/>
-        </w:rPr>
-      </w:r>
-    </w:p>
-    <w:p>
-      <w:pPr>
-        <w:bidi/>
-      </w:pPr>
-      <w:r>
-        <w:rPr>
-          <w:lang w:val="ar_AE" w:bidi="ar_AE"/>
-        </w:rPr>
-      </w:r>
-    </w:p>
-    <w:p>
-      <w:pPr>
-        <w:bidi/>
-      </w:pPr>
-      <w:r>
-        <w:rPr>
-          <w:lang w:val="ar_AE" w:bidi="ar_AE"/>
-        </w:rPr>
-      </w:r>
-      <w:r>
-        <w:rPr>
-          <w:vertAlign w:val="superscript"/>
+    </w:p>
+    <w:p>
+      <w:pPr>
+        <w:bidi/>
+      </w:pPr>
+      <w:r>
+        <w:rPr>
+          <w:rtl/>
+          <w:cs/>
+          <w:lang w:val="ar_AE" w:bidi="ar_AE"/>
+        </w:rPr>
+      </w:r>
+      <w:r>
+        <w:rPr>
+          <w:vertAlign w:val="superscript"/>
+          <w:rtl/>
+          <w:cs/>
           <w:lang w:val="ar_AE" w:bidi="ar_AE"/>
         </w:rPr>
         <w:t>9</w:t>
       </w:r>
       <w:r>
         <w:rPr>
+          <w:rtl/>
+          <w:cs/>
           <w:lang w:val="ar_AE" w:bidi="ar_AE"/>
         </w:rPr>
         <w:t xml:space="preserve"> أَمَّا الآنَ وَقَدْ عَرَفْتُمُ اللهَ، بَلْ بِالأَحْرَى عَرَفَكُمُ اللهُ، فَكَيْفَ تَرْتَدُّونَ أَيْضاً إِلَى تِلْكَ الْمَبَادِئِ الْعَاجِزَةِ الْفَقِيرَةِ الَّتِي تَرْغَبُونَ فِي الرُّجُوعِ إِلَى الْعُبُودِيَّةِ لَهَا مِنْ جَدِيدٍ؟</w:t>
       </w:r>
-      <w:r>
-        <w:rPr>
-          <w:lang w:val="ar_AE" w:bidi="ar_AE"/>
-        </w:rPr>
-      </w:r>
-      <w:r>
-        <w:rPr>
-          <w:lang w:val="ar_AE" w:bidi="ar_AE"/>
-        </w:rPr>
-      </w:r>
-    </w:p>
-    <w:p>
-      <w:pPr>
-        <w:bidi/>
-      </w:pPr>
-      <w:r>
-        <w:rPr>
-          <w:lang w:val="ar_AE" w:bidi="ar_AE"/>
-        </w:rPr>
-      </w:r>
-    </w:p>
-    <w:p>
-      <w:pPr>
-        <w:bidi/>
-      </w:pPr>
-      <w:r>
-        <w:rPr>
-          <w:lang w:val="ar_AE" w:bidi="ar_AE"/>
-        </w:rPr>
-      </w:r>
-      <w:r>
-        <w:rPr>
-          <w:vertAlign w:val="superscript"/>
+    </w:p>
+    <w:p>
+      <w:pPr>
+        <w:bidi/>
+      </w:pPr>
+      <w:r>
+        <w:rPr>
+          <w:rtl/>
+          <w:cs/>
+          <w:lang w:val="ar_AE" w:bidi="ar_AE"/>
+        </w:rPr>
+      </w:r>
+      <w:r>
+        <w:rPr>
+          <w:vertAlign w:val="superscript"/>
+          <w:rtl/>
+          <w:cs/>
           <w:lang w:val="ar_AE" w:bidi="ar_AE"/>
         </w:rPr>
         <w:t>10</w:t>
       </w:r>
       <w:r>
         <w:rPr>
+          <w:rtl/>
+          <w:cs/>
           <w:lang w:val="ar_AE" w:bidi="ar_AE"/>
         </w:rPr>
         <w:t xml:space="preserve"> تَحْتَفِلُونَ بِأَيَّامٍ وَأَشْهُرٍ وَمَوَاسِمَ وَسِنِينَ!</w:t>
       </w:r>
-      <w:r>
-        <w:rPr>
-          <w:lang w:val="ar_AE" w:bidi="ar_AE"/>
-        </w:rPr>
-      </w:r>
-      <w:r>
-        <w:rPr>
-          <w:lang w:val="ar_AE" w:bidi="ar_AE"/>
-        </w:rPr>
-      </w:r>
-    </w:p>
-    <w:p>
-      <w:pPr>
-        <w:bidi/>
-      </w:pPr>
-      <w:r>
-        <w:rPr>
-          <w:lang w:val="ar_AE" w:bidi="ar_AE"/>
-        </w:rPr>
-      </w:r>
-    </w:p>
-    <w:p>
-      <w:pPr>
-        <w:bidi/>
-      </w:pPr>
-      <w:r>
-        <w:rPr>
-          <w:lang w:val="ar_AE" w:bidi="ar_AE"/>
-        </w:rPr>
-      </w:r>
-      <w:r>
-        <w:rPr>
-          <w:vertAlign w:val="superscript"/>
+    </w:p>
+    <w:p>
+      <w:pPr>
+        <w:bidi/>
+      </w:pPr>
+      <w:r>
+        <w:rPr>
+          <w:rtl/>
+          <w:cs/>
+          <w:lang w:val="ar_AE" w:bidi="ar_AE"/>
+        </w:rPr>
+      </w:r>
+      <w:r>
+        <w:rPr>
+          <w:vertAlign w:val="superscript"/>
+          <w:rtl/>
+          <w:cs/>
           <w:lang w:val="ar_AE" w:bidi="ar_AE"/>
         </w:rPr>
         <w:t>11</w:t>
       </w:r>
       <w:r>
         <w:rPr>
+          <w:rtl/>
+          <w:cs/>
           <w:lang w:val="ar_AE" w:bidi="ar_AE"/>
         </w:rPr>
         <w:t xml:space="preserve"> أَخَافُ عَلَيْكُمْ، خَشْيَةَ أَنْ أَكُونَ قَدْ تَعِبْتُ مِنْ أَجْلِكُمْ بِلا جَدْوَى.</w:t>
       </w:r>
-      <w:r>
-        <w:rPr>
-          <w:lang w:val="ar_AE" w:bidi="ar_AE"/>
-        </w:rPr>
-      </w:r>
-      <w:r>
-        <w:rPr>
-          <w:lang w:val="ar_AE" w:bidi="ar_AE"/>
-        </w:rPr>
-      </w:r>
-    </w:p>
-    <w:p>
-      <w:pPr>
-        <w:bidi/>
-      </w:pPr>
-      <w:r>
-        <w:rPr>
-          <w:lang w:val="ar_AE" w:bidi="ar_AE"/>
-        </w:rPr>
-      </w:r>
-    </w:p>
-    <w:p>
-      <w:pPr>
-        <w:bidi/>
-      </w:pPr>
-      <w:r>
-        <w:rPr>
-          <w:lang w:val="ar_AE" w:bidi="ar_AE"/>
-        </w:rPr>
-      </w:r>
-      <w:r>
-        <w:rPr>
-          <w:vertAlign w:val="superscript"/>
+    </w:p>
+    <w:p>
+      <w:pPr>
+        <w:bidi/>
+      </w:pPr>
+      <w:r>
+        <w:rPr>
+          <w:rtl/>
+          <w:cs/>
+          <w:lang w:val="ar_AE" w:bidi="ar_AE"/>
+        </w:rPr>
+      </w:r>
+      <w:r>
+        <w:rPr>
+          <w:vertAlign w:val="superscript"/>
+          <w:rtl/>
+          <w:cs/>
           <w:lang w:val="ar_AE" w:bidi="ar_AE"/>
         </w:rPr>
         <w:t>12</w:t>
       </w:r>
       <w:r>
         <w:rPr>
+          <w:rtl/>
+          <w:cs/>
           <w:lang w:val="ar_AE" w:bidi="ar_AE"/>
         </w:rPr>
         <w:t xml:space="preserve"> أُنَاشِدُكُمْ أَيُّهَا الإِخْوَةُ، أَنْ تَكُونُوا مِثْلِي، لأَنِّي أَنَا أَيْضاً مِثْلُكُمْ. أَنْتُمْ لَمْ تَظْلِمُونِي بِشَيْءٍ،</w:t>
       </w:r>
-      <w:r>
-        <w:rPr>
-          <w:lang w:val="ar_AE" w:bidi="ar_AE"/>
-        </w:rPr>
-      </w:r>
-      <w:r>
-        <w:rPr>
-          <w:lang w:val="ar_AE" w:bidi="ar_AE"/>
-        </w:rPr>
-      </w:r>
-    </w:p>
-    <w:p>
-      <w:pPr>
-        <w:bidi/>
-      </w:pPr>
-      <w:r>
-        <w:rPr>
-          <w:lang w:val="ar_AE" w:bidi="ar_AE"/>
-        </w:rPr>
-      </w:r>
-    </w:p>
-    <w:p>
-      <w:pPr>
-        <w:bidi/>
-      </w:pPr>
-      <w:r>
-        <w:rPr>
-          <w:lang w:val="ar_AE" w:bidi="ar_AE"/>
-        </w:rPr>
-      </w:r>
-      <w:r>
-        <w:rPr>
-          <w:vertAlign w:val="superscript"/>
+    </w:p>
+    <w:p>
+      <w:pPr>
+        <w:bidi/>
+      </w:pPr>
+      <w:r>
+        <w:rPr>
+          <w:rtl/>
+          <w:cs/>
+          <w:lang w:val="ar_AE" w:bidi="ar_AE"/>
+        </w:rPr>
+      </w:r>
+      <w:r>
+        <w:rPr>
+          <w:vertAlign w:val="superscript"/>
+          <w:rtl/>
+          <w:cs/>
           <w:lang w:val="ar_AE" w:bidi="ar_AE"/>
         </w:rPr>
         <w:t>13</w:t>
       </w:r>
       <w:r>
         <w:rPr>
+          <w:rtl/>
+          <w:cs/>
           <w:lang w:val="ar_AE" w:bidi="ar_AE"/>
         </w:rPr>
         <w:t xml:space="preserve"> بَلْ تَعْرِفُونَ أَنَّنِي فِي عِلَّةٍ بِالْجَسَدِ بَشَّرْتُكُمْ أَوَّلَ الأَمْرِ؛</w:t>
       </w:r>
-      <w:r>
-        <w:rPr>
-          <w:lang w:val="ar_AE" w:bidi="ar_AE"/>
-        </w:rPr>
-      </w:r>
-      <w:r>
-        <w:rPr>
-          <w:lang w:val="ar_AE" w:bidi="ar_AE"/>
-        </w:rPr>
-      </w:r>
-    </w:p>
-    <w:p>
-      <w:pPr>
-        <w:bidi/>
-      </w:pPr>
-      <w:r>
-        <w:rPr>
-          <w:lang w:val="ar_AE" w:bidi="ar_AE"/>
-        </w:rPr>
-      </w:r>
-    </w:p>
-    <w:p>
-      <w:pPr>
-        <w:bidi/>
-      </w:pPr>
-      <w:r>
-        <w:rPr>
-          <w:lang w:val="ar_AE" w:bidi="ar_AE"/>
-        </w:rPr>
-      </w:r>
-      <w:r>
-        <w:rPr>
-          <w:vertAlign w:val="superscript"/>
+    </w:p>
+    <w:p>
+      <w:pPr>
+        <w:bidi/>
+      </w:pPr>
+      <w:r>
+        <w:rPr>
+          <w:rtl/>
+          <w:cs/>
+          <w:lang w:val="ar_AE" w:bidi="ar_AE"/>
+        </w:rPr>
+      </w:r>
+      <w:r>
+        <w:rPr>
+          <w:vertAlign w:val="superscript"/>
+          <w:rtl/>
+          <w:cs/>
           <w:lang w:val="ar_AE" w:bidi="ar_AE"/>
         </w:rPr>
         <w:t>14</w:t>
       </w:r>
       <w:r>
         <w:rPr>
+          <w:rtl/>
+          <w:cs/>
           <w:lang w:val="ar_AE" w:bidi="ar_AE"/>
         </w:rPr>
         <w:t xml:space="preserve"> وَمَعَ أَنَّ الْعِلَّةَ الَّتِي فِي جَسَدِي كَانَتْ تَجْرِبَةً لَكُمْ، فَإِنَّكُمْ لَمْ تَحْتَقِرُونِي وَلَمْ تَنْفُرُوا مِنِّي بِسَبَبِهَا، بَلْ قَبِلْتُمُونِي كَأَنِّي مَلاكٌ مِنْ عِنْدِ اللهِ، أَوْ كَأَنِّي الْمَسِيحُ يَسُوعُ.</w:t>
       </w:r>
-      <w:r>
-        <w:rPr>
-          <w:lang w:val="ar_AE" w:bidi="ar_AE"/>
-        </w:rPr>
-      </w:r>
-      <w:r>
-        <w:rPr>
-          <w:lang w:val="ar_AE" w:bidi="ar_AE"/>
-        </w:rPr>
-      </w:r>
-    </w:p>
-    <w:p>
-      <w:pPr>
-        <w:bidi/>
-      </w:pPr>
-      <w:r>
-        <w:rPr>
-          <w:lang w:val="ar_AE" w:bidi="ar_AE"/>
-        </w:rPr>
-      </w:r>
-    </w:p>
-    <w:p>
-      <w:pPr>
-        <w:bidi/>
-      </w:pPr>
-      <w:r>
-        <w:rPr>
-          <w:lang w:val="ar_AE" w:bidi="ar_AE"/>
-        </w:rPr>
-      </w:r>
-      <w:r>
-        <w:rPr>
-          <w:vertAlign w:val="superscript"/>
+    </w:p>
+    <w:p>
+      <w:pPr>
+        <w:bidi/>
+      </w:pPr>
+      <w:r>
+        <w:rPr>
+          <w:rtl/>
+          <w:cs/>
+          <w:lang w:val="ar_AE" w:bidi="ar_AE"/>
+        </w:rPr>
+      </w:r>
+      <w:r>
+        <w:rPr>
+          <w:vertAlign w:val="superscript"/>
+          <w:rtl/>
+          <w:cs/>
           <w:lang w:val="ar_AE" w:bidi="ar_AE"/>
         </w:rPr>
         <w:t>15</w:t>
       </w:r>
       <w:r>
         <w:rPr>
+          <w:rtl/>
+          <w:cs/>
           <w:lang w:val="ar_AE" w:bidi="ar_AE"/>
         </w:rPr>
         <w:t xml:space="preserve"> فَأَيْنَ فَرَحُكُمْ؟ فَإِنِّي أَشْهَدُ لَكُمْ أَنَّكُمْ كُنْتُمْ سَتَقْلَعُونَ عُيُونَكُمْ وَتُقَدِّمُونَهَا لِي، لَوْ كَانَ ذَلِكَ مُمْكِناً!</w:t>
       </w:r>
-      <w:r>
-        <w:rPr>
-          <w:lang w:val="ar_AE" w:bidi="ar_AE"/>
-        </w:rPr>
-      </w:r>
-      <w:r>
-        <w:rPr>
-          <w:lang w:val="ar_AE" w:bidi="ar_AE"/>
-        </w:rPr>
-      </w:r>
-    </w:p>
-    <w:p>
-      <w:pPr>
-        <w:bidi/>
-      </w:pPr>
-      <w:r>
-        <w:rPr>
-          <w:lang w:val="ar_AE" w:bidi="ar_AE"/>
-        </w:rPr>
-      </w:r>
-    </w:p>
-    <w:p>
-      <w:pPr>
-        <w:bidi/>
-      </w:pPr>
-      <w:r>
-        <w:rPr>
-          <w:lang w:val="ar_AE" w:bidi="ar_AE"/>
-        </w:rPr>
-      </w:r>
-      <w:r>
-        <w:rPr>
-          <w:vertAlign w:val="superscript"/>
+    </w:p>
+    <w:p>
+      <w:pPr>
+        <w:bidi/>
+      </w:pPr>
+      <w:r>
+        <w:rPr>
+          <w:rtl/>
+          <w:cs/>
+          <w:lang w:val="ar_AE" w:bidi="ar_AE"/>
+        </w:rPr>
+      </w:r>
+      <w:r>
+        <w:rPr>
+          <w:vertAlign w:val="superscript"/>
+          <w:rtl/>
+          <w:cs/>
           <w:lang w:val="ar_AE" w:bidi="ar_AE"/>
         </w:rPr>
         <w:t>16</w:t>
       </w:r>
       <w:r>
         <w:rPr>
+          <w:rtl/>
+          <w:cs/>
           <w:lang w:val="ar_AE" w:bidi="ar_AE"/>
         </w:rPr>
         <w:t xml:space="preserve"> فَهَلْ صِرْتُ الآنَ عَدُوّاً لَكُمْ لأَنِّي كَلَّمْتُكُمْ بِالْحَقِّ؟</w:t>
       </w:r>
-      <w:r>
-        <w:rPr>
-          <w:lang w:val="ar_AE" w:bidi="ar_AE"/>
-        </w:rPr>
-      </w:r>
-      <w:r>
-        <w:rPr>
-          <w:lang w:val="ar_AE" w:bidi="ar_AE"/>
-        </w:rPr>
-      </w:r>
-    </w:p>
-    <w:p>
-      <w:pPr>
-        <w:bidi/>
-      </w:pPr>
-      <w:r>
-        <w:rPr>
-          <w:lang w:val="ar_AE" w:bidi="ar_AE"/>
-        </w:rPr>
-      </w:r>
-    </w:p>
-    <w:p>
-      <w:pPr>
-        <w:bidi/>
-      </w:pPr>
-      <w:r>
-        <w:rPr>
-          <w:lang w:val="ar_AE" w:bidi="ar_AE"/>
-        </w:rPr>
-      </w:r>
-      <w:r>
-        <w:rPr>
-          <w:vertAlign w:val="superscript"/>
+    </w:p>
+    <w:p>
+      <w:pPr>
+        <w:bidi/>
+      </w:pPr>
+      <w:r>
+        <w:rPr>
+          <w:rtl/>
+          <w:cs/>
+          <w:lang w:val="ar_AE" w:bidi="ar_AE"/>
+        </w:rPr>
+      </w:r>
+      <w:r>
+        <w:rPr>
+          <w:vertAlign w:val="superscript"/>
+          <w:rtl/>
+          <w:cs/>
           <w:lang w:val="ar_AE" w:bidi="ar_AE"/>
         </w:rPr>
         <w:t>17</w:t>
       </w:r>
       <w:r>
         <w:rPr>
+          <w:rtl/>
+          <w:cs/>
           <w:lang w:val="ar_AE" w:bidi="ar_AE"/>
         </w:rPr>
         <w:t xml:space="preserve"> إِنَّ أُولئِكَ (الْمُعَلِّمِينَ) يُظْهِرُونَ مِنْ نَحْوِكُمْ حَمَاسَةً، وَلَكِنَّهَا غَيْرُ صَادِقَةٍ، بَلْ هُمْ يَرْغَبُونَ فِي عَزْلِكُمْ عَنَّا،</w:t>
       </w:r>
-      <w:r>
-        <w:rPr>
-          <w:lang w:val="ar_AE" w:bidi="ar_AE"/>
-        </w:rPr>
-      </w:r>
-      <w:r>
-        <w:rPr>
-          <w:lang w:val="ar_AE" w:bidi="ar_AE"/>
-        </w:rPr>
-      </w:r>
-    </w:p>
-    <w:p>
-      <w:pPr>
-        <w:bidi/>
-      </w:pPr>
-      <w:r>
-        <w:rPr>
-          <w:lang w:val="ar_AE" w:bidi="ar_AE"/>
-        </w:rPr>
-      </w:r>
-    </w:p>
-    <w:p>
-      <w:pPr>
-        <w:bidi/>
-      </w:pPr>
-      <w:r>
-        <w:rPr>
-          <w:lang w:val="ar_AE" w:bidi="ar_AE"/>
-        </w:rPr>
-      </w:r>
-      <w:r>
-        <w:rPr>
-          <w:vertAlign w:val="superscript"/>
+    </w:p>
+    <w:p>
+      <w:pPr>
+        <w:bidi/>
+      </w:pPr>
+      <w:r>
+        <w:rPr>
+          <w:rtl/>
+          <w:cs/>
+          <w:lang w:val="ar_AE" w:bidi="ar_AE"/>
+        </w:rPr>
+      </w:r>
+      <w:r>
+        <w:rPr>
+          <w:vertAlign w:val="superscript"/>
+          <w:rtl/>
+          <w:cs/>
           <w:lang w:val="ar_AE" w:bidi="ar_AE"/>
         </w:rPr>
         <w:t>18</w:t>
       </w:r>
       <w:r>
         <w:rPr>
+          <w:rtl/>
+          <w:cs/>
           <w:lang w:val="ar_AE" w:bidi="ar_AE"/>
         </w:rPr>
         <w:t xml:space="preserve"> لِكَيْ تَتَحَمَّسُوا لَهُمْ. جَميِلٌ إِظْهَارُ الْحَمَاسَةِ فِي مَا هُوَ حَقٌّ، كُلَّ حِينٍ، وَلَيْسَ فَقَطْ حِينَ أَكُونُ حَاضِراً عِنْدَكُمْ.</w:t>
       </w:r>
-      <w:r>
-        <w:rPr>
-          <w:lang w:val="ar_AE" w:bidi="ar_AE"/>
-        </w:rPr>
-      </w:r>
-      <w:r>
-        <w:rPr>
-          <w:lang w:val="ar_AE" w:bidi="ar_AE"/>
-        </w:rPr>
-      </w:r>
-    </w:p>
-    <w:p>
-      <w:pPr>
-        <w:bidi/>
-      </w:pPr>
-      <w:r>
-        <w:rPr>
-          <w:lang w:val="ar_AE" w:bidi="ar_AE"/>
-        </w:rPr>
-      </w:r>
-    </w:p>
-    <w:p>
-      <w:pPr>
-        <w:bidi/>
-      </w:pPr>
-      <w:r>
-        <w:rPr>
-          <w:lang w:val="ar_AE" w:bidi="ar_AE"/>
-        </w:rPr>
-      </w:r>
-      <w:r>
-        <w:rPr>
-          <w:vertAlign w:val="superscript"/>
+    </w:p>
+    <w:p>
+      <w:pPr>
+        <w:bidi/>
+      </w:pPr>
+      <w:r>
+        <w:rPr>
+          <w:rtl/>
+          <w:cs/>
+          <w:lang w:val="ar_AE" w:bidi="ar_AE"/>
+        </w:rPr>
+      </w:r>
+      <w:r>
+        <w:rPr>
+          <w:vertAlign w:val="superscript"/>
+          <w:rtl/>
+          <w:cs/>
           <w:lang w:val="ar_AE" w:bidi="ar_AE"/>
         </w:rPr>
         <w:t>19</w:t>
       </w:r>
       <w:r>
         <w:rPr>
+          <w:rtl/>
+          <w:cs/>
           <w:lang w:val="ar_AE" w:bidi="ar_AE"/>
         </w:rPr>
         <w:t xml:space="preserve"> يَا أَطْفَالِي الَّذِينَ أَتَمَخَّضُ بِكُمْ مَرَّةً أُخْرَى إِلَى أَنْ تَتَشَكَّلَ فِيكُمْ صُورَةُ الْمَسِيحِ.</w:t>
       </w:r>
-      <w:r>
-        <w:rPr>
-          <w:lang w:val="ar_AE" w:bidi="ar_AE"/>
-        </w:rPr>
-      </w:r>
-      <w:r>
-        <w:rPr>
-          <w:lang w:val="ar_AE" w:bidi="ar_AE"/>
-        </w:rPr>
-      </w:r>
-    </w:p>
-    <w:p>
-      <w:pPr>
-        <w:bidi/>
-      </w:pPr>
-      <w:r>
-        <w:rPr>
-          <w:lang w:val="ar_AE" w:bidi="ar_AE"/>
-        </w:rPr>
-      </w:r>
-    </w:p>
-    <w:p>
-      <w:pPr>
-        <w:bidi/>
-      </w:pPr>
-      <w:r>
-        <w:rPr>
-          <w:lang w:val="ar_AE" w:bidi="ar_AE"/>
-        </w:rPr>
-      </w:r>
-      <w:r>
-        <w:rPr>
-          <w:vertAlign w:val="superscript"/>
+    </w:p>
+    <w:p>
+      <w:pPr>
+        <w:bidi/>
+      </w:pPr>
+      <w:r>
+        <w:rPr>
+          <w:rtl/>
+          <w:cs/>
+          <w:lang w:val="ar_AE" w:bidi="ar_AE"/>
+        </w:rPr>
+      </w:r>
+      <w:r>
+        <w:rPr>
+          <w:vertAlign w:val="superscript"/>
+          <w:rtl/>
+          <w:cs/>
           <w:lang w:val="ar_AE" w:bidi="ar_AE"/>
         </w:rPr>
         <w:t>20</w:t>
       </w:r>
       <w:r>
         <w:rPr>
+          <w:rtl/>
+          <w:cs/>
           <w:lang w:val="ar_AE" w:bidi="ar_AE"/>
         </w:rPr>
         <w:t xml:space="preserve"> وَكَمْ أَوَدُّ لَوْ أَكُونُ الآنَ حَاضِراً عِنْدَكُمْ، فَأُخَاطِبَكُمْ بِغَيْرِ هذِهِ اللهْجَةِ، لأَنِّي مُتَحَيِّرٌ فِي أَمْرِكُمْ.</w:t>
       </w:r>
-      <w:r>
-        <w:rPr>
-          <w:lang w:val="ar_AE" w:bidi="ar_AE"/>
-        </w:rPr>
-      </w:r>
-      <w:r>
-        <w:rPr>
-          <w:lang w:val="ar_AE" w:bidi="ar_AE"/>
-        </w:rPr>
-      </w:r>
-    </w:p>
-    <w:p>
-      <w:pPr>
-        <w:bidi/>
-      </w:pPr>
-      <w:r>
-        <w:rPr>
-          <w:lang w:val="ar_AE" w:bidi="ar_AE"/>
-        </w:rPr>
-      </w:r>
-    </w:p>
-    <w:p>
-      <w:pPr>
-        <w:bidi/>
-      </w:pPr>
-      <w:r>
-        <w:rPr>
-          <w:lang w:val="ar_AE" w:bidi="ar_AE"/>
-        </w:rPr>
-      </w:r>
-      <w:r>
-        <w:rPr>
-          <w:vertAlign w:val="superscript"/>
+    </w:p>
+    <w:p>
+      <w:pPr>
+        <w:bidi/>
+      </w:pPr>
+      <w:r>
+        <w:rPr>
+          <w:rtl/>
+          <w:cs/>
+          <w:lang w:val="ar_AE" w:bidi="ar_AE"/>
+        </w:rPr>
+      </w:r>
+      <w:r>
+        <w:rPr>
+          <w:vertAlign w:val="superscript"/>
+          <w:rtl/>
+          <w:cs/>
           <w:lang w:val="ar_AE" w:bidi="ar_AE"/>
         </w:rPr>
         <w:t>21</w:t>
       </w:r>
       <w:r>
         <w:rPr>
+          <w:rtl/>
+          <w:cs/>
           <w:lang w:val="ar_AE" w:bidi="ar_AE"/>
         </w:rPr>
         <w:t xml:space="preserve"> قُولُوا لِي، يَا مَنْ تَرْغَبُونَ فِي الرُّجُوعِ إِلَى الْعُبُودِيَّةِ لِلشَّرِيعَةِ، أَلَسْتُمْ تَسْمَعُونَ مَا جَاءَ فِي الشَّرِيعَةِ؟</w:t>
       </w:r>
-      <w:r>
-        <w:rPr>
-          <w:lang w:val="ar_AE" w:bidi="ar_AE"/>
-        </w:rPr>
-      </w:r>
-      <w:r>
-        <w:rPr>
-          <w:lang w:val="ar_AE" w:bidi="ar_AE"/>
-        </w:rPr>
-      </w:r>
-    </w:p>
-    <w:p>
-      <w:pPr>
-        <w:bidi/>
-      </w:pPr>
-      <w:r>
-        <w:rPr>
-          <w:lang w:val="ar_AE" w:bidi="ar_AE"/>
-        </w:rPr>
-      </w:r>
-    </w:p>
-    <w:p>
-      <w:pPr>
-        <w:bidi/>
-      </w:pPr>
-      <w:r>
-        <w:rPr>
-          <w:lang w:val="ar_AE" w:bidi="ar_AE"/>
-        </w:rPr>
-      </w:r>
-      <w:r>
-        <w:rPr>
-          <w:vertAlign w:val="superscript"/>
+    </w:p>
+    <w:p>
+      <w:pPr>
+        <w:bidi/>
+      </w:pPr>
+      <w:r>
+        <w:rPr>
+          <w:rtl/>
+          <w:cs/>
+          <w:lang w:val="ar_AE" w:bidi="ar_AE"/>
+        </w:rPr>
+      </w:r>
+      <w:r>
+        <w:rPr>
+          <w:vertAlign w:val="superscript"/>
+          <w:rtl/>
+          <w:cs/>
           <w:lang w:val="ar_AE" w:bidi="ar_AE"/>
         </w:rPr>
         <w:t>22</w:t>
       </w:r>
       <w:r>
         <w:rPr>
+          <w:rtl/>
+          <w:cs/>
           <w:lang w:val="ar_AE" w:bidi="ar_AE"/>
         </w:rPr>
         <w:t xml:space="preserve"> فَإِنَّهُ قَدْ كُتِبَ أَنَّ إِبْرَاهِيمَ كَانَ لَهُ ابْنَانِ: أَحَدُهُمَا مِنَ الْجَارِيَةِ، وَالآخَرُ مِنَ الْمَرْأَةِ الْحُرَّةِ.</w:t>
       </w:r>
-      <w:r>
-        <w:rPr>
-          <w:lang w:val="ar_AE" w:bidi="ar_AE"/>
-        </w:rPr>
-      </w:r>
-      <w:r>
-        <w:rPr>
-          <w:lang w:val="ar_AE" w:bidi="ar_AE"/>
-        </w:rPr>
-      </w:r>
-    </w:p>
-    <w:p>
-      <w:pPr>
-        <w:bidi/>
-      </w:pPr>
-      <w:r>
-        <w:rPr>
-          <w:lang w:val="ar_AE" w:bidi="ar_AE"/>
-        </w:rPr>
-      </w:r>
-    </w:p>
-    <w:p>
-      <w:pPr>
-        <w:bidi/>
-      </w:pPr>
-      <w:r>
-        <w:rPr>
-          <w:lang w:val="ar_AE" w:bidi="ar_AE"/>
-        </w:rPr>
-      </w:r>
-      <w:r>
-        <w:rPr>
-          <w:vertAlign w:val="superscript"/>
+    </w:p>
+    <w:p>
+      <w:pPr>
+        <w:bidi/>
+      </w:pPr>
+      <w:r>
+        <w:rPr>
+          <w:rtl/>
+          <w:cs/>
+          <w:lang w:val="ar_AE" w:bidi="ar_AE"/>
+        </w:rPr>
+      </w:r>
+      <w:r>
+        <w:rPr>
+          <w:vertAlign w:val="superscript"/>
+          <w:rtl/>
+          <w:cs/>
           <w:lang w:val="ar_AE" w:bidi="ar_AE"/>
         </w:rPr>
         <w:t>23</w:t>
       </w:r>
       <w:r>
         <w:rPr>
+          <w:rtl/>
+          <w:cs/>
           <w:lang w:val="ar_AE" w:bidi="ar_AE"/>
         </w:rPr>
         <w:t xml:space="preserve"> أَمَّا ابْنُ الْجَارِيَةِ، فَقَدْ وُلِدَ حَسَبَ الْجَسَدِ. وَأَمَّا ابْنُ الْحُرَّةِ، فَإِتْمَاماً لِلْوَعْدِ.</w:t>
       </w:r>
-      <w:r>
-        <w:rPr>
-          <w:lang w:val="ar_AE" w:bidi="ar_AE"/>
-        </w:rPr>
-      </w:r>
-      <w:r>
-        <w:rPr>
-          <w:lang w:val="ar_AE" w:bidi="ar_AE"/>
-        </w:rPr>
-      </w:r>
-    </w:p>
-    <w:p>
-      <w:pPr>
-        <w:bidi/>
-      </w:pPr>
-      <w:r>
-        <w:rPr>
-          <w:lang w:val="ar_AE" w:bidi="ar_AE"/>
-        </w:rPr>
-      </w:r>
-    </w:p>
-    <w:p>
-      <w:pPr>
-        <w:bidi/>
-      </w:pPr>
-      <w:r>
-        <w:rPr>
-          <w:lang w:val="ar_AE" w:bidi="ar_AE"/>
-        </w:rPr>
-      </w:r>
-      <w:r>
-        <w:rPr>
-          <w:vertAlign w:val="superscript"/>
+    </w:p>
+    <w:p>
+      <w:pPr>
+        <w:bidi/>
+      </w:pPr>
+      <w:r>
+        <w:rPr>
+          <w:rtl/>
+          <w:cs/>
+          <w:lang w:val="ar_AE" w:bidi="ar_AE"/>
+        </w:rPr>
+      </w:r>
+      <w:r>
+        <w:rPr>
+          <w:vertAlign w:val="superscript"/>
+          <w:rtl/>
+          <w:cs/>
           <w:lang w:val="ar_AE" w:bidi="ar_AE"/>
         </w:rPr>
         <w:t>24</w:t>
       </w:r>
       <w:r>
         <w:rPr>
+          <w:rtl/>
+          <w:cs/>
           <w:lang w:val="ar_AE" w:bidi="ar_AE"/>
         </w:rPr>
         <w:t xml:space="preserve"> وَهذِهِ الْحَقِيقَةُ لَهَا مَعْنىً رَمْزِيٌّ. فَهَاتَانِ الْمَرْأَتَانِ تَرْمُزَانِ إِلَى عَهْدَيْنِ: الأَوَّلُ مَصْدَرُهُ جَبَلُ سِينَاءَ، يَجْعَلُ الْمَوْلُودِينَ تَحْتَهُ فِي حَالِ الْعُبُودِيَّةِ، وَرَمْزُهُ هَاجَرُ.</w:t>
       </w:r>
-      <w:r>
-        <w:rPr>
-          <w:lang w:val="ar_AE" w:bidi="ar_AE"/>
-        </w:rPr>
-      </w:r>
-      <w:r>
-        <w:rPr>
-          <w:lang w:val="ar_AE" w:bidi="ar_AE"/>
-        </w:rPr>
-      </w:r>
-    </w:p>
-    <w:p>
-      <w:pPr>
-        <w:bidi/>
-      </w:pPr>
-      <w:r>
-        <w:rPr>
-          <w:lang w:val="ar_AE" w:bidi="ar_AE"/>
-        </w:rPr>
-      </w:r>
-    </w:p>
-    <w:p>
-      <w:pPr>
-        <w:bidi/>
-      </w:pPr>
-      <w:r>
-        <w:rPr>
-          <w:lang w:val="ar_AE" w:bidi="ar_AE"/>
-        </w:rPr>
-      </w:r>
-      <w:r>
-        <w:rPr>
-          <w:vertAlign w:val="superscript"/>
+    </w:p>
+    <w:p>
+      <w:pPr>
+        <w:bidi/>
+      </w:pPr>
+      <w:r>
+        <w:rPr>
+          <w:rtl/>
+          <w:cs/>
+          <w:lang w:val="ar_AE" w:bidi="ar_AE"/>
+        </w:rPr>
+      </w:r>
+      <w:r>
+        <w:rPr>
+          <w:vertAlign w:val="superscript"/>
+          <w:rtl/>
+          <w:cs/>
           <w:lang w:val="ar_AE" w:bidi="ar_AE"/>
         </w:rPr>
         <w:t>25</w:t>
       </w:r>
       <w:r>
         <w:rPr>
+          <w:rtl/>
+          <w:cs/>
           <w:lang w:val="ar_AE" w:bidi="ar_AE"/>
         </w:rPr>
         <w:t xml:space="preserve"> وَلَفْظَةُ هَاجَرَ تُطْلَقُ عَلَى جَبَلِ سِينَاءَ، فِي بِلادِ الْعَرَبِ، وَتُمَثِّلُ أُورُشَلِيمَ الْحَالِيَّةَ، فَإِنَّهَا مَعَ بَنِيهَا فِي الْعُبُودِيَّةِ.</w:t>
       </w:r>
-      <w:r>
-        <w:rPr>
-          <w:lang w:val="ar_AE" w:bidi="ar_AE"/>
-        </w:rPr>
-      </w:r>
-      <w:r>
-        <w:rPr>
-          <w:lang w:val="ar_AE" w:bidi="ar_AE"/>
-        </w:rPr>
-      </w:r>
-    </w:p>
-    <w:p>
-      <w:pPr>
-        <w:bidi/>
-      </w:pPr>
-      <w:r>
-        <w:rPr>
-          <w:lang w:val="ar_AE" w:bidi="ar_AE"/>
-        </w:rPr>
-      </w:r>
-    </w:p>
-    <w:p>
-      <w:pPr>
-        <w:bidi/>
-      </w:pPr>
-      <w:r>
-        <w:rPr>
-          <w:lang w:val="ar_AE" w:bidi="ar_AE"/>
-        </w:rPr>
-      </w:r>
-      <w:r>
-        <w:rPr>
-          <w:vertAlign w:val="superscript"/>
+    </w:p>
+    <w:p>
+      <w:pPr>
+        <w:bidi/>
+      </w:pPr>
+      <w:r>
+        <w:rPr>
+          <w:rtl/>
+          <w:cs/>
+          <w:lang w:val="ar_AE" w:bidi="ar_AE"/>
+        </w:rPr>
+      </w:r>
+      <w:r>
+        <w:rPr>
+          <w:vertAlign w:val="superscript"/>
+          <w:rtl/>
+          <w:cs/>
           <w:lang w:val="ar_AE" w:bidi="ar_AE"/>
         </w:rPr>
         <w:t>26</w:t>
       </w:r>
       <w:r>
         <w:rPr>
+          <w:rtl/>
+          <w:cs/>
           <w:lang w:val="ar_AE" w:bidi="ar_AE"/>
         </w:rPr>
         <w:t xml:space="preserve"> أَمَّا الثَّانِي، فَرَمْزُهُ الْحُرَّةُ الَّتِي تُمَثِّلُ أُورُشَلِيمَ السَّمَاوِيَّةَ الَّتِي هِيَ أُمُّنَا.</w:t>
       </w:r>
-      <w:r>
-        <w:rPr>
-          <w:lang w:val="ar_AE" w:bidi="ar_AE"/>
-        </w:rPr>
-      </w:r>
-      <w:r>
-        <w:rPr>
-          <w:lang w:val="ar_AE" w:bidi="ar_AE"/>
-        </w:rPr>
-      </w:r>
-    </w:p>
-    <w:p>
-      <w:pPr>
-        <w:bidi/>
-      </w:pPr>
-      <w:r>
-        <w:rPr>
-          <w:lang w:val="ar_AE" w:bidi="ar_AE"/>
-        </w:rPr>
-      </w:r>
-    </w:p>
-    <w:p>
-      <w:pPr>
-        <w:bidi/>
-      </w:pPr>
-      <w:r>
-        <w:rPr>
-          <w:lang w:val="ar_AE" w:bidi="ar_AE"/>
-        </w:rPr>
-      </w:r>
-      <w:r>
-        <w:rPr>
-          <w:vertAlign w:val="superscript"/>
+    </w:p>
+    <w:p>
+      <w:pPr>
+        <w:bidi/>
+      </w:pPr>
+      <w:r>
+        <w:rPr>
+          <w:rtl/>
+          <w:cs/>
+          <w:lang w:val="ar_AE" w:bidi="ar_AE"/>
+        </w:rPr>
+      </w:r>
+      <w:r>
+        <w:rPr>
+          <w:vertAlign w:val="superscript"/>
+          <w:rtl/>
+          <w:cs/>
           <w:lang w:val="ar_AE" w:bidi="ar_AE"/>
         </w:rPr>
         <w:t>27</w:t>
       </w:r>
       <w:r>
         <w:rPr>
+          <w:rtl/>
+          <w:cs/>
           <w:lang w:val="ar_AE" w:bidi="ar_AE"/>
         </w:rPr>
         <w:t xml:space="preserve"> فَإِنَّهُ قَدْ كُتِبَ: «افْرَحِي أَيَّتُهَا الْعَاقِرُ الَّتِي لَا تَلِدُ، اهْتِفِي بِأَعْلَى صَوْتِكِ أَيَّتُهَا الَّتِي لَا تَتَمَخَّضُ، لأَنَّ أَوْلادَ الْمَهْجُورَةِ أَكْثَرُ عَدَداً مِنْ أَوْلادِ الَّتِي لَهَا زَوْجٌ!»</w:t>
       </w:r>
-      <w:r>
-        <w:rPr>
-          <w:lang w:val="ar_AE" w:bidi="ar_AE"/>
-        </w:rPr>
-      </w:r>
-      <w:r>
-        <w:rPr>
-          <w:lang w:val="ar_AE" w:bidi="ar_AE"/>
-        </w:rPr>
-      </w:r>
-    </w:p>
-    <w:p>
-      <w:pPr>
-        <w:bidi/>
-      </w:pPr>
-      <w:r>
-        <w:rPr>
-          <w:lang w:val="ar_AE" w:bidi="ar_AE"/>
-        </w:rPr>
-      </w:r>
-    </w:p>
-    <w:p>
-      <w:pPr>
-        <w:bidi/>
-      </w:pPr>
-      <w:r>
-        <w:rPr>
-          <w:lang w:val="ar_AE" w:bidi="ar_AE"/>
-        </w:rPr>
-      </w:r>
-      <w:r>
-        <w:rPr>
-          <w:vertAlign w:val="superscript"/>
+    </w:p>
+    <w:p>
+      <w:pPr>
+        <w:bidi/>
+      </w:pPr>
+      <w:r>
+        <w:rPr>
+          <w:rtl/>
+          <w:cs/>
+          <w:lang w:val="ar_AE" w:bidi="ar_AE"/>
+        </w:rPr>
+      </w:r>
+      <w:r>
+        <w:rPr>
+          <w:vertAlign w:val="superscript"/>
+          <w:rtl/>
+          <w:cs/>
           <w:lang w:val="ar_AE" w:bidi="ar_AE"/>
         </w:rPr>
         <w:t>28</w:t>
       </w:r>
       <w:r>
         <w:rPr>
+          <w:rtl/>
+          <w:cs/>
           <w:lang w:val="ar_AE" w:bidi="ar_AE"/>
         </w:rPr>
         <w:t xml:space="preserve"> وَأَمَّا أَنْتُمْ، أَيُّهَا الإِخْوَةُ، فَأَوْلادُ الْوَعْدِ، عَلَى مِثَالِ إِسْحَاقَ.</w:t>
       </w:r>
-      <w:r>
-        <w:rPr>
-          <w:lang w:val="ar_AE" w:bidi="ar_AE"/>
-        </w:rPr>
-      </w:r>
-      <w:r>
-        <w:rPr>
-          <w:lang w:val="ar_AE" w:bidi="ar_AE"/>
-        </w:rPr>
-      </w:r>
-    </w:p>
-    <w:p>
-      <w:pPr>
-        <w:bidi/>
-      </w:pPr>
-      <w:r>
-        <w:rPr>
-          <w:lang w:val="ar_AE" w:bidi="ar_AE"/>
-        </w:rPr>
-      </w:r>
-    </w:p>
-    <w:p>
-      <w:pPr>
-        <w:bidi/>
-      </w:pPr>
-      <w:r>
-        <w:rPr>
-          <w:lang w:val="ar_AE" w:bidi="ar_AE"/>
-        </w:rPr>
-      </w:r>
-      <w:r>
-        <w:rPr>
-          <w:vertAlign w:val="superscript"/>
+    </w:p>
+    <w:p>
+      <w:pPr>
+        <w:bidi/>
+      </w:pPr>
+      <w:r>
+        <w:rPr>
+          <w:rtl/>
+          <w:cs/>
+          <w:lang w:val="ar_AE" w:bidi="ar_AE"/>
+        </w:rPr>
+      </w:r>
+      <w:r>
+        <w:rPr>
+          <w:vertAlign w:val="superscript"/>
+          <w:rtl/>
+          <w:cs/>
           <w:lang w:val="ar_AE" w:bidi="ar_AE"/>
         </w:rPr>
         <w:t>29</w:t>
       </w:r>
       <w:r>
         <w:rPr>
+          <w:rtl/>
+          <w:cs/>
           <w:lang w:val="ar_AE" w:bidi="ar_AE"/>
         </w:rPr>
         <w:t xml:space="preserve"> وَلَكِنْ، كَمَا كَانَ فِي الْمَاضِي الْمَوْلُودُ بِحَسَبِ الْجَسَدِ يَضْطَهِدُ الْمَوْلُودَ بِحَسَبِ الرُّوحِ، فَكَذَلِكَ أَيْضاً يَحْدُثُ الآنَ.</w:t>
       </w:r>
-      <w:r>
-        <w:rPr>
-          <w:lang w:val="ar_AE" w:bidi="ar_AE"/>
-        </w:rPr>
-      </w:r>
-      <w:r>
-        <w:rPr>
-          <w:lang w:val="ar_AE" w:bidi="ar_AE"/>
-        </w:rPr>
-      </w:r>
-    </w:p>
-    <w:p>
-      <w:pPr>
-        <w:bidi/>
-      </w:pPr>
-      <w:r>
-        <w:rPr>
-          <w:lang w:val="ar_AE" w:bidi="ar_AE"/>
-        </w:rPr>
-      </w:r>
-    </w:p>
-    <w:p>
-      <w:pPr>
-        <w:bidi/>
-      </w:pPr>
-      <w:r>
-        <w:rPr>
-          <w:lang w:val="ar_AE" w:bidi="ar_AE"/>
-        </w:rPr>
-      </w:r>
-      <w:r>
-        <w:rPr>
-          <w:vertAlign w:val="superscript"/>
+    </w:p>
+    <w:p>
+      <w:pPr>
+        <w:bidi/>
+      </w:pPr>
+      <w:r>
+        <w:rPr>
+          <w:rtl/>
+          <w:cs/>
+          <w:lang w:val="ar_AE" w:bidi="ar_AE"/>
+        </w:rPr>
+      </w:r>
+      <w:r>
+        <w:rPr>
+          <w:vertAlign w:val="superscript"/>
+          <w:rtl/>
+          <w:cs/>
           <w:lang w:val="ar_AE" w:bidi="ar_AE"/>
         </w:rPr>
         <w:t>30</w:t>
       </w:r>
       <w:r>
         <w:rPr>
+          <w:rtl/>
+          <w:cs/>
           <w:lang w:val="ar_AE" w:bidi="ar_AE"/>
         </w:rPr>
         <w:t xml:space="preserve"> إِنَّمَا مَاذَا يَقُولُ الْكِتَابُ؟ «اطْرُدِ الْجَارِيَةَ وَابْنَهَا، لأَنَّ ابْنَ الْجَارِيَةِ لَا يَرِثُ مَعَ ابْنِ الْحُرَّةِ!»</w:t>
       </w:r>
-      <w:r>
-        <w:rPr>
-          <w:lang w:val="ar_AE" w:bidi="ar_AE"/>
-        </w:rPr>
-      </w:r>
-      <w:r>
-        <w:rPr>
-          <w:lang w:val="ar_AE" w:bidi="ar_AE"/>
-        </w:rPr>
-      </w:r>
-    </w:p>
-    <w:p>
-      <w:pPr>
-        <w:bidi/>
-      </w:pPr>
-      <w:r>
-        <w:rPr>
-          <w:lang w:val="ar_AE" w:bidi="ar_AE"/>
-        </w:rPr>
-      </w:r>
-    </w:p>
-    <w:p>
-      <w:pPr>
-        <w:bidi/>
-      </w:pPr>
-      <w:r>
-        <w:rPr>
-          <w:lang w:val="ar_AE" w:bidi="ar_AE"/>
-        </w:rPr>
-      </w:r>
-      <w:r>
-        <w:rPr>
-          <w:vertAlign w:val="superscript"/>
+    </w:p>
+    <w:p>
+      <w:pPr>
+        <w:bidi/>
+      </w:pPr>
+      <w:r>
+        <w:rPr>
+          <w:rtl/>
+          <w:cs/>
+          <w:lang w:val="ar_AE" w:bidi="ar_AE"/>
+        </w:rPr>
+      </w:r>
+      <w:r>
+        <w:rPr>
+          <w:vertAlign w:val="superscript"/>
+          <w:rtl/>
+          <w:cs/>
           <w:lang w:val="ar_AE" w:bidi="ar_AE"/>
         </w:rPr>
         <w:t>31</w:t>
       </w:r>
       <w:r>
         <w:rPr>
+          <w:rtl/>
+          <w:cs/>
           <w:lang w:val="ar_AE" w:bidi="ar_AE"/>
         </w:rPr>
         <w:t xml:space="preserve"> إِذَنْ، أَيُّهَا الإِخْوَةُ، نَحْنُ لَسْنَا أَوْلادَ الْجَارِيَةِ، بَلْ أَوْلادُ الْحُرَّةِ.</w:t>
       </w:r>
-      <w:r>
-        <w:rPr>
-          <w:lang w:val="ar_AE" w:bidi="ar_AE"/>
-        </w:rPr>
-      </w:r>
-      <w:r>
-        <w:rPr>
-          <w:lang w:val="ar_AE" w:bidi="ar_AE"/>
-        </w:rPr>
-      </w:r>
-    </w:p>
-    <w:p>
-      <w:pPr>
-        <w:bidi/>
-      </w:pPr>
-      <w:r>
-        <w:rPr>
-          <w:lang w:val="ar_AE" w:bidi="ar_AE"/>
-        </w:rPr>
-      </w:r>
     </w:p>
     <w:p>
       <w:pPr>
@@ -4824,1133 +3365,773 @@
       </w:pPr>
       <w:r>
         <w:rPr>
-          <w:lang w:val="ar_AE" w:bidi="ar_AE"/>
-        </w:rPr>
-        <w:t>Galatians 5:1</w:t>
-      </w:r>
-      <w:r>
-        <w:rPr>
-          <w:lang w:val="ar_AE" w:bidi="ar_AE"/>
-        </w:rPr>
-      </w:r>
-    </w:p>
-    <w:p>
-      <w:pPr>
-        <w:bidi/>
-      </w:pPr>
-      <w:r>
-        <w:rPr>
-          <w:lang w:val="ar_AE" w:bidi="ar_AE"/>
-        </w:rPr>
-      </w:r>
-      <w:r>
-        <w:rPr>
-          <w:vertAlign w:val="superscript"/>
+          <w:rtl/>
+          <w:cs/>
+          <w:lang w:val="ar_AE" w:bidi="ar_AE"/>
+        </w:rPr>
+        <w:t>غلاطية 5:1</w:t>
+      </w:r>
+      <w:r>
+        <w:rPr>
+          <w:rtl/>
+          <w:cs/>
+          <w:lang w:val="ar_AE" w:bidi="ar_AE"/>
+        </w:rPr>
+      </w:r>
+    </w:p>
+    <w:p>
+      <w:pPr>
+        <w:bidi/>
+      </w:pPr>
+      <w:r>
+        <w:rPr>
+          <w:rtl/>
+          <w:cs/>
+          <w:lang w:val="ar_AE" w:bidi="ar_AE"/>
+        </w:rPr>
+      </w:r>
+      <w:r>
+        <w:rPr>
+          <w:vertAlign w:val="superscript"/>
+          <w:rtl/>
+          <w:cs/>
           <w:lang w:val="ar_AE" w:bidi="ar_AE"/>
         </w:rPr>
         <w:t>1</w:t>
       </w:r>
       <w:r>
         <w:rPr>
+          <w:rtl/>
+          <w:cs/>
           <w:lang w:val="ar_AE" w:bidi="ar_AE"/>
         </w:rPr>
         <w:t xml:space="preserve"> إِنَّ الْمَسِيحَ قَدْ حَرَّرَنَا وَأَطْلَقَنَا فِي سَبِيلِ الْحُرِّيَّةِ. فَاثْبُتُوا إِذَنْ، وَلا تَعُودُوا إِلَى الارْتِبَاكِ بِنِيرِ الْعُبُودِيَّةِ.</w:t>
       </w:r>
-      <w:r>
-        <w:rPr>
-          <w:lang w:val="ar_AE" w:bidi="ar_AE"/>
-        </w:rPr>
-      </w:r>
-      <w:r>
-        <w:rPr>
-          <w:lang w:val="ar_AE" w:bidi="ar_AE"/>
-        </w:rPr>
-      </w:r>
-    </w:p>
-    <w:p>
-      <w:pPr>
-        <w:bidi/>
-      </w:pPr>
-      <w:r>
-        <w:rPr>
-          <w:lang w:val="ar_AE" w:bidi="ar_AE"/>
-        </w:rPr>
-      </w:r>
-    </w:p>
-    <w:p>
-      <w:pPr>
-        <w:bidi/>
-      </w:pPr>
-      <w:r>
-        <w:rPr>
-          <w:lang w:val="ar_AE" w:bidi="ar_AE"/>
-        </w:rPr>
-      </w:r>
-      <w:r>
-        <w:rPr>
-          <w:vertAlign w:val="superscript"/>
+    </w:p>
+    <w:p>
+      <w:pPr>
+        <w:bidi/>
+      </w:pPr>
+      <w:r>
+        <w:rPr>
+          <w:rtl/>
+          <w:cs/>
+          <w:lang w:val="ar_AE" w:bidi="ar_AE"/>
+        </w:rPr>
+      </w:r>
+      <w:r>
+        <w:rPr>
+          <w:vertAlign w:val="superscript"/>
+          <w:rtl/>
+          <w:cs/>
           <w:lang w:val="ar_AE" w:bidi="ar_AE"/>
         </w:rPr>
         <w:t>2</w:t>
       </w:r>
       <w:r>
         <w:rPr>
+          <w:rtl/>
+          <w:cs/>
           <w:lang w:val="ar_AE" w:bidi="ar_AE"/>
         </w:rPr>
         <w:t xml:space="preserve"> هَا أَنَا بُولُسُ أَقُولُ لَكُمْ: إِنْ خُتِنْتُمْ، لَا يَنْفَعُكُمُ الْمَسِيحُ شَيْئاً.</w:t>
       </w:r>
-      <w:r>
-        <w:rPr>
-          <w:lang w:val="ar_AE" w:bidi="ar_AE"/>
-        </w:rPr>
-      </w:r>
-      <w:r>
-        <w:rPr>
-          <w:lang w:val="ar_AE" w:bidi="ar_AE"/>
-        </w:rPr>
-      </w:r>
-    </w:p>
-    <w:p>
-      <w:pPr>
-        <w:bidi/>
-      </w:pPr>
-      <w:r>
-        <w:rPr>
-          <w:lang w:val="ar_AE" w:bidi="ar_AE"/>
-        </w:rPr>
-      </w:r>
-    </w:p>
-    <w:p>
-      <w:pPr>
-        <w:bidi/>
-      </w:pPr>
-      <w:r>
-        <w:rPr>
-          <w:lang w:val="ar_AE" w:bidi="ar_AE"/>
-        </w:rPr>
-      </w:r>
-      <w:r>
-        <w:rPr>
-          <w:vertAlign w:val="superscript"/>
+    </w:p>
+    <w:p>
+      <w:pPr>
+        <w:bidi/>
+      </w:pPr>
+      <w:r>
+        <w:rPr>
+          <w:rtl/>
+          <w:cs/>
+          <w:lang w:val="ar_AE" w:bidi="ar_AE"/>
+        </w:rPr>
+      </w:r>
+      <w:r>
+        <w:rPr>
+          <w:vertAlign w:val="superscript"/>
+          <w:rtl/>
+          <w:cs/>
           <w:lang w:val="ar_AE" w:bidi="ar_AE"/>
         </w:rPr>
         <w:t>3</w:t>
       </w:r>
       <w:r>
         <w:rPr>
+          <w:rtl/>
+          <w:cs/>
           <w:lang w:val="ar_AE" w:bidi="ar_AE"/>
         </w:rPr>
         <w:t xml:space="preserve"> وَأَشْهَدُ مَرَّةً أُخْرَى لِكُلِّ مَخْتُونٍ بِأَنَّهُ مُلْتَزِمٌ أَنْ يَعْمَلَ بِالشَّرِيعَةِ كُلِّهَا.</w:t>
       </w:r>
-      <w:r>
-        <w:rPr>
-          <w:lang w:val="ar_AE" w:bidi="ar_AE"/>
-        </w:rPr>
-      </w:r>
-      <w:r>
-        <w:rPr>
-          <w:lang w:val="ar_AE" w:bidi="ar_AE"/>
-        </w:rPr>
-      </w:r>
-    </w:p>
-    <w:p>
-      <w:pPr>
-        <w:bidi/>
-      </w:pPr>
-      <w:r>
-        <w:rPr>
-          <w:lang w:val="ar_AE" w:bidi="ar_AE"/>
-        </w:rPr>
-      </w:r>
-    </w:p>
-    <w:p>
-      <w:pPr>
-        <w:bidi/>
-      </w:pPr>
-      <w:r>
-        <w:rPr>
-          <w:lang w:val="ar_AE" w:bidi="ar_AE"/>
-        </w:rPr>
-      </w:r>
-      <w:r>
-        <w:rPr>
-          <w:vertAlign w:val="superscript"/>
+    </w:p>
+    <w:p>
+      <w:pPr>
+        <w:bidi/>
+      </w:pPr>
+      <w:r>
+        <w:rPr>
+          <w:rtl/>
+          <w:cs/>
+          <w:lang w:val="ar_AE" w:bidi="ar_AE"/>
+        </w:rPr>
+      </w:r>
+      <w:r>
+        <w:rPr>
+          <w:vertAlign w:val="superscript"/>
+          <w:rtl/>
+          <w:cs/>
           <w:lang w:val="ar_AE" w:bidi="ar_AE"/>
         </w:rPr>
         <w:t>4</w:t>
       </w:r>
       <w:r>
         <w:rPr>
+          <w:rtl/>
+          <w:cs/>
           <w:lang w:val="ar_AE" w:bidi="ar_AE"/>
         </w:rPr>
         <w:t xml:space="preserve"> يَا مَنْ تُرِيدُونَ التَّبْرِيرَ عَنْ طَرِيقِ الشَّرِيعَةِ، قَدْ حُرِمْتُمُ الْمَسِيحَ وَسَقَطْتُمْ مِنَ النِّعْمَةِ!</w:t>
       </w:r>
-      <w:r>
-        <w:rPr>
-          <w:lang w:val="ar_AE" w:bidi="ar_AE"/>
-        </w:rPr>
-      </w:r>
-      <w:r>
-        <w:rPr>
-          <w:lang w:val="ar_AE" w:bidi="ar_AE"/>
-        </w:rPr>
-      </w:r>
-    </w:p>
-    <w:p>
-      <w:pPr>
-        <w:bidi/>
-      </w:pPr>
-      <w:r>
-        <w:rPr>
-          <w:lang w:val="ar_AE" w:bidi="ar_AE"/>
-        </w:rPr>
-      </w:r>
-    </w:p>
-    <w:p>
-      <w:pPr>
-        <w:bidi/>
-      </w:pPr>
-      <w:r>
-        <w:rPr>
-          <w:lang w:val="ar_AE" w:bidi="ar_AE"/>
-        </w:rPr>
-      </w:r>
-      <w:r>
-        <w:rPr>
-          <w:vertAlign w:val="superscript"/>
+    </w:p>
+    <w:p>
+      <w:pPr>
+        <w:bidi/>
+      </w:pPr>
+      <w:r>
+        <w:rPr>
+          <w:rtl/>
+          <w:cs/>
+          <w:lang w:val="ar_AE" w:bidi="ar_AE"/>
+        </w:rPr>
+      </w:r>
+      <w:r>
+        <w:rPr>
+          <w:vertAlign w:val="superscript"/>
+          <w:rtl/>
+          <w:cs/>
           <w:lang w:val="ar_AE" w:bidi="ar_AE"/>
         </w:rPr>
         <w:t>5</w:t>
       </w:r>
       <w:r>
         <w:rPr>
+          <w:rtl/>
+          <w:cs/>
           <w:lang w:val="ar_AE" w:bidi="ar_AE"/>
         </w:rPr>
         <w:t xml:space="preserve"> فَإِنَّنَا، بِالرُّوحِ وَعَلَى أَسَاسِ الإِيمَانِ، نَنْتَظِرُ الرَّجَاءَ الَّذِي يُنْتِجُهُ الْبِرُّ.</w:t>
       </w:r>
-      <w:r>
-        <w:rPr>
-          <w:lang w:val="ar_AE" w:bidi="ar_AE"/>
-        </w:rPr>
-      </w:r>
-      <w:r>
-        <w:rPr>
-          <w:lang w:val="ar_AE" w:bidi="ar_AE"/>
-        </w:rPr>
-      </w:r>
-    </w:p>
-    <w:p>
-      <w:pPr>
-        <w:bidi/>
-      </w:pPr>
-      <w:r>
-        <w:rPr>
-          <w:lang w:val="ar_AE" w:bidi="ar_AE"/>
-        </w:rPr>
-      </w:r>
-    </w:p>
-    <w:p>
-      <w:pPr>
-        <w:bidi/>
-      </w:pPr>
-      <w:r>
-        <w:rPr>
-          <w:lang w:val="ar_AE" w:bidi="ar_AE"/>
-        </w:rPr>
-      </w:r>
-      <w:r>
-        <w:rPr>
-          <w:vertAlign w:val="superscript"/>
+    </w:p>
+    <w:p>
+      <w:pPr>
+        <w:bidi/>
+      </w:pPr>
+      <w:r>
+        <w:rPr>
+          <w:rtl/>
+          <w:cs/>
+          <w:lang w:val="ar_AE" w:bidi="ar_AE"/>
+        </w:rPr>
+      </w:r>
+      <w:r>
+        <w:rPr>
+          <w:vertAlign w:val="superscript"/>
+          <w:rtl/>
+          <w:cs/>
           <w:lang w:val="ar_AE" w:bidi="ar_AE"/>
         </w:rPr>
         <w:t>6</w:t>
       </w:r>
       <w:r>
         <w:rPr>
+          <w:rtl/>
+          <w:cs/>
           <w:lang w:val="ar_AE" w:bidi="ar_AE"/>
         </w:rPr>
         <w:t xml:space="preserve"> فَفِي الْمَسِيحِ يَسُوعَ، لَا نَفْعَ لِلْخِتَانِ وَلا لِعَدَمِ الْخِتَانِ، بَلْ لِلإِيمَانِ الْعَامِلِ بِالْمَحَبَّةِ.</w:t>
       </w:r>
-      <w:r>
-        <w:rPr>
-          <w:lang w:val="ar_AE" w:bidi="ar_AE"/>
-        </w:rPr>
-      </w:r>
-      <w:r>
-        <w:rPr>
-          <w:lang w:val="ar_AE" w:bidi="ar_AE"/>
-        </w:rPr>
-      </w:r>
-    </w:p>
-    <w:p>
-      <w:pPr>
-        <w:bidi/>
-      </w:pPr>
-      <w:r>
-        <w:rPr>
-          <w:lang w:val="ar_AE" w:bidi="ar_AE"/>
-        </w:rPr>
-      </w:r>
-    </w:p>
-    <w:p>
-      <w:pPr>
-        <w:bidi/>
-      </w:pPr>
-      <w:r>
-        <w:rPr>
-          <w:lang w:val="ar_AE" w:bidi="ar_AE"/>
-        </w:rPr>
-      </w:r>
-      <w:r>
-        <w:rPr>
-          <w:vertAlign w:val="superscript"/>
+    </w:p>
+    <w:p>
+      <w:pPr>
+        <w:bidi/>
+      </w:pPr>
+      <w:r>
+        <w:rPr>
+          <w:rtl/>
+          <w:cs/>
+          <w:lang w:val="ar_AE" w:bidi="ar_AE"/>
+        </w:rPr>
+      </w:r>
+      <w:r>
+        <w:rPr>
+          <w:vertAlign w:val="superscript"/>
+          <w:rtl/>
+          <w:cs/>
           <w:lang w:val="ar_AE" w:bidi="ar_AE"/>
         </w:rPr>
         <w:t>7</w:t>
       </w:r>
       <w:r>
         <w:rPr>
+          <w:rtl/>
+          <w:cs/>
           <w:lang w:val="ar_AE" w:bidi="ar_AE"/>
         </w:rPr>
         <w:t xml:space="preserve"> كُنْتُمْ تَجْرُونَ جَرْياً جَيِّداً، فَمَنْ أَعَاقَكُمْ حَتَّى لَا تُذْعِنُوا لِلْحَقِّ؟</w:t>
       </w:r>
-      <w:r>
-        <w:rPr>
-          <w:lang w:val="ar_AE" w:bidi="ar_AE"/>
-        </w:rPr>
-      </w:r>
-      <w:r>
-        <w:rPr>
-          <w:lang w:val="ar_AE" w:bidi="ar_AE"/>
-        </w:rPr>
-      </w:r>
-    </w:p>
-    <w:p>
-      <w:pPr>
-        <w:bidi/>
-      </w:pPr>
-      <w:r>
-        <w:rPr>
-          <w:lang w:val="ar_AE" w:bidi="ar_AE"/>
-        </w:rPr>
-      </w:r>
-    </w:p>
-    <w:p>
-      <w:pPr>
-        <w:bidi/>
-      </w:pPr>
-      <w:r>
-        <w:rPr>
-          <w:lang w:val="ar_AE" w:bidi="ar_AE"/>
-        </w:rPr>
-      </w:r>
-      <w:r>
-        <w:rPr>
-          <w:vertAlign w:val="superscript"/>
+    </w:p>
+    <w:p>
+      <w:pPr>
+        <w:bidi/>
+      </w:pPr>
+      <w:r>
+        <w:rPr>
+          <w:rtl/>
+          <w:cs/>
+          <w:lang w:val="ar_AE" w:bidi="ar_AE"/>
+        </w:rPr>
+      </w:r>
+      <w:r>
+        <w:rPr>
+          <w:vertAlign w:val="superscript"/>
+          <w:rtl/>
+          <w:cs/>
           <w:lang w:val="ar_AE" w:bidi="ar_AE"/>
         </w:rPr>
         <w:t>8</w:t>
       </w:r>
       <w:r>
         <w:rPr>
+          <w:rtl/>
+          <w:cs/>
           <w:lang w:val="ar_AE" w:bidi="ar_AE"/>
         </w:rPr>
         <w:t xml:space="preserve"> هَذَا التَّضْلِيلُ لَيْسَ مِنَ الَّذِي دَعَاكُمْ!</w:t>
       </w:r>
-      <w:r>
-        <w:rPr>
-          <w:lang w:val="ar_AE" w:bidi="ar_AE"/>
-        </w:rPr>
-      </w:r>
-      <w:r>
-        <w:rPr>
-          <w:lang w:val="ar_AE" w:bidi="ar_AE"/>
-        </w:rPr>
-      </w:r>
-    </w:p>
-    <w:p>
-      <w:pPr>
-        <w:bidi/>
-      </w:pPr>
-      <w:r>
-        <w:rPr>
-          <w:lang w:val="ar_AE" w:bidi="ar_AE"/>
-        </w:rPr>
-      </w:r>
-    </w:p>
-    <w:p>
-      <w:pPr>
-        <w:bidi/>
-      </w:pPr>
-      <w:r>
-        <w:rPr>
-          <w:lang w:val="ar_AE" w:bidi="ar_AE"/>
-        </w:rPr>
-      </w:r>
-      <w:r>
-        <w:rPr>
-          <w:vertAlign w:val="superscript"/>
+    </w:p>
+    <w:p>
+      <w:pPr>
+        <w:bidi/>
+      </w:pPr>
+      <w:r>
+        <w:rPr>
+          <w:rtl/>
+          <w:cs/>
+          <w:lang w:val="ar_AE" w:bidi="ar_AE"/>
+        </w:rPr>
+      </w:r>
+      <w:r>
+        <w:rPr>
+          <w:vertAlign w:val="superscript"/>
+          <w:rtl/>
+          <w:cs/>
           <w:lang w:val="ar_AE" w:bidi="ar_AE"/>
         </w:rPr>
         <w:t>9</w:t>
       </w:r>
       <w:r>
         <w:rPr>
+          <w:rtl/>
+          <w:cs/>
           <w:lang w:val="ar_AE" w:bidi="ar_AE"/>
         </w:rPr>
         <w:t xml:space="preserve"> إِنَّ خَمِيرَةً صَغِيرَةً تُخَمِّرُ الْعَجِينَ كُلَّهُ.</w:t>
       </w:r>
-      <w:r>
-        <w:rPr>
-          <w:lang w:val="ar_AE" w:bidi="ar_AE"/>
-        </w:rPr>
-      </w:r>
-      <w:r>
-        <w:rPr>
-          <w:lang w:val="ar_AE" w:bidi="ar_AE"/>
-        </w:rPr>
-      </w:r>
-    </w:p>
-    <w:p>
-      <w:pPr>
-        <w:bidi/>
-      </w:pPr>
-      <w:r>
-        <w:rPr>
-          <w:lang w:val="ar_AE" w:bidi="ar_AE"/>
-        </w:rPr>
-      </w:r>
-    </w:p>
-    <w:p>
-      <w:pPr>
-        <w:bidi/>
-      </w:pPr>
-      <w:r>
-        <w:rPr>
-          <w:lang w:val="ar_AE" w:bidi="ar_AE"/>
-        </w:rPr>
-      </w:r>
-      <w:r>
-        <w:rPr>
-          <w:vertAlign w:val="superscript"/>
+    </w:p>
+    <w:p>
+      <w:pPr>
+        <w:bidi/>
+      </w:pPr>
+      <w:r>
+        <w:rPr>
+          <w:rtl/>
+          <w:cs/>
+          <w:lang w:val="ar_AE" w:bidi="ar_AE"/>
+        </w:rPr>
+      </w:r>
+      <w:r>
+        <w:rPr>
+          <w:vertAlign w:val="superscript"/>
+          <w:rtl/>
+          <w:cs/>
           <w:lang w:val="ar_AE" w:bidi="ar_AE"/>
         </w:rPr>
         <w:t>10</w:t>
       </w:r>
       <w:r>
         <w:rPr>
+          <w:rtl/>
+          <w:cs/>
           <w:lang w:val="ar_AE" w:bidi="ar_AE"/>
         </w:rPr>
         <w:t xml:space="preserve"> وَلَكِنَّ لِي ثِقَةً بِكُمْ فِي الرَّبِّ أَنَّكُمْ لَنْ تَعْتَنِقُوا رَأْياً آخَرَ. وَكُلُّ مَنْ يُثِيرُ الْبَلْبَلَةَ بَيْنَكُمْ سَيَلْقَى عِقَابَ ذَلِكَ، كَائِناً مَنْ كَانَ.</w:t>
       </w:r>
-      <w:r>
-        <w:rPr>
-          <w:lang w:val="ar_AE" w:bidi="ar_AE"/>
-        </w:rPr>
-      </w:r>
-      <w:r>
-        <w:rPr>
-          <w:lang w:val="ar_AE" w:bidi="ar_AE"/>
-        </w:rPr>
-      </w:r>
-    </w:p>
-    <w:p>
-      <w:pPr>
-        <w:bidi/>
-      </w:pPr>
-      <w:r>
-        <w:rPr>
-          <w:lang w:val="ar_AE" w:bidi="ar_AE"/>
-        </w:rPr>
-      </w:r>
-    </w:p>
-    <w:p>
-      <w:pPr>
-        <w:bidi/>
-      </w:pPr>
-      <w:r>
-        <w:rPr>
-          <w:lang w:val="ar_AE" w:bidi="ar_AE"/>
-        </w:rPr>
-      </w:r>
-      <w:r>
-        <w:rPr>
-          <w:vertAlign w:val="superscript"/>
+    </w:p>
+    <w:p>
+      <w:pPr>
+        <w:bidi/>
+      </w:pPr>
+      <w:r>
+        <w:rPr>
+          <w:rtl/>
+          <w:cs/>
+          <w:lang w:val="ar_AE" w:bidi="ar_AE"/>
+        </w:rPr>
+      </w:r>
+      <w:r>
+        <w:rPr>
+          <w:vertAlign w:val="superscript"/>
+          <w:rtl/>
+          <w:cs/>
           <w:lang w:val="ar_AE" w:bidi="ar_AE"/>
         </w:rPr>
         <w:t>11</w:t>
       </w:r>
       <w:r>
         <w:rPr>
+          <w:rtl/>
+          <w:cs/>
           <w:lang w:val="ar_AE" w:bidi="ar_AE"/>
         </w:rPr>
         <w:t xml:space="preserve"> وَأَمَّا أَنَا، أَيُّهَا الإِخْوَةُ، فَلَوْ صَحَّ أَنَّنِي مَازِلْتُ أَدْعُو إِلَى الْخِتَانِ، فَلِمَاذَا مَازِلْتُ أَلْقَى الاضْطِهَادَ؟ إِذَنْ لَكَانَتِ الْعَثْرَةُ الَّتِي فِي الصَّلِيبِ قَدْ زَالَتْ!</w:t>
       </w:r>
-      <w:r>
-        <w:rPr>
-          <w:lang w:val="ar_AE" w:bidi="ar_AE"/>
-        </w:rPr>
-      </w:r>
-      <w:r>
-        <w:rPr>
-          <w:lang w:val="ar_AE" w:bidi="ar_AE"/>
-        </w:rPr>
-      </w:r>
-    </w:p>
-    <w:p>
-      <w:pPr>
-        <w:bidi/>
-      </w:pPr>
-      <w:r>
-        <w:rPr>
-          <w:lang w:val="ar_AE" w:bidi="ar_AE"/>
-        </w:rPr>
-      </w:r>
-    </w:p>
-    <w:p>
-      <w:pPr>
-        <w:bidi/>
-      </w:pPr>
-      <w:r>
-        <w:rPr>
-          <w:lang w:val="ar_AE" w:bidi="ar_AE"/>
-        </w:rPr>
-      </w:r>
-      <w:r>
-        <w:rPr>
-          <w:vertAlign w:val="superscript"/>
+    </w:p>
+    <w:p>
+      <w:pPr>
+        <w:bidi/>
+      </w:pPr>
+      <w:r>
+        <w:rPr>
+          <w:rtl/>
+          <w:cs/>
+          <w:lang w:val="ar_AE" w:bidi="ar_AE"/>
+        </w:rPr>
+      </w:r>
+      <w:r>
+        <w:rPr>
+          <w:vertAlign w:val="superscript"/>
+          <w:rtl/>
+          <w:cs/>
           <w:lang w:val="ar_AE" w:bidi="ar_AE"/>
         </w:rPr>
         <w:t>12</w:t>
       </w:r>
       <w:r>
         <w:rPr>
+          <w:rtl/>
+          <w:cs/>
           <w:lang w:val="ar_AE" w:bidi="ar_AE"/>
         </w:rPr>
         <w:t xml:space="preserve"> لَيْتَ الَّذِينَ يُثِيرُونَ الْبَلْبَلَةَ بَيْنَكُمْ يَبْتُرُونَ أَنْفُسَهُمْ!</w:t>
       </w:r>
-      <w:r>
-        <w:rPr>
-          <w:lang w:val="ar_AE" w:bidi="ar_AE"/>
-        </w:rPr>
-      </w:r>
-      <w:r>
-        <w:rPr>
-          <w:lang w:val="ar_AE" w:bidi="ar_AE"/>
-        </w:rPr>
-      </w:r>
-    </w:p>
-    <w:p>
-      <w:pPr>
-        <w:bidi/>
-      </w:pPr>
-      <w:r>
-        <w:rPr>
-          <w:lang w:val="ar_AE" w:bidi="ar_AE"/>
-        </w:rPr>
-      </w:r>
-    </w:p>
-    <w:p>
-      <w:pPr>
-        <w:bidi/>
-      </w:pPr>
-      <w:r>
-        <w:rPr>
-          <w:lang w:val="ar_AE" w:bidi="ar_AE"/>
-        </w:rPr>
-      </w:r>
-      <w:r>
-        <w:rPr>
-          <w:vertAlign w:val="superscript"/>
+    </w:p>
+    <w:p>
+      <w:pPr>
+        <w:bidi/>
+      </w:pPr>
+      <w:r>
+        <w:rPr>
+          <w:rtl/>
+          <w:cs/>
+          <w:lang w:val="ar_AE" w:bidi="ar_AE"/>
+        </w:rPr>
+      </w:r>
+      <w:r>
+        <w:rPr>
+          <w:vertAlign w:val="superscript"/>
+          <w:rtl/>
+          <w:cs/>
           <w:lang w:val="ar_AE" w:bidi="ar_AE"/>
         </w:rPr>
         <w:t>13</w:t>
       </w:r>
       <w:r>
         <w:rPr>
+          <w:rtl/>
+          <w:cs/>
           <w:lang w:val="ar_AE" w:bidi="ar_AE"/>
         </w:rPr>
         <w:t xml:space="preserve"> فَإِنَّمَا إِلَى الْحُرِّيَّةِ قَدْ دُعِيتُمْ، أَيُّهَا الإِخْوَةُ؛ وَلَكِنْ لَا تَتَّخِذُوا مِنَ الْحُرِّيَّةِ ذَرِيعَةً لإِرْضَاءِ الْجَسَدِ، بَلْ بِالْمَحَبَّةِ كُونُوا عَبِيداً فِي خِدْمَةِ أَحَدِكُمُ الآخَرَ.</w:t>
       </w:r>
-      <w:r>
-        <w:rPr>
-          <w:lang w:val="ar_AE" w:bidi="ar_AE"/>
-        </w:rPr>
-      </w:r>
-      <w:r>
-        <w:rPr>
-          <w:lang w:val="ar_AE" w:bidi="ar_AE"/>
-        </w:rPr>
-      </w:r>
-    </w:p>
-    <w:p>
-      <w:pPr>
-        <w:bidi/>
-      </w:pPr>
-      <w:r>
-        <w:rPr>
-          <w:lang w:val="ar_AE" w:bidi="ar_AE"/>
-        </w:rPr>
-      </w:r>
-    </w:p>
-    <w:p>
-      <w:pPr>
-        <w:bidi/>
-      </w:pPr>
-      <w:r>
-        <w:rPr>
-          <w:lang w:val="ar_AE" w:bidi="ar_AE"/>
-        </w:rPr>
-      </w:r>
-      <w:r>
-        <w:rPr>
-          <w:vertAlign w:val="superscript"/>
+    </w:p>
+    <w:p>
+      <w:pPr>
+        <w:bidi/>
+      </w:pPr>
+      <w:r>
+        <w:rPr>
+          <w:rtl/>
+          <w:cs/>
+          <w:lang w:val="ar_AE" w:bidi="ar_AE"/>
+        </w:rPr>
+      </w:r>
+      <w:r>
+        <w:rPr>
+          <w:vertAlign w:val="superscript"/>
+          <w:rtl/>
+          <w:cs/>
           <w:lang w:val="ar_AE" w:bidi="ar_AE"/>
         </w:rPr>
         <w:t>14</w:t>
       </w:r>
       <w:r>
         <w:rPr>
+          <w:rtl/>
+          <w:cs/>
           <w:lang w:val="ar_AE" w:bidi="ar_AE"/>
         </w:rPr>
         <w:t xml:space="preserve"> فَإِنَّ الشَّرِيعَةَ كُلَّهَا تَتِمُّ فِي وَصِيَّةٍ وَاحِدَةٍ: «أَنْ تُحِبَّ قَرِيبَكَ كَنَفْسِكَ».</w:t>
       </w:r>
-      <w:r>
-        <w:rPr>
-          <w:lang w:val="ar_AE" w:bidi="ar_AE"/>
-        </w:rPr>
-      </w:r>
-      <w:r>
-        <w:rPr>
-          <w:lang w:val="ar_AE" w:bidi="ar_AE"/>
-        </w:rPr>
-      </w:r>
-    </w:p>
-    <w:p>
-      <w:pPr>
-        <w:bidi/>
-      </w:pPr>
-      <w:r>
-        <w:rPr>
-          <w:lang w:val="ar_AE" w:bidi="ar_AE"/>
-        </w:rPr>
-      </w:r>
-    </w:p>
-    <w:p>
-      <w:pPr>
-        <w:bidi/>
-      </w:pPr>
-      <w:r>
-        <w:rPr>
-          <w:lang w:val="ar_AE" w:bidi="ar_AE"/>
-        </w:rPr>
-      </w:r>
-      <w:r>
-        <w:rPr>
-          <w:vertAlign w:val="superscript"/>
+    </w:p>
+    <w:p>
+      <w:pPr>
+        <w:bidi/>
+      </w:pPr>
+      <w:r>
+        <w:rPr>
+          <w:rtl/>
+          <w:cs/>
+          <w:lang w:val="ar_AE" w:bidi="ar_AE"/>
+        </w:rPr>
+      </w:r>
+      <w:r>
+        <w:rPr>
+          <w:vertAlign w:val="superscript"/>
+          <w:rtl/>
+          <w:cs/>
           <w:lang w:val="ar_AE" w:bidi="ar_AE"/>
         </w:rPr>
         <w:t>15</w:t>
       </w:r>
       <w:r>
         <w:rPr>
+          <w:rtl/>
+          <w:cs/>
           <w:lang w:val="ar_AE" w:bidi="ar_AE"/>
         </w:rPr>
         <w:t xml:space="preserve"> فَإِذَا كُنْتُمْ تَنْهَشُونَ وَتَفْتَرِسُونَ بَعْضُكُمْ بَعْضاً، فَاحْذَرُوا أَنْ يُفْنِيَ أَحَدُكُمُ الآخَرَ!</w:t>
       </w:r>
-      <w:r>
-        <w:rPr>
-          <w:lang w:val="ar_AE" w:bidi="ar_AE"/>
-        </w:rPr>
-      </w:r>
-      <w:r>
-        <w:rPr>
-          <w:lang w:val="ar_AE" w:bidi="ar_AE"/>
-        </w:rPr>
-      </w:r>
-    </w:p>
-    <w:p>
-      <w:pPr>
-        <w:bidi/>
-      </w:pPr>
-      <w:r>
-        <w:rPr>
-          <w:lang w:val="ar_AE" w:bidi="ar_AE"/>
-        </w:rPr>
-      </w:r>
-    </w:p>
-    <w:p>
-      <w:pPr>
-        <w:bidi/>
-      </w:pPr>
-      <w:r>
-        <w:rPr>
-          <w:lang w:val="ar_AE" w:bidi="ar_AE"/>
-        </w:rPr>
-      </w:r>
-      <w:r>
-        <w:rPr>
-          <w:vertAlign w:val="superscript"/>
+    </w:p>
+    <w:p>
+      <w:pPr>
+        <w:bidi/>
+      </w:pPr>
+      <w:r>
+        <w:rPr>
+          <w:rtl/>
+          <w:cs/>
+          <w:lang w:val="ar_AE" w:bidi="ar_AE"/>
+        </w:rPr>
+      </w:r>
+      <w:r>
+        <w:rPr>
+          <w:vertAlign w:val="superscript"/>
+          <w:rtl/>
+          <w:cs/>
           <w:lang w:val="ar_AE" w:bidi="ar_AE"/>
         </w:rPr>
         <w:t>16</w:t>
       </w:r>
       <w:r>
         <w:rPr>
+          <w:rtl/>
+          <w:cs/>
           <w:lang w:val="ar_AE" w:bidi="ar_AE"/>
         </w:rPr>
         <w:t xml:space="preserve"> إِنَّمَا أَقُولُ: اسْلُكُوا فِي الرُّوحِ. وَعِنْدَئِذٍ لَا تُتَمِّمُونَ شَهْوَةَ الْجَسَدِ أَبَداً.</w:t>
       </w:r>
-      <w:r>
-        <w:rPr>
-          <w:lang w:val="ar_AE" w:bidi="ar_AE"/>
-        </w:rPr>
-      </w:r>
-      <w:r>
-        <w:rPr>
-          <w:lang w:val="ar_AE" w:bidi="ar_AE"/>
-        </w:rPr>
-      </w:r>
-    </w:p>
-    <w:p>
-      <w:pPr>
-        <w:bidi/>
-      </w:pPr>
-      <w:r>
-        <w:rPr>
-          <w:lang w:val="ar_AE" w:bidi="ar_AE"/>
-        </w:rPr>
-      </w:r>
-    </w:p>
-    <w:p>
-      <w:pPr>
-        <w:bidi/>
-      </w:pPr>
-      <w:r>
-        <w:rPr>
-          <w:lang w:val="ar_AE" w:bidi="ar_AE"/>
-        </w:rPr>
-      </w:r>
-      <w:r>
-        <w:rPr>
-          <w:vertAlign w:val="superscript"/>
+    </w:p>
+    <w:p>
+      <w:pPr>
+        <w:bidi/>
+      </w:pPr>
+      <w:r>
+        <w:rPr>
+          <w:rtl/>
+          <w:cs/>
+          <w:lang w:val="ar_AE" w:bidi="ar_AE"/>
+        </w:rPr>
+      </w:r>
+      <w:r>
+        <w:rPr>
+          <w:vertAlign w:val="superscript"/>
+          <w:rtl/>
+          <w:cs/>
           <w:lang w:val="ar_AE" w:bidi="ar_AE"/>
         </w:rPr>
         <w:t>17</w:t>
       </w:r>
       <w:r>
         <w:rPr>
+          <w:rtl/>
+          <w:cs/>
           <w:lang w:val="ar_AE" w:bidi="ar_AE"/>
         </w:rPr>
         <w:t xml:space="preserve"> فَإِنَّ الْجَسَدَ يَشْتَهِي بِعَكْسِ الرُّوحِ، وَالرُّوحُ بِعَكْسِ الْجَسَدِ؛ وَهَذَانِ يُقَاوِمُ أَحَدُهُمَا الآخَرَ حَتَّى إِنَّكُمْ لَا تَفْعَلُونَ مَا تَرْغَبُونَ فِيهِ.</w:t>
       </w:r>
-      <w:r>
-        <w:rPr>
-          <w:lang w:val="ar_AE" w:bidi="ar_AE"/>
-        </w:rPr>
-      </w:r>
-      <w:r>
-        <w:rPr>
-          <w:lang w:val="ar_AE" w:bidi="ar_AE"/>
-        </w:rPr>
-      </w:r>
-    </w:p>
-    <w:p>
-      <w:pPr>
-        <w:bidi/>
-      </w:pPr>
-      <w:r>
-        <w:rPr>
-          <w:lang w:val="ar_AE" w:bidi="ar_AE"/>
-        </w:rPr>
-      </w:r>
-    </w:p>
-    <w:p>
-      <w:pPr>
-        <w:bidi/>
-      </w:pPr>
-      <w:r>
-        <w:rPr>
-          <w:lang w:val="ar_AE" w:bidi="ar_AE"/>
-        </w:rPr>
-      </w:r>
-      <w:r>
-        <w:rPr>
-          <w:vertAlign w:val="superscript"/>
+    </w:p>
+    <w:p>
+      <w:pPr>
+        <w:bidi/>
+      </w:pPr>
+      <w:r>
+        <w:rPr>
+          <w:rtl/>
+          <w:cs/>
+          <w:lang w:val="ar_AE" w:bidi="ar_AE"/>
+        </w:rPr>
+      </w:r>
+      <w:r>
+        <w:rPr>
+          <w:vertAlign w:val="superscript"/>
+          <w:rtl/>
+          <w:cs/>
           <w:lang w:val="ar_AE" w:bidi="ar_AE"/>
         </w:rPr>
         <w:t>18</w:t>
       </w:r>
       <w:r>
         <w:rPr>
+          <w:rtl/>
+          <w:cs/>
           <w:lang w:val="ar_AE" w:bidi="ar_AE"/>
         </w:rPr>
         <w:t xml:space="preserve"> وَلَكِنْ إِذَا كُنْتُمْ خَاضِعِينَ لِقِيَادَةِ الرُّوحِ، فَلَسْتُمْ فِي حَالِ الْعُبُودِيَّةِ لِلشَّرِيعَةِ.</w:t>
       </w:r>
-      <w:r>
-        <w:rPr>
-          <w:lang w:val="ar_AE" w:bidi="ar_AE"/>
-        </w:rPr>
-      </w:r>
-      <w:r>
-        <w:rPr>
-          <w:lang w:val="ar_AE" w:bidi="ar_AE"/>
-        </w:rPr>
-      </w:r>
-    </w:p>
-    <w:p>
-      <w:pPr>
-        <w:bidi/>
-      </w:pPr>
-      <w:r>
-        <w:rPr>
-          <w:lang w:val="ar_AE" w:bidi="ar_AE"/>
-        </w:rPr>
-      </w:r>
-    </w:p>
-    <w:p>
-      <w:pPr>
-        <w:bidi/>
-      </w:pPr>
-      <w:r>
-        <w:rPr>
-          <w:lang w:val="ar_AE" w:bidi="ar_AE"/>
-        </w:rPr>
-      </w:r>
-      <w:r>
-        <w:rPr>
-          <w:vertAlign w:val="superscript"/>
+    </w:p>
+    <w:p>
+      <w:pPr>
+        <w:bidi/>
+      </w:pPr>
+      <w:r>
+        <w:rPr>
+          <w:rtl/>
+          <w:cs/>
+          <w:lang w:val="ar_AE" w:bidi="ar_AE"/>
+        </w:rPr>
+      </w:r>
+      <w:r>
+        <w:rPr>
+          <w:vertAlign w:val="superscript"/>
+          <w:rtl/>
+          <w:cs/>
           <w:lang w:val="ar_AE" w:bidi="ar_AE"/>
         </w:rPr>
         <w:t>19</w:t>
       </w:r>
       <w:r>
         <w:rPr>
+          <w:rtl/>
+          <w:cs/>
           <w:lang w:val="ar_AE" w:bidi="ar_AE"/>
         </w:rPr>
         <w:t xml:space="preserve"> أَمَّا أَعْمَالُ الْجَسَدِ فَظَاهِرَةٌ، وَهِيَ: الزِّنَى وَالنَّجَاسَةُ وَالدَّعَارَةُ،</w:t>
       </w:r>
-      <w:r>
-        <w:rPr>
-          <w:lang w:val="ar_AE" w:bidi="ar_AE"/>
-        </w:rPr>
-      </w:r>
-      <w:r>
-        <w:rPr>
-          <w:lang w:val="ar_AE" w:bidi="ar_AE"/>
-        </w:rPr>
-      </w:r>
-    </w:p>
-    <w:p>
-      <w:pPr>
-        <w:bidi/>
-      </w:pPr>
-      <w:r>
-        <w:rPr>
-          <w:lang w:val="ar_AE" w:bidi="ar_AE"/>
-        </w:rPr>
-      </w:r>
-    </w:p>
-    <w:p>
-      <w:pPr>
-        <w:bidi/>
-      </w:pPr>
-      <w:r>
-        <w:rPr>
-          <w:lang w:val="ar_AE" w:bidi="ar_AE"/>
-        </w:rPr>
-      </w:r>
-      <w:r>
-        <w:rPr>
-          <w:vertAlign w:val="superscript"/>
+    </w:p>
+    <w:p>
+      <w:pPr>
+        <w:bidi/>
+      </w:pPr>
+      <w:r>
+        <w:rPr>
+          <w:rtl/>
+          <w:cs/>
+          <w:lang w:val="ar_AE" w:bidi="ar_AE"/>
+        </w:rPr>
+      </w:r>
+      <w:r>
+        <w:rPr>
+          <w:vertAlign w:val="superscript"/>
+          <w:rtl/>
+          <w:cs/>
           <w:lang w:val="ar_AE" w:bidi="ar_AE"/>
         </w:rPr>
         <w:t>20</w:t>
       </w:r>
       <w:r>
         <w:rPr>
+          <w:rtl/>
+          <w:cs/>
           <w:lang w:val="ar_AE" w:bidi="ar_AE"/>
         </w:rPr>
         <w:t xml:space="preserve"> وَعِبَادَةُ الأَصْنَامِ وَالسِّحْرُ، وَالْعَدَاوَةُ وَالنِّزَاعُ وَالْغَيْرَةُ وَالْغَضَبُ، وَالتَّحَزُّبُ وَالانْقِسَامُ وَالتَّعَصُّبُ،</w:t>
       </w:r>
-      <w:r>
-        <w:rPr>
-          <w:lang w:val="ar_AE" w:bidi="ar_AE"/>
-        </w:rPr>
-      </w:r>
-      <w:r>
-        <w:rPr>
-          <w:lang w:val="ar_AE" w:bidi="ar_AE"/>
-        </w:rPr>
-      </w:r>
-    </w:p>
-    <w:p>
-      <w:pPr>
-        <w:bidi/>
-      </w:pPr>
-      <w:r>
-        <w:rPr>
-          <w:lang w:val="ar_AE" w:bidi="ar_AE"/>
-        </w:rPr>
-      </w:r>
-    </w:p>
-    <w:p>
-      <w:pPr>
-        <w:bidi/>
-      </w:pPr>
-      <w:r>
-        <w:rPr>
-          <w:lang w:val="ar_AE" w:bidi="ar_AE"/>
-        </w:rPr>
-      </w:r>
-      <w:r>
-        <w:rPr>
-          <w:vertAlign w:val="superscript"/>
+    </w:p>
+    <w:p>
+      <w:pPr>
+        <w:bidi/>
+      </w:pPr>
+      <w:r>
+        <w:rPr>
+          <w:rtl/>
+          <w:cs/>
+          <w:lang w:val="ar_AE" w:bidi="ar_AE"/>
+        </w:rPr>
+      </w:r>
+      <w:r>
+        <w:rPr>
+          <w:vertAlign w:val="superscript"/>
+          <w:rtl/>
+          <w:cs/>
           <w:lang w:val="ar_AE" w:bidi="ar_AE"/>
         </w:rPr>
         <w:t>21</w:t>
       </w:r>
       <w:r>
         <w:rPr>
+          <w:rtl/>
+          <w:cs/>
           <w:lang w:val="ar_AE" w:bidi="ar_AE"/>
         </w:rPr>
         <w:t xml:space="preserve"> وَالْحَسَدُ وَالسُّكْرُ وَالْعَرْبَدَةُ، وَمَا يُشْبِهُ هذِهِ. وَبِالنَّظَرِ إِلَيْهَا، أَقُولُ لَكُمْ الآنَ، كَمَا سَبَقَ أَنْ قُلْتُ أَيْضاً، إِنَّ الَّذِينَ يَفْعَلُونَ مِثْلَ هذِهِ لَنْ يَرِثُوا مَلَكُوتَ اللهِ!</w:t>
       </w:r>
-      <w:r>
-        <w:rPr>
-          <w:lang w:val="ar_AE" w:bidi="ar_AE"/>
-        </w:rPr>
-      </w:r>
-      <w:r>
-        <w:rPr>
-          <w:lang w:val="ar_AE" w:bidi="ar_AE"/>
-        </w:rPr>
-      </w:r>
-    </w:p>
-    <w:p>
-      <w:pPr>
-        <w:bidi/>
-      </w:pPr>
-      <w:r>
-        <w:rPr>
-          <w:lang w:val="ar_AE" w:bidi="ar_AE"/>
-        </w:rPr>
-      </w:r>
-    </w:p>
-    <w:p>
-      <w:pPr>
-        <w:bidi/>
-      </w:pPr>
-      <w:r>
-        <w:rPr>
-          <w:lang w:val="ar_AE" w:bidi="ar_AE"/>
-        </w:rPr>
-      </w:r>
-      <w:r>
-        <w:rPr>
-          <w:vertAlign w:val="superscript"/>
+    </w:p>
+    <w:p>
+      <w:pPr>
+        <w:bidi/>
+      </w:pPr>
+      <w:r>
+        <w:rPr>
+          <w:rtl/>
+          <w:cs/>
+          <w:lang w:val="ar_AE" w:bidi="ar_AE"/>
+        </w:rPr>
+      </w:r>
+      <w:r>
+        <w:rPr>
+          <w:vertAlign w:val="superscript"/>
+          <w:rtl/>
+          <w:cs/>
           <w:lang w:val="ar_AE" w:bidi="ar_AE"/>
         </w:rPr>
         <w:t>22</w:t>
       </w:r>
       <w:r>
         <w:rPr>
+          <w:rtl/>
+          <w:cs/>
           <w:lang w:val="ar_AE" w:bidi="ar_AE"/>
         </w:rPr>
         <w:t xml:space="preserve"> وَأَمَّا ثَمَرُ الرُّوحِ فَهُوَ: الْمَحَبَّةُ وَالْفَرَحُ وَالسَّلامُ، وَطُولُ الْبَالِ وَاللُّطْفُ وَالصَّلاحُ، وَالأَمَانَةُ</w:t>
       </w:r>
-      <w:r>
-        <w:rPr>
-          <w:lang w:val="ar_AE" w:bidi="ar_AE"/>
-        </w:rPr>
-      </w:r>
-      <w:r>
-        <w:rPr>
-          <w:lang w:val="ar_AE" w:bidi="ar_AE"/>
-        </w:rPr>
-      </w:r>
-    </w:p>
-    <w:p>
-      <w:pPr>
-        <w:bidi/>
-      </w:pPr>
-      <w:r>
-        <w:rPr>
-          <w:lang w:val="ar_AE" w:bidi="ar_AE"/>
-        </w:rPr>
-      </w:r>
-    </w:p>
-    <w:p>
-      <w:pPr>
-        <w:bidi/>
-      </w:pPr>
-      <w:r>
-        <w:rPr>
-          <w:lang w:val="ar_AE" w:bidi="ar_AE"/>
-        </w:rPr>
-      </w:r>
-      <w:r>
-        <w:rPr>
-          <w:vertAlign w:val="superscript"/>
+    </w:p>
+    <w:p>
+      <w:pPr>
+        <w:bidi/>
+      </w:pPr>
+      <w:r>
+        <w:rPr>
+          <w:rtl/>
+          <w:cs/>
+          <w:lang w:val="ar_AE" w:bidi="ar_AE"/>
+        </w:rPr>
+      </w:r>
+      <w:r>
+        <w:rPr>
+          <w:vertAlign w:val="superscript"/>
+          <w:rtl/>
+          <w:cs/>
           <w:lang w:val="ar_AE" w:bidi="ar_AE"/>
         </w:rPr>
         <w:t>23</w:t>
       </w:r>
       <w:r>
         <w:rPr>
+          <w:rtl/>
+          <w:cs/>
           <w:lang w:val="ar_AE" w:bidi="ar_AE"/>
         </w:rPr>
         <w:t xml:space="preserve"> وَالْوَدَاعَةُ وَضَبْطُ النَّفْسِ. وَلَيْسَ مِنْ قَانُونٍ يَمْنَعُ مِثْلَ هذِهِ الْفَضَائِلِ.</w:t>
       </w:r>
-      <w:r>
-        <w:rPr>
-          <w:lang w:val="ar_AE" w:bidi="ar_AE"/>
-        </w:rPr>
-      </w:r>
-      <w:r>
-        <w:rPr>
-          <w:lang w:val="ar_AE" w:bidi="ar_AE"/>
-        </w:rPr>
-      </w:r>
-    </w:p>
-    <w:p>
-      <w:pPr>
-        <w:bidi/>
-      </w:pPr>
-      <w:r>
-        <w:rPr>
-          <w:lang w:val="ar_AE" w:bidi="ar_AE"/>
-        </w:rPr>
-      </w:r>
-    </w:p>
-    <w:p>
-      <w:pPr>
-        <w:bidi/>
-      </w:pPr>
-      <w:r>
-        <w:rPr>
-          <w:lang w:val="ar_AE" w:bidi="ar_AE"/>
-        </w:rPr>
-      </w:r>
-      <w:r>
-        <w:rPr>
-          <w:vertAlign w:val="superscript"/>
+    </w:p>
+    <w:p>
+      <w:pPr>
+        <w:bidi/>
+      </w:pPr>
+      <w:r>
+        <w:rPr>
+          <w:rtl/>
+          <w:cs/>
+          <w:lang w:val="ar_AE" w:bidi="ar_AE"/>
+        </w:rPr>
+      </w:r>
+      <w:r>
+        <w:rPr>
+          <w:vertAlign w:val="superscript"/>
+          <w:rtl/>
+          <w:cs/>
           <w:lang w:val="ar_AE" w:bidi="ar_AE"/>
         </w:rPr>
         <w:t>24</w:t>
       </w:r>
       <w:r>
         <w:rPr>
+          <w:rtl/>
+          <w:cs/>
           <w:lang w:val="ar_AE" w:bidi="ar_AE"/>
         </w:rPr>
         <w:t xml:space="preserve"> وَلَكِنَّ الَّذِينَ صَارُوا خَاصَّةً لِلْمَسِيحِ، قَدْ صَلَبُوا الْجَسَدَ مَعَ الأَهْوَاءِ وَالشَّهَوَاتِ.</w:t>
       </w:r>
-      <w:r>
-        <w:rPr>
-          <w:lang w:val="ar_AE" w:bidi="ar_AE"/>
-        </w:rPr>
-      </w:r>
-      <w:r>
-        <w:rPr>
-          <w:lang w:val="ar_AE" w:bidi="ar_AE"/>
-        </w:rPr>
-      </w:r>
-    </w:p>
-    <w:p>
-      <w:pPr>
-        <w:bidi/>
-      </w:pPr>
-      <w:r>
-        <w:rPr>
-          <w:lang w:val="ar_AE" w:bidi="ar_AE"/>
-        </w:rPr>
-      </w:r>
-    </w:p>
-    <w:p>
-      <w:pPr>
-        <w:bidi/>
-      </w:pPr>
-      <w:r>
-        <w:rPr>
-          <w:lang w:val="ar_AE" w:bidi="ar_AE"/>
-        </w:rPr>
-      </w:r>
-      <w:r>
-        <w:rPr>
-          <w:vertAlign w:val="superscript"/>
+    </w:p>
+    <w:p>
+      <w:pPr>
+        <w:bidi/>
+      </w:pPr>
+      <w:r>
+        <w:rPr>
+          <w:rtl/>
+          <w:cs/>
+          <w:lang w:val="ar_AE" w:bidi="ar_AE"/>
+        </w:rPr>
+      </w:r>
+      <w:r>
+        <w:rPr>
+          <w:vertAlign w:val="superscript"/>
+          <w:rtl/>
+          <w:cs/>
           <w:lang w:val="ar_AE" w:bidi="ar_AE"/>
         </w:rPr>
         <w:t>25</w:t>
       </w:r>
       <w:r>
         <w:rPr>
+          <w:rtl/>
+          <w:cs/>
           <w:lang w:val="ar_AE" w:bidi="ar_AE"/>
         </w:rPr>
         <w:t xml:space="preserve"> إِذَا كُنَّا نَحْيَا بِالرُّوحِ، فَلْنَسْلُكْ أَيْضاً بِالرُّوحِ.</w:t>
       </w:r>
-      <w:r>
-        <w:rPr>
-          <w:lang w:val="ar_AE" w:bidi="ar_AE"/>
-        </w:rPr>
-      </w:r>
-      <w:r>
-        <w:rPr>
-          <w:lang w:val="ar_AE" w:bidi="ar_AE"/>
-        </w:rPr>
-      </w:r>
-    </w:p>
-    <w:p>
-      <w:pPr>
-        <w:bidi/>
-      </w:pPr>
-      <w:r>
-        <w:rPr>
-          <w:lang w:val="ar_AE" w:bidi="ar_AE"/>
-        </w:rPr>
-      </w:r>
-    </w:p>
-    <w:p>
-      <w:pPr>
-        <w:bidi/>
-      </w:pPr>
-      <w:r>
-        <w:rPr>
-          <w:lang w:val="ar_AE" w:bidi="ar_AE"/>
-        </w:rPr>
-      </w:r>
-      <w:r>
-        <w:rPr>
-          <w:vertAlign w:val="superscript"/>
+    </w:p>
+    <w:p>
+      <w:pPr>
+        <w:bidi/>
+      </w:pPr>
+      <w:r>
+        <w:rPr>
+          <w:rtl/>
+          <w:cs/>
+          <w:lang w:val="ar_AE" w:bidi="ar_AE"/>
+        </w:rPr>
+      </w:r>
+      <w:r>
+        <w:rPr>
+          <w:vertAlign w:val="superscript"/>
+          <w:rtl/>
+          <w:cs/>
           <w:lang w:val="ar_AE" w:bidi="ar_AE"/>
         </w:rPr>
         <w:t>26</w:t>
       </w:r>
       <w:r>
         <w:rPr>
+          <w:rtl/>
+          <w:cs/>
           <w:lang w:val="ar_AE" w:bidi="ar_AE"/>
         </w:rPr>
         <w:t xml:space="preserve"> لَا نَكُنْ طَامِحِينَ إِلَى الْمَجْدِ الْبَاطِلِ، يَسْتَفِزُّ بَعْضُنَا بَعْضاً، وَيَحْسُدُ أَحَدُنَا الآخَرَ!</w:t>
       </w:r>
-      <w:r>
-        <w:rPr>
-          <w:lang w:val="ar_AE" w:bidi="ar_AE"/>
-        </w:rPr>
-      </w:r>
-      <w:r>
-        <w:rPr>
-          <w:lang w:val="ar_AE" w:bidi="ar_AE"/>
-        </w:rPr>
-      </w:r>
-    </w:p>
-    <w:p>
-      <w:pPr>
-        <w:bidi/>
-      </w:pPr>
-      <w:r>
-        <w:rPr>
-          <w:lang w:val="ar_AE" w:bidi="ar_AE"/>
-        </w:rPr>
-      </w:r>
     </w:p>
     <w:p>
       <w:pPr>
@@ -5959,778 +4140,540 @@
       </w:pPr>
       <w:r>
         <w:rPr>
-          <w:lang w:val="ar_AE" w:bidi="ar_AE"/>
-        </w:rPr>
-        <w:t>Galatians 6:1</w:t>
-      </w:r>
-      <w:r>
-        <w:rPr>
-          <w:lang w:val="ar_AE" w:bidi="ar_AE"/>
-        </w:rPr>
-      </w:r>
-    </w:p>
-    <w:p>
-      <w:pPr>
-        <w:bidi/>
-      </w:pPr>
-      <w:r>
-        <w:rPr>
-          <w:lang w:val="ar_AE" w:bidi="ar_AE"/>
-        </w:rPr>
-      </w:r>
-      <w:r>
-        <w:rPr>
-          <w:vertAlign w:val="superscript"/>
+          <w:rtl/>
+          <w:cs/>
+          <w:lang w:val="ar_AE" w:bidi="ar_AE"/>
+        </w:rPr>
+        <w:t>غلاطية 6:1</w:t>
+      </w:r>
+      <w:r>
+        <w:rPr>
+          <w:rtl/>
+          <w:cs/>
+          <w:lang w:val="ar_AE" w:bidi="ar_AE"/>
+        </w:rPr>
+      </w:r>
+    </w:p>
+    <w:p>
+      <w:pPr>
+        <w:bidi/>
+      </w:pPr>
+      <w:r>
+        <w:rPr>
+          <w:rtl/>
+          <w:cs/>
+          <w:lang w:val="ar_AE" w:bidi="ar_AE"/>
+        </w:rPr>
+      </w:r>
+      <w:r>
+        <w:rPr>
+          <w:vertAlign w:val="superscript"/>
+          <w:rtl/>
+          <w:cs/>
           <w:lang w:val="ar_AE" w:bidi="ar_AE"/>
         </w:rPr>
         <w:t>1</w:t>
       </w:r>
       <w:r>
         <w:rPr>
+          <w:rtl/>
+          <w:cs/>
           <w:lang w:val="ar_AE" w:bidi="ar_AE"/>
         </w:rPr>
         <w:t xml:space="preserve"> أَيُّهَا الإِخْوَةُ، إِنْ سَقَطَ أَحَدُكُمْ فِي خَطَأٍ مَا فَمِثْلُ هَذَا أَصْلِحُوهُ أَنْتُمُ الرُّوحِيِّينَ بِرُوحِ وَدَاعَةٍ. وَاحْذَرْ أَنْتَ لِنَفْسِكَ لِئَلا تُجَرَّبَ أَيْضاً.</w:t>
       </w:r>
-      <w:r>
-        <w:rPr>
-          <w:lang w:val="ar_AE" w:bidi="ar_AE"/>
-        </w:rPr>
-      </w:r>
-      <w:r>
-        <w:rPr>
-          <w:lang w:val="ar_AE" w:bidi="ar_AE"/>
-        </w:rPr>
-      </w:r>
-    </w:p>
-    <w:p>
-      <w:pPr>
-        <w:bidi/>
-      </w:pPr>
-      <w:r>
-        <w:rPr>
-          <w:lang w:val="ar_AE" w:bidi="ar_AE"/>
-        </w:rPr>
-      </w:r>
-    </w:p>
-    <w:p>
-      <w:pPr>
-        <w:bidi/>
-      </w:pPr>
-      <w:r>
-        <w:rPr>
-          <w:lang w:val="ar_AE" w:bidi="ar_AE"/>
-        </w:rPr>
-      </w:r>
-      <w:r>
-        <w:rPr>
-          <w:vertAlign w:val="superscript"/>
+    </w:p>
+    <w:p>
+      <w:pPr>
+        <w:bidi/>
+      </w:pPr>
+      <w:r>
+        <w:rPr>
+          <w:rtl/>
+          <w:cs/>
+          <w:lang w:val="ar_AE" w:bidi="ar_AE"/>
+        </w:rPr>
+      </w:r>
+      <w:r>
+        <w:rPr>
+          <w:vertAlign w:val="superscript"/>
+          <w:rtl/>
+          <w:cs/>
           <w:lang w:val="ar_AE" w:bidi="ar_AE"/>
         </w:rPr>
         <w:t>2</w:t>
       </w:r>
       <w:r>
         <w:rPr>
+          <w:rtl/>
+          <w:cs/>
           <w:lang w:val="ar_AE" w:bidi="ar_AE"/>
         </w:rPr>
         <w:t xml:space="preserve"> لِيَحْمِلِ الْوَاحِدُ مِنْكُمْ أَثْقَالَ الآخَرِ، وَهَكَذَا تُتَمِّمُونَ شَرِيعَةَ الْمَسِيحِ.</w:t>
       </w:r>
-      <w:r>
-        <w:rPr>
-          <w:lang w:val="ar_AE" w:bidi="ar_AE"/>
-        </w:rPr>
-      </w:r>
-      <w:r>
-        <w:rPr>
-          <w:lang w:val="ar_AE" w:bidi="ar_AE"/>
-        </w:rPr>
-      </w:r>
-    </w:p>
-    <w:p>
-      <w:pPr>
-        <w:bidi/>
-      </w:pPr>
-      <w:r>
-        <w:rPr>
-          <w:lang w:val="ar_AE" w:bidi="ar_AE"/>
-        </w:rPr>
-      </w:r>
-    </w:p>
-    <w:p>
-      <w:pPr>
-        <w:bidi/>
-      </w:pPr>
-      <w:r>
-        <w:rPr>
-          <w:lang w:val="ar_AE" w:bidi="ar_AE"/>
-        </w:rPr>
-      </w:r>
-      <w:r>
-        <w:rPr>
-          <w:vertAlign w:val="superscript"/>
+    </w:p>
+    <w:p>
+      <w:pPr>
+        <w:bidi/>
+      </w:pPr>
+      <w:r>
+        <w:rPr>
+          <w:rtl/>
+          <w:cs/>
+          <w:lang w:val="ar_AE" w:bidi="ar_AE"/>
+        </w:rPr>
+      </w:r>
+      <w:r>
+        <w:rPr>
+          <w:vertAlign w:val="superscript"/>
+          <w:rtl/>
+          <w:cs/>
           <w:lang w:val="ar_AE" w:bidi="ar_AE"/>
         </w:rPr>
         <w:t>3</w:t>
       </w:r>
       <w:r>
         <w:rPr>
+          <w:rtl/>
+          <w:cs/>
           <w:lang w:val="ar_AE" w:bidi="ar_AE"/>
         </w:rPr>
         <w:t xml:space="preserve"> فَإِنْ ظَنَّ أَحَدٌ أَنَّهُ شَيْءٌ، وَهُوَ فِي الْوَاقِعِ لَا شَيْءَ، فَإِنَّمَا يَخْدَعُ نَفْسَهُ.</w:t>
       </w:r>
-      <w:r>
-        <w:rPr>
-          <w:lang w:val="ar_AE" w:bidi="ar_AE"/>
-        </w:rPr>
-      </w:r>
-      <w:r>
-        <w:rPr>
-          <w:lang w:val="ar_AE" w:bidi="ar_AE"/>
-        </w:rPr>
-      </w:r>
-    </w:p>
-    <w:p>
-      <w:pPr>
-        <w:bidi/>
-      </w:pPr>
-      <w:r>
-        <w:rPr>
-          <w:lang w:val="ar_AE" w:bidi="ar_AE"/>
-        </w:rPr>
-      </w:r>
-    </w:p>
-    <w:p>
-      <w:pPr>
-        <w:bidi/>
-      </w:pPr>
-      <w:r>
-        <w:rPr>
-          <w:lang w:val="ar_AE" w:bidi="ar_AE"/>
-        </w:rPr>
-      </w:r>
-      <w:r>
-        <w:rPr>
-          <w:vertAlign w:val="superscript"/>
+    </w:p>
+    <w:p>
+      <w:pPr>
+        <w:bidi/>
+      </w:pPr>
+      <w:r>
+        <w:rPr>
+          <w:rtl/>
+          <w:cs/>
+          <w:lang w:val="ar_AE" w:bidi="ar_AE"/>
+        </w:rPr>
+      </w:r>
+      <w:r>
+        <w:rPr>
+          <w:vertAlign w:val="superscript"/>
+          <w:rtl/>
+          <w:cs/>
           <w:lang w:val="ar_AE" w:bidi="ar_AE"/>
         </w:rPr>
         <w:t>4</w:t>
       </w:r>
       <w:r>
         <w:rPr>
+          <w:rtl/>
+          <w:cs/>
           <w:lang w:val="ar_AE" w:bidi="ar_AE"/>
         </w:rPr>
         <w:t xml:space="preserve"> فَلْيَمْتَحِنْ كُلُّ وَاحِدٍ عَمَلَهُ الْخَاصَّ، وَعِنْدَئِذٍ يَكُونُ لَهُ أَنْ يَفْتَخِرَ بِمَا يَخُصُّهُ وَحْدَهُ لَا بِمَا يَخُصُّ غَيْرَهُ.</w:t>
       </w:r>
-      <w:r>
-        <w:rPr>
-          <w:lang w:val="ar_AE" w:bidi="ar_AE"/>
-        </w:rPr>
-      </w:r>
-      <w:r>
-        <w:rPr>
-          <w:lang w:val="ar_AE" w:bidi="ar_AE"/>
-        </w:rPr>
-      </w:r>
-    </w:p>
-    <w:p>
-      <w:pPr>
-        <w:bidi/>
-      </w:pPr>
-      <w:r>
-        <w:rPr>
-          <w:lang w:val="ar_AE" w:bidi="ar_AE"/>
-        </w:rPr>
-      </w:r>
-    </w:p>
-    <w:p>
-      <w:pPr>
-        <w:bidi/>
-      </w:pPr>
-      <w:r>
-        <w:rPr>
-          <w:lang w:val="ar_AE" w:bidi="ar_AE"/>
-        </w:rPr>
-      </w:r>
-      <w:r>
-        <w:rPr>
-          <w:vertAlign w:val="superscript"/>
+    </w:p>
+    <w:p>
+      <w:pPr>
+        <w:bidi/>
+      </w:pPr>
+      <w:r>
+        <w:rPr>
+          <w:rtl/>
+          <w:cs/>
+          <w:lang w:val="ar_AE" w:bidi="ar_AE"/>
+        </w:rPr>
+      </w:r>
+      <w:r>
+        <w:rPr>
+          <w:vertAlign w:val="superscript"/>
+          <w:rtl/>
+          <w:cs/>
           <w:lang w:val="ar_AE" w:bidi="ar_AE"/>
         </w:rPr>
         <w:t>5</w:t>
       </w:r>
       <w:r>
         <w:rPr>
+          <w:rtl/>
+          <w:cs/>
           <w:lang w:val="ar_AE" w:bidi="ar_AE"/>
         </w:rPr>
         <w:t xml:space="preserve"> فَإِنَّ كُلَّ وَاحِدٍ سَيَحْمِلُ حِمْلَهُ الْخَاصَّ.</w:t>
       </w:r>
-      <w:r>
-        <w:rPr>
-          <w:lang w:val="ar_AE" w:bidi="ar_AE"/>
-        </w:rPr>
-      </w:r>
-      <w:r>
-        <w:rPr>
-          <w:lang w:val="ar_AE" w:bidi="ar_AE"/>
-        </w:rPr>
-      </w:r>
-    </w:p>
-    <w:p>
-      <w:pPr>
-        <w:bidi/>
-      </w:pPr>
-      <w:r>
-        <w:rPr>
-          <w:lang w:val="ar_AE" w:bidi="ar_AE"/>
-        </w:rPr>
-      </w:r>
-    </w:p>
-    <w:p>
-      <w:pPr>
-        <w:bidi/>
-      </w:pPr>
-      <w:r>
-        <w:rPr>
-          <w:lang w:val="ar_AE" w:bidi="ar_AE"/>
-        </w:rPr>
-      </w:r>
-      <w:r>
-        <w:rPr>
-          <w:vertAlign w:val="superscript"/>
+    </w:p>
+    <w:p>
+      <w:pPr>
+        <w:bidi/>
+      </w:pPr>
+      <w:r>
+        <w:rPr>
+          <w:rtl/>
+          <w:cs/>
+          <w:lang w:val="ar_AE" w:bidi="ar_AE"/>
+        </w:rPr>
+      </w:r>
+      <w:r>
+        <w:rPr>
+          <w:vertAlign w:val="superscript"/>
+          <w:rtl/>
+          <w:cs/>
           <w:lang w:val="ar_AE" w:bidi="ar_AE"/>
         </w:rPr>
         <w:t>6</w:t>
       </w:r>
       <w:r>
         <w:rPr>
+          <w:rtl/>
+          <w:cs/>
           <w:lang w:val="ar_AE" w:bidi="ar_AE"/>
         </w:rPr>
         <w:t xml:space="preserve"> لِيُشَارِكِ الَّذِي يَتَعَلَّمُ الْكَلِمَةَ مَنْ يُعَلِّمُهَا، فِي جَمِيعِ الْخَيْرَاتِ.</w:t>
       </w:r>
-      <w:r>
-        <w:rPr>
-          <w:lang w:val="ar_AE" w:bidi="ar_AE"/>
-        </w:rPr>
-      </w:r>
-      <w:r>
-        <w:rPr>
-          <w:lang w:val="ar_AE" w:bidi="ar_AE"/>
-        </w:rPr>
-      </w:r>
-    </w:p>
-    <w:p>
-      <w:pPr>
-        <w:bidi/>
-      </w:pPr>
-      <w:r>
-        <w:rPr>
-          <w:lang w:val="ar_AE" w:bidi="ar_AE"/>
-        </w:rPr>
-      </w:r>
-    </w:p>
-    <w:p>
-      <w:pPr>
-        <w:bidi/>
-      </w:pPr>
-      <w:r>
-        <w:rPr>
-          <w:lang w:val="ar_AE" w:bidi="ar_AE"/>
-        </w:rPr>
-      </w:r>
-      <w:r>
-        <w:rPr>
-          <w:vertAlign w:val="superscript"/>
+    </w:p>
+    <w:p>
+      <w:pPr>
+        <w:bidi/>
+      </w:pPr>
+      <w:r>
+        <w:rPr>
+          <w:rtl/>
+          <w:cs/>
+          <w:lang w:val="ar_AE" w:bidi="ar_AE"/>
+        </w:rPr>
+      </w:r>
+      <w:r>
+        <w:rPr>
+          <w:vertAlign w:val="superscript"/>
+          <w:rtl/>
+          <w:cs/>
           <w:lang w:val="ar_AE" w:bidi="ar_AE"/>
         </w:rPr>
         <w:t>7</w:t>
       </w:r>
       <w:r>
         <w:rPr>
+          <w:rtl/>
+          <w:cs/>
           <w:lang w:val="ar_AE" w:bidi="ar_AE"/>
         </w:rPr>
         <w:t xml:space="preserve"> لا تَنْخَدِعُوا: إِنَّ اللهَ لَا يُسْتَهْزَأُ بِهِ. فَكُلُّ مَا يَزْرَعُهُ الإِنْسَانُ، فَإِيَّاهُ يَحْصُدُ أَيْضاً.</w:t>
       </w:r>
-      <w:r>
-        <w:rPr>
-          <w:lang w:val="ar_AE" w:bidi="ar_AE"/>
-        </w:rPr>
-      </w:r>
-      <w:r>
-        <w:rPr>
-          <w:lang w:val="ar_AE" w:bidi="ar_AE"/>
-        </w:rPr>
-      </w:r>
-    </w:p>
-    <w:p>
-      <w:pPr>
-        <w:bidi/>
-      </w:pPr>
-      <w:r>
-        <w:rPr>
-          <w:lang w:val="ar_AE" w:bidi="ar_AE"/>
-        </w:rPr>
-      </w:r>
-    </w:p>
-    <w:p>
-      <w:pPr>
-        <w:bidi/>
-      </w:pPr>
-      <w:r>
-        <w:rPr>
-          <w:lang w:val="ar_AE" w:bidi="ar_AE"/>
-        </w:rPr>
-      </w:r>
-      <w:r>
-        <w:rPr>
-          <w:vertAlign w:val="superscript"/>
+    </w:p>
+    <w:p>
+      <w:pPr>
+        <w:bidi/>
+      </w:pPr>
+      <w:r>
+        <w:rPr>
+          <w:rtl/>
+          <w:cs/>
+          <w:lang w:val="ar_AE" w:bidi="ar_AE"/>
+        </w:rPr>
+      </w:r>
+      <w:r>
+        <w:rPr>
+          <w:vertAlign w:val="superscript"/>
+          <w:rtl/>
+          <w:cs/>
           <w:lang w:val="ar_AE" w:bidi="ar_AE"/>
         </w:rPr>
         <w:t>8</w:t>
       </w:r>
       <w:r>
         <w:rPr>
+          <w:rtl/>
+          <w:cs/>
           <w:lang w:val="ar_AE" w:bidi="ar_AE"/>
         </w:rPr>
         <w:t xml:space="preserve"> فَإِنَّ مَنْ يَزْرَعُ لِجَسَدِهِ، فَمِنَ الْجَسَدِ يَحْصُدُ فَسَاداً. وَمَنْ يَزْرَعُ لِلرُّوحِ، فَمِنَ الرُّوحِ يَحْصُدُ حَيَاةً أَبَدِيَّةً. فَلا نَفْشَلْ فِي عَمَلِ الْخَيْرِ،</w:t>
       </w:r>
-      <w:r>
-        <w:rPr>
-          <w:lang w:val="ar_AE" w:bidi="ar_AE"/>
-        </w:rPr>
-      </w:r>
-      <w:r>
-        <w:rPr>
-          <w:lang w:val="ar_AE" w:bidi="ar_AE"/>
-        </w:rPr>
-      </w:r>
-    </w:p>
-    <w:p>
-      <w:pPr>
-        <w:bidi/>
-      </w:pPr>
-      <w:r>
-        <w:rPr>
-          <w:lang w:val="ar_AE" w:bidi="ar_AE"/>
-        </w:rPr>
-      </w:r>
-    </w:p>
-    <w:p>
-      <w:pPr>
-        <w:bidi/>
-      </w:pPr>
-      <w:r>
-        <w:rPr>
-          <w:lang w:val="ar_AE" w:bidi="ar_AE"/>
-        </w:rPr>
-      </w:r>
-      <w:r>
-        <w:rPr>
-          <w:vertAlign w:val="superscript"/>
+    </w:p>
+    <w:p>
+      <w:pPr>
+        <w:bidi/>
+      </w:pPr>
+      <w:r>
+        <w:rPr>
+          <w:rtl/>
+          <w:cs/>
+          <w:lang w:val="ar_AE" w:bidi="ar_AE"/>
+        </w:rPr>
+      </w:r>
+      <w:r>
+        <w:rPr>
+          <w:vertAlign w:val="superscript"/>
+          <w:rtl/>
+          <w:cs/>
           <w:lang w:val="ar_AE" w:bidi="ar_AE"/>
         </w:rPr>
         <w:t>9</w:t>
       </w:r>
       <w:r>
         <w:rPr>
+          <w:rtl/>
+          <w:cs/>
           <w:lang w:val="ar_AE" w:bidi="ar_AE"/>
         </w:rPr>
         <w:t xml:space="preserve"> لأَنَّنَا، مَتَى حَانَ الأَوَانُ، سَنَحْصُدُ، إِنْ كُنَّا لَا نَتَرَاخَى.</w:t>
       </w:r>
-      <w:r>
-        <w:rPr>
-          <w:lang w:val="ar_AE" w:bidi="ar_AE"/>
-        </w:rPr>
-      </w:r>
-      <w:r>
-        <w:rPr>
-          <w:lang w:val="ar_AE" w:bidi="ar_AE"/>
-        </w:rPr>
-      </w:r>
-    </w:p>
-    <w:p>
-      <w:pPr>
-        <w:bidi/>
-      </w:pPr>
-      <w:r>
-        <w:rPr>
-          <w:lang w:val="ar_AE" w:bidi="ar_AE"/>
-        </w:rPr>
-      </w:r>
-    </w:p>
-    <w:p>
-      <w:pPr>
-        <w:bidi/>
-      </w:pPr>
-      <w:r>
-        <w:rPr>
-          <w:lang w:val="ar_AE" w:bidi="ar_AE"/>
-        </w:rPr>
-      </w:r>
-      <w:r>
-        <w:rPr>
-          <w:vertAlign w:val="superscript"/>
+    </w:p>
+    <w:p>
+      <w:pPr>
+        <w:bidi/>
+      </w:pPr>
+      <w:r>
+        <w:rPr>
+          <w:rtl/>
+          <w:cs/>
+          <w:lang w:val="ar_AE" w:bidi="ar_AE"/>
+        </w:rPr>
+      </w:r>
+      <w:r>
+        <w:rPr>
+          <w:vertAlign w:val="superscript"/>
+          <w:rtl/>
+          <w:cs/>
           <w:lang w:val="ar_AE" w:bidi="ar_AE"/>
         </w:rPr>
         <w:t>10</w:t>
       </w:r>
       <w:r>
         <w:rPr>
+          <w:rtl/>
+          <w:cs/>
           <w:lang w:val="ar_AE" w:bidi="ar_AE"/>
         </w:rPr>
         <w:t xml:space="preserve"> فَمَادَامَتْ لَنَا الْفُرْصَةُ إِذَنْ، فَلْنَعْمَلِ الْخَيْرَ لِلْجَمِيعِ، وَخُصُوصاً لأَهْلِ الإِيمَانِ.</w:t>
       </w:r>
-      <w:r>
-        <w:rPr>
-          <w:lang w:val="ar_AE" w:bidi="ar_AE"/>
-        </w:rPr>
-      </w:r>
-      <w:r>
-        <w:rPr>
-          <w:lang w:val="ar_AE" w:bidi="ar_AE"/>
-        </w:rPr>
-      </w:r>
-    </w:p>
-    <w:p>
-      <w:pPr>
-        <w:bidi/>
-      </w:pPr>
-      <w:r>
-        <w:rPr>
-          <w:lang w:val="ar_AE" w:bidi="ar_AE"/>
-        </w:rPr>
-      </w:r>
-    </w:p>
-    <w:p>
-      <w:pPr>
-        <w:bidi/>
-      </w:pPr>
-      <w:r>
-        <w:rPr>
-          <w:lang w:val="ar_AE" w:bidi="ar_AE"/>
-        </w:rPr>
-      </w:r>
-      <w:r>
-        <w:rPr>
-          <w:vertAlign w:val="superscript"/>
+    </w:p>
+    <w:p>
+      <w:pPr>
+        <w:bidi/>
+      </w:pPr>
+      <w:r>
+        <w:rPr>
+          <w:rtl/>
+          <w:cs/>
+          <w:lang w:val="ar_AE" w:bidi="ar_AE"/>
+        </w:rPr>
+      </w:r>
+      <w:r>
+        <w:rPr>
+          <w:vertAlign w:val="superscript"/>
+          <w:rtl/>
+          <w:cs/>
           <w:lang w:val="ar_AE" w:bidi="ar_AE"/>
         </w:rPr>
         <w:t>11</w:t>
       </w:r>
       <w:r>
         <w:rPr>
+          <w:rtl/>
+          <w:cs/>
           <w:lang w:val="ar_AE" w:bidi="ar_AE"/>
         </w:rPr>
         <w:t xml:space="preserve"> انْظُرُوا بِأَيَّةِ حُرُوفٍ كَبِيرَةٍ قَدْ كَتَبْتُ إِلَيْكُمْ هُنَا بِيَدِي:</w:t>
       </w:r>
-      <w:r>
-        <w:rPr>
-          <w:lang w:val="ar_AE" w:bidi="ar_AE"/>
-        </w:rPr>
-      </w:r>
-      <w:r>
-        <w:rPr>
-          <w:lang w:val="ar_AE" w:bidi="ar_AE"/>
-        </w:rPr>
-      </w:r>
-    </w:p>
-    <w:p>
-      <w:pPr>
-        <w:bidi/>
-      </w:pPr>
-      <w:r>
-        <w:rPr>
-          <w:lang w:val="ar_AE" w:bidi="ar_AE"/>
-        </w:rPr>
-      </w:r>
-    </w:p>
-    <w:p>
-      <w:pPr>
-        <w:bidi/>
-      </w:pPr>
-      <w:r>
-        <w:rPr>
-          <w:lang w:val="ar_AE" w:bidi="ar_AE"/>
-        </w:rPr>
-      </w:r>
-      <w:r>
-        <w:rPr>
-          <w:vertAlign w:val="superscript"/>
+    </w:p>
+    <w:p>
+      <w:pPr>
+        <w:bidi/>
+      </w:pPr>
+      <w:r>
+        <w:rPr>
+          <w:rtl/>
+          <w:cs/>
+          <w:lang w:val="ar_AE" w:bidi="ar_AE"/>
+        </w:rPr>
+      </w:r>
+      <w:r>
+        <w:rPr>
+          <w:vertAlign w:val="superscript"/>
+          <w:rtl/>
+          <w:cs/>
           <w:lang w:val="ar_AE" w:bidi="ar_AE"/>
         </w:rPr>
         <w:t>12</w:t>
       </w:r>
       <w:r>
         <w:rPr>
+          <w:rtl/>
+          <w:cs/>
           <w:lang w:val="ar_AE" w:bidi="ar_AE"/>
         </w:rPr>
         <w:t xml:space="preserve"> إِنَّ الَّذِينَ يُرِيدُونَ أَنْ يَظْهَرُوا فِي الْجَسَدِ بِمَظْهَرٍ حَسَنٍ، أُولئِكَ يُرْغِمُونَكُمْ أَنْ تُخْتَنُوا، فَقَطْ لِئَلا يَلْقَوْا الاضْطِهَادَ بِسَبَبِ صَلِيبِ الْمَسِيحِ.</w:t>
       </w:r>
-      <w:r>
-        <w:rPr>
-          <w:lang w:val="ar_AE" w:bidi="ar_AE"/>
-        </w:rPr>
-      </w:r>
-      <w:r>
-        <w:rPr>
-          <w:lang w:val="ar_AE" w:bidi="ar_AE"/>
-        </w:rPr>
-      </w:r>
-    </w:p>
-    <w:p>
-      <w:pPr>
-        <w:bidi/>
-      </w:pPr>
-      <w:r>
-        <w:rPr>
-          <w:lang w:val="ar_AE" w:bidi="ar_AE"/>
-        </w:rPr>
-      </w:r>
-    </w:p>
-    <w:p>
-      <w:pPr>
-        <w:bidi/>
-      </w:pPr>
-      <w:r>
-        <w:rPr>
-          <w:lang w:val="ar_AE" w:bidi="ar_AE"/>
-        </w:rPr>
-      </w:r>
-      <w:r>
-        <w:rPr>
-          <w:vertAlign w:val="superscript"/>
+    </w:p>
+    <w:p>
+      <w:pPr>
+        <w:bidi/>
+      </w:pPr>
+      <w:r>
+        <w:rPr>
+          <w:rtl/>
+          <w:cs/>
+          <w:lang w:val="ar_AE" w:bidi="ar_AE"/>
+        </w:rPr>
+      </w:r>
+      <w:r>
+        <w:rPr>
+          <w:vertAlign w:val="superscript"/>
+          <w:rtl/>
+          <w:cs/>
           <w:lang w:val="ar_AE" w:bidi="ar_AE"/>
         </w:rPr>
         <w:t>13</w:t>
       </w:r>
       <w:r>
         <w:rPr>
+          <w:rtl/>
+          <w:cs/>
           <w:lang w:val="ar_AE" w:bidi="ar_AE"/>
         </w:rPr>
         <w:t xml:space="preserve"> فَحَتَّى أُولَئِكَ الَّذِينَ يُخْتَنُونَ، هُمْ أَنْفُسُهُمْ، لَا يَعْمَلُونَ بِالشَّرِيعَةِ، بَلْ يُرِيدُونَ لَكُمْ أَنْ تُخْتَنُوا لِيَفْتَخِرُوا بِجَسَدِكُمْ.</w:t>
       </w:r>
-      <w:r>
-        <w:rPr>
-          <w:lang w:val="ar_AE" w:bidi="ar_AE"/>
-        </w:rPr>
-      </w:r>
-      <w:r>
-        <w:rPr>
-          <w:lang w:val="ar_AE" w:bidi="ar_AE"/>
-        </w:rPr>
-      </w:r>
-    </w:p>
-    <w:p>
-      <w:pPr>
-        <w:bidi/>
-      </w:pPr>
-      <w:r>
-        <w:rPr>
-          <w:lang w:val="ar_AE" w:bidi="ar_AE"/>
-        </w:rPr>
-      </w:r>
-    </w:p>
-    <w:p>
-      <w:pPr>
-        <w:bidi/>
-      </w:pPr>
-      <w:r>
-        <w:rPr>
-          <w:lang w:val="ar_AE" w:bidi="ar_AE"/>
-        </w:rPr>
-      </w:r>
-      <w:r>
-        <w:rPr>
-          <w:vertAlign w:val="superscript"/>
+    </w:p>
+    <w:p>
+      <w:pPr>
+        <w:bidi/>
+      </w:pPr>
+      <w:r>
+        <w:rPr>
+          <w:rtl/>
+          <w:cs/>
+          <w:lang w:val="ar_AE" w:bidi="ar_AE"/>
+        </w:rPr>
+      </w:r>
+      <w:r>
+        <w:rPr>
+          <w:vertAlign w:val="superscript"/>
+          <w:rtl/>
+          <w:cs/>
           <w:lang w:val="ar_AE" w:bidi="ar_AE"/>
         </w:rPr>
         <w:t>14</w:t>
       </w:r>
       <w:r>
         <w:rPr>
+          <w:rtl/>
+          <w:cs/>
           <w:lang w:val="ar_AE" w:bidi="ar_AE"/>
         </w:rPr>
         <w:t xml:space="preserve"> أَمَّا أَنَا فَحَاشَا لِي أَنْ أَفْتَخِرَ إِلّا بِصَلِيبِ رَبِّنَا يَسُوعَ الْمَسِيحِ، الَّذِي بِهِ أَصْبَحَ الْعَالَمُ بِالنِّسْبَةِ لِي مَصْلُوباً، وَأَنَا أَصْبَحْتُ بِالنِّسْبَةِ لَهُ مَصْلُوباً.</w:t>
       </w:r>
-      <w:r>
-        <w:rPr>
-          <w:lang w:val="ar_AE" w:bidi="ar_AE"/>
-        </w:rPr>
-      </w:r>
-      <w:r>
-        <w:rPr>
-          <w:lang w:val="ar_AE" w:bidi="ar_AE"/>
-        </w:rPr>
-      </w:r>
-    </w:p>
-    <w:p>
-      <w:pPr>
-        <w:bidi/>
-      </w:pPr>
-      <w:r>
-        <w:rPr>
-          <w:lang w:val="ar_AE" w:bidi="ar_AE"/>
-        </w:rPr>
-      </w:r>
-    </w:p>
-    <w:p>
-      <w:pPr>
-        <w:bidi/>
-      </w:pPr>
-      <w:r>
-        <w:rPr>
-          <w:lang w:val="ar_AE" w:bidi="ar_AE"/>
-        </w:rPr>
-      </w:r>
-      <w:r>
-        <w:rPr>
-          <w:vertAlign w:val="superscript"/>
+    </w:p>
+    <w:p>
+      <w:pPr>
+        <w:bidi/>
+      </w:pPr>
+      <w:r>
+        <w:rPr>
+          <w:rtl/>
+          <w:cs/>
+          <w:lang w:val="ar_AE" w:bidi="ar_AE"/>
+        </w:rPr>
+      </w:r>
+      <w:r>
+        <w:rPr>
+          <w:vertAlign w:val="superscript"/>
+          <w:rtl/>
+          <w:cs/>
           <w:lang w:val="ar_AE" w:bidi="ar_AE"/>
         </w:rPr>
         <w:t>15</w:t>
       </w:r>
       <w:r>
         <w:rPr>
+          <w:rtl/>
+          <w:cs/>
           <w:lang w:val="ar_AE" w:bidi="ar_AE"/>
         </w:rPr>
         <w:t xml:space="preserve"> فَلَيْسَ الْخِتَانُ بِشَيْءٍ، وَلا عَدَمُ الْخِتَانِ بِشَيْءٍ، وَإِنَّمَا (الْمُهِمُّ أَنْ يَصِيرَ الإِنْسَانُ) خَلِيقَةً جَدِيدَةً.</w:t>
       </w:r>
-      <w:r>
-        <w:rPr>
-          <w:lang w:val="ar_AE" w:bidi="ar_AE"/>
-        </w:rPr>
-      </w:r>
-      <w:r>
-        <w:rPr>
-          <w:lang w:val="ar_AE" w:bidi="ar_AE"/>
-        </w:rPr>
-      </w:r>
-    </w:p>
-    <w:p>
-      <w:pPr>
-        <w:bidi/>
-      </w:pPr>
-      <w:r>
-        <w:rPr>
-          <w:lang w:val="ar_AE" w:bidi="ar_AE"/>
-        </w:rPr>
-      </w:r>
-    </w:p>
-    <w:p>
-      <w:pPr>
-        <w:bidi/>
-      </w:pPr>
-      <w:r>
-        <w:rPr>
-          <w:lang w:val="ar_AE" w:bidi="ar_AE"/>
-        </w:rPr>
-      </w:r>
-      <w:r>
-        <w:rPr>
-          <w:vertAlign w:val="superscript"/>
+    </w:p>
+    <w:p>
+      <w:pPr>
+        <w:bidi/>
+      </w:pPr>
+      <w:r>
+        <w:rPr>
+          <w:rtl/>
+          <w:cs/>
+          <w:lang w:val="ar_AE" w:bidi="ar_AE"/>
+        </w:rPr>
+      </w:r>
+      <w:r>
+        <w:rPr>
+          <w:vertAlign w:val="superscript"/>
+          <w:rtl/>
+          <w:cs/>
           <w:lang w:val="ar_AE" w:bidi="ar_AE"/>
         </w:rPr>
         <w:t>16</w:t>
       </w:r>
       <w:r>
         <w:rPr>
+          <w:rtl/>
+          <w:cs/>
           <w:lang w:val="ar_AE" w:bidi="ar_AE"/>
         </w:rPr>
         <w:t xml:space="preserve"> فَالسَّلامُ وَالرَّحْمَةُ عَلَى جَمِيعِ السَّالِكِينَ وَفْقاً لِهَذَا الْمَبْدَأ، وَعَلَى إِسْرَائِيلَ اللهِ.</w:t>
       </w:r>
-      <w:r>
-        <w:rPr>
-          <w:lang w:val="ar_AE" w:bidi="ar_AE"/>
-        </w:rPr>
-      </w:r>
-      <w:r>
-        <w:rPr>
-          <w:lang w:val="ar_AE" w:bidi="ar_AE"/>
-        </w:rPr>
-      </w:r>
-    </w:p>
-    <w:p>
-      <w:pPr>
-        <w:bidi/>
-      </w:pPr>
-      <w:r>
-        <w:rPr>
-          <w:lang w:val="ar_AE" w:bidi="ar_AE"/>
-        </w:rPr>
-      </w:r>
-    </w:p>
-    <w:p>
-      <w:pPr>
-        <w:bidi/>
-      </w:pPr>
-      <w:r>
-        <w:rPr>
-          <w:lang w:val="ar_AE" w:bidi="ar_AE"/>
-        </w:rPr>
-      </w:r>
-      <w:r>
-        <w:rPr>
-          <w:vertAlign w:val="superscript"/>
+    </w:p>
+    <w:p>
+      <w:pPr>
+        <w:bidi/>
+      </w:pPr>
+      <w:r>
+        <w:rPr>
+          <w:rtl/>
+          <w:cs/>
+          <w:lang w:val="ar_AE" w:bidi="ar_AE"/>
+        </w:rPr>
+      </w:r>
+      <w:r>
+        <w:rPr>
+          <w:vertAlign w:val="superscript"/>
+          <w:rtl/>
+          <w:cs/>
           <w:lang w:val="ar_AE" w:bidi="ar_AE"/>
         </w:rPr>
         <w:t>17</w:t>
       </w:r>
       <w:r>
         <w:rPr>
+          <w:rtl/>
+          <w:cs/>
           <w:lang w:val="ar_AE" w:bidi="ar_AE"/>
         </w:rPr>
         <w:t xml:space="preserve"> لَا يُسَبِّبْ لِي أَحَدٌ الْمَتَاعِبَ فِيمَا بَعْدُ، فَإِنِّي أَحْمِلُ فِي جَسَدِي سِمَاتِ الرَّبِّ يَسُوعَ.</w:t>
       </w:r>
-      <w:r>
-        <w:rPr>
-          <w:lang w:val="ar_AE" w:bidi="ar_AE"/>
-        </w:rPr>
-      </w:r>
-      <w:r>
-        <w:rPr>
-          <w:lang w:val="ar_AE" w:bidi="ar_AE"/>
-        </w:rPr>
-      </w:r>
-    </w:p>
-    <w:p>
-      <w:pPr>
-        <w:bidi/>
-      </w:pPr>
-      <w:r>
-        <w:rPr>
-          <w:lang w:val="ar_AE" w:bidi="ar_AE"/>
-        </w:rPr>
-      </w:r>
-    </w:p>
-    <w:p>
-      <w:pPr>
-        <w:bidi/>
-      </w:pPr>
-      <w:r>
-        <w:rPr>
-          <w:lang w:val="ar_AE" w:bidi="ar_AE"/>
-        </w:rPr>
-      </w:r>
-      <w:r>
-        <w:rPr>
-          <w:vertAlign w:val="superscript"/>
+    </w:p>
+    <w:p>
+      <w:pPr>
+        <w:bidi/>
+      </w:pPr>
+      <w:r>
+        <w:rPr>
+          <w:rtl/>
+          <w:cs/>
+          <w:lang w:val="ar_AE" w:bidi="ar_AE"/>
+        </w:rPr>
+      </w:r>
+      <w:r>
+        <w:rPr>
+          <w:vertAlign w:val="superscript"/>
+          <w:rtl/>
+          <w:cs/>
           <w:lang w:val="ar_AE" w:bidi="ar_AE"/>
         </w:rPr>
         <w:t>18</w:t>
       </w:r>
       <w:r>
         <w:rPr>
+          <w:rtl/>
+          <w:cs/>
           <w:lang w:val="ar_AE" w:bidi="ar_AE"/>
         </w:rPr>
         <w:t xml:space="preserve"> لِتَكُنْ مَعَ رُوحِكُمْ، أَيُّهَا الإِخْوَةُ، نِعْمَةُ رَبِّنَا يَسُوعَ الْمَسِيحِ. آمِين!</w:t>
-      </w:r>
-      <w:r>
-        <w:rPr>
-          <w:lang w:val="ar_AE" w:bidi="ar_AE"/>
-        </w:rPr>
-      </w:r>
-      <w:r>
-        <w:rPr>
-          <w:lang w:val="ar_AE" w:bidi="ar_AE"/>
-        </w:rPr>
       </w:r>
     </w:p>
     <w:sectPr>
